--- a/article/ppv_submission_article.docx
+++ b/article/ppv_submission_article.docx
@@ -14,7 +14,7 @@
         <w:t xml:space="preserve">УДК 061.3:001.32(470:540)</w:t>
       </w:r>
     </w:p>
-    <w:bookmarkStart w:id="20" w:name="X5c8f8910da7320809f983eee1232ca7ab9fd338"/>
+    <w:bookmarkStart w:id="21" w:name="X5c8f8910da7320809f983eee1232ca7ab9fd338"/>
     <w:p>
       <w:pPr>
         <w:pStyle w:val="Heading1"/>
@@ -239,6 +239,51 @@
           <w:rFonts w:ascii="Times New Roman" w:hAnsi="Times New Roman"/>
           <w:sz w:val="28"/>
         </w:rPr>
+        <w:t xml:space="preserve">У этой постановки есть важное преимущество. Конференционная программа является не частным свидетельством и не мемуарной реконструкцией, а регулярным публичным документом, где сообщество само показывает, кого оно называет участником, какие темы считает уместными и как описывает институциональную принадлежность докладчика. Программа не раскрывает всего механизма отбора, но фиксирует результат отбора в стандартизированной форме. Поэтому она особенно удобна для исследования не</w:t>
+      </w:r>
+      <w:r>
+        <w:rPr>
+          <w:rFonts w:ascii="Times New Roman" w:hAnsi="Times New Roman"/>
+          <w:sz w:val="28"/>
+        </w:rPr>
+        <w:t xml:space="preserve"> </w:t>
+      </w:r>
+      <w:r>
+        <w:rPr>
+          <w:rFonts w:ascii="Times New Roman" w:hAnsi="Times New Roman"/>
+          <w:sz w:val="28"/>
+        </w:rPr>
+        <w:t xml:space="preserve">“всей индологии”</w:t>
+      </w:r>
+      <w:r>
+        <w:rPr>
+          <w:rFonts w:ascii="Times New Roman" w:hAnsi="Times New Roman"/>
+          <w:sz w:val="28"/>
+        </w:rPr>
+        <w:t xml:space="preserve">, а той ее части, которая становится видимой в публичном конференционном расписании.</w:t>
+      </w:r>
+    </w:p>
+    <w:p>
+      <w:pPr>
+        <w:pStyle w:val="BodyText"/>
+      </w:pPr>
+      <w:r>
+        <w:rPr>
+          <w:rFonts w:ascii="Times New Roman" w:hAnsi="Times New Roman"/>
+          <w:sz w:val="28"/>
+        </w:rPr>
+        <w:t xml:space="preserve">Сравнение именно Зографских и Рериховских чтений методически продуктивно потому, что эти площадки похожи по жанру, но различаются по месту, институциональному окружению и исторической памяти. Обе серии долгосрочны, обе связаны с крупными востоковедными центрами, обе сохраняют открытый формат научных чтений, но в публичной программе они создают разные картины дисциплины. Зографские чтения показывают более широкий и менее институционально маркированный круг участников; Рериховские чтения выглядят компактнее и чаще привязаны к институциональным аффилиациям. Вопрос состоит в том, является ли это впечатление только эффектом источника или за ним стоит устойчивая социальная и тематическая структура.</w:t>
+      </w:r>
+    </w:p>
+    <w:p>
+      <w:pPr>
+        <w:pStyle w:val="BodyText"/>
+      </w:pPr>
+      <w:r>
+        <w:rPr>
+          <w:rFonts w:ascii="Times New Roman" w:hAnsi="Times New Roman"/>
+          <w:sz w:val="28"/>
+        </w:rPr>
         <w:t xml:space="preserve">Такой источник одновременно удобен и ограничен. Он позволяет видеть доклады, годы участия, составы секций, город или учреждение автора, но не фиксирует заявки, отказы, устные обсуждения и реальные биографические траектории за пределами программы. Отсюда главный методический вопрос: что именно можно утверждать на основе программ двух чтений, не превращая источник в свидетельство того, чего в нем нет?</w:t>
       </w:r>
     </w:p>
@@ -252,6 +297,67 @@
           <w:sz w:val="28"/>
         </w:rPr>
         <w:t xml:space="preserve">В статье проверяются три группы гипотез. Первая касается социальной структуры: являются ли две площадки частями единого поля или двумя относительно обособленными конференционными средами. Вторая касается тематического профиля: различаются ли чтения по дисциплинам и историческим периодам. Третья касается жанра доклада: преобладают ли в корпусе широкие синтетические обобщения или микрокейсы, построенные вокруг отдельного текста, автора, термина или источника.</w:t>
+      </w:r>
+    </w:p>
+    <w:p>
+      <w:pPr>
+        <w:pStyle w:val="BodyText"/>
+      </w:pPr>
+      <w:r>
+        <w:rPr>
+          <w:rFonts w:ascii="Times New Roman" w:hAnsi="Times New Roman"/>
+          <w:sz w:val="28"/>
+        </w:rPr>
+        <w:t xml:space="preserve">Слово</w:t>
+      </w:r>
+      <w:r>
+        <w:rPr>
+          <w:rFonts w:ascii="Times New Roman" w:hAnsi="Times New Roman"/>
+          <w:sz w:val="28"/>
+        </w:rPr>
+        <w:t xml:space="preserve"> </w:t>
+      </w:r>
+      <w:r>
+        <w:rPr>
+          <w:rFonts w:ascii="Times New Roman" w:hAnsi="Times New Roman"/>
+          <w:sz w:val="28"/>
+        </w:rPr>
+        <w:t xml:space="preserve">“закрытость”</w:t>
+      </w:r>
+      <w:r>
+        <w:rPr>
+          <w:rFonts w:ascii="Times New Roman" w:hAnsi="Times New Roman"/>
+          <w:sz w:val="28"/>
+        </w:rPr>
+        <w:t xml:space="preserve"> </w:t>
+      </w:r>
+      <w:r>
+        <w:rPr>
+          <w:rFonts w:ascii="Times New Roman" w:hAnsi="Times New Roman"/>
+          <w:sz w:val="28"/>
+        </w:rPr>
+        <w:t xml:space="preserve">в статье используется осторожно. Конференционная программа не позволяет доказать существование скрытого фильтра, потому что не содержит списка отклоненных заявок. Зато она позволяет измерить наблюдаемую структуру состава: сколько участников возвращается, насколько велико ядро, какова доля разовых докладчиков, пересекаются ли две площадки сильнее или слабее случайного ожидания. Поэтому речь идет не о психологической или административной</w:t>
+      </w:r>
+      <w:r>
+        <w:rPr>
+          <w:rFonts w:ascii="Times New Roman" w:hAnsi="Times New Roman"/>
+          <w:sz w:val="28"/>
+        </w:rPr>
+        <w:t xml:space="preserve"> </w:t>
+      </w:r>
+      <w:r>
+        <w:rPr>
+          <w:rFonts w:ascii="Times New Roman" w:hAnsi="Times New Roman"/>
+          <w:sz w:val="28"/>
+        </w:rPr>
+        <w:t xml:space="preserve">“закрытости”</w:t>
+      </w:r>
+      <w:r>
+        <w:rPr>
+          <w:rFonts w:ascii="Times New Roman" w:hAnsi="Times New Roman"/>
+          <w:sz w:val="28"/>
+        </w:rPr>
+        <w:t xml:space="preserve">, а о публично наблюдаемой компактности, воспроизводимости и межплощадочной проницаемости.</w:t>
       </w:r>
     </w:p>
     <w:bookmarkEnd w:id="11"/>
@@ -289,6 +395,39 @@
           <w:rFonts w:ascii="Times New Roman" w:hAnsi="Times New Roman"/>
           <w:sz w:val="28"/>
         </w:rPr>
+        <w:t xml:space="preserve">Единицей учета в разных частях статьи служат разные объекты. Когда обсуждается тематическая карта, используется доклад: один заголовок получает одну тематическую разметку. Когда обсуждается возвращаемость и активность ученых, используется авторское участие: один и тот же доклад с двумя авторами дает две связи</w:t>
+      </w:r>
+      <w:r>
+        <w:rPr>
+          <w:rFonts w:ascii="Times New Roman" w:hAnsi="Times New Roman"/>
+          <w:sz w:val="28"/>
+        </w:rPr>
+        <w:t xml:space="preserve"> </w:t>
+      </w:r>
+      <w:r>
+        <w:rPr>
+          <w:rFonts w:ascii="Times New Roman" w:hAnsi="Times New Roman"/>
+          <w:sz w:val="28"/>
+        </w:rPr>
+        <w:t xml:space="preserve">“ученый - доклад”</w:t>
+      </w:r>
+      <w:r>
+        <w:rPr>
+          <w:rFonts w:ascii="Times New Roman" w:hAnsi="Times New Roman"/>
+          <w:sz w:val="28"/>
+        </w:rPr>
+        <w:t xml:space="preserve">. Когда обсуждается масштаб площадки, отдельно учитываются события, потому что часть лет известна как событийная запись без извлеченного полного списка докладов. Это разведение единиц учета необходимо, чтобы не смешивать историю программ, биографическую активность участников и тематическое содержание докладов.</w:t>
+      </w:r>
+    </w:p>
+    <w:p>
+      <w:pPr>
+        <w:pStyle w:val="BodyText"/>
+      </w:pPr>
+      <w:r>
+        <w:rPr>
+          <w:rFonts w:ascii="Times New Roman" w:hAnsi="Times New Roman"/>
+          <w:sz w:val="28"/>
+        </w:rPr>
         <w:t xml:space="preserve">Программа XLVII Зографских чтений 2026 г. включена как предварительная публикация: 58 заявленных докладов и 60 участников. Все показатели возвращаемости и удержания интерпретируются с учетом правого цензурирования: участники 2026 г. еще не имели возможности вернуться в последующие годы.</w:t>
       </w:r>
     </w:p>
@@ -313,7 +452,71 @@
           <w:rFonts w:ascii="Times New Roman" w:hAnsi="Times New Roman"/>
           <w:sz w:val="28"/>
         </w:rPr>
+        <w:t xml:space="preserve">Тематическая разметка не претендует на окончательную классификацию индологических знаний. Она является инструментальной сеткой, позволяющей сравнивать две программы на одном языке. В спорных случаях предпочтение отдавалось тому признаку, который явно выражен в заголовке, а не предполагаемой специализации автора. Это особенно важно для междисциплинарных докладов: один и тот же заголовок может интересовать историка религии, филолога и историка науки, но для количественного сравнения он должен получить один основной код. Поэтому все выводы ниже относятся к распределению публичных заголовков, а не к полному интеллектуальному профилю автора.</w:t>
+      </w:r>
+    </w:p>
+    <w:p>
+      <w:pPr>
+        <w:pStyle w:val="BodyText"/>
+      </w:pPr>
+      <w:r>
+        <w:rPr>
+          <w:rFonts w:ascii="Times New Roman" w:hAnsi="Times New Roman"/>
+          <w:sz w:val="28"/>
+        </w:rPr>
         <w:t xml:space="preserve">Для оценки пересечения площадок используется перестановочная нулевая модель с сохранением индивидуальной активности: каждое авторское участие сохраняет связь с конкретным ученым, но метка площадки случайно перераспределяется при сохранении общего объема Зографских и Рериховских чтений. Метрики концентрации и удержания трактуются описательно; для долей используются точный критерий Фишера и бутстреп-доверительные интервалы там, где это необходимо (Fisher 1925; Efron 1979). Индекс Джини применяется как мера неравномерности распределения докладов между участниками (Gini 1912). Просопографический подход понимается в широком смысле как количественная реконструкция группы по повторяющимся биографическим и событийным признакам (Stone 1971); цифровая публикация данных продолжает практику воспроизводимых гуманитарных корпусов (Schreibman et al. 2004).</w:t>
+      </w:r>
+    </w:p>
+    <w:p>
+      <w:pPr>
+        <w:pStyle w:val="BodyText"/>
+      </w:pPr>
+      <w:r>
+        <w:rPr>
+          <w:rFonts w:ascii="Times New Roman" w:hAnsi="Times New Roman"/>
+          <w:sz w:val="28"/>
+        </w:rPr>
+        <w:t xml:space="preserve">Нулевая модель нужна потому, что простая доля пересечения может вводить в заблуждение. Если один ученый выступил двадцать раз, а другой один раз, то вероятность случайно увидеть первого на обеих площадках выше. Поэтому модель сохраняет индивидуальную активность каждого участника и общий объем каждой площадки, меняя только распределение площадочных меток. Тем самым она отвечает на узкий вопрос: сколько общих участников ожидалось бы, если бы активные и редкие докладчики не имели площадочных предпочтений. Сравнение с этой моделью дает не абсолютную меру</w:t>
+      </w:r>
+      <w:r>
+        <w:rPr>
+          <w:rFonts w:ascii="Times New Roman" w:hAnsi="Times New Roman"/>
+          <w:sz w:val="28"/>
+        </w:rPr>
+        <w:t xml:space="preserve"> </w:t>
+      </w:r>
+      <w:r>
+        <w:rPr>
+          <w:rFonts w:ascii="Times New Roman" w:hAnsi="Times New Roman"/>
+          <w:sz w:val="28"/>
+        </w:rPr>
+        <w:t xml:space="preserve">“единства”</w:t>
+      </w:r>
+      <w:r>
+        <w:rPr>
+          <w:rFonts w:ascii="Times New Roman" w:hAnsi="Times New Roman"/>
+          <w:sz w:val="28"/>
+        </w:rPr>
+        <w:t xml:space="preserve"> </w:t>
+      </w:r>
+      <w:r>
+        <w:rPr>
+          <w:rFonts w:ascii="Times New Roman" w:hAnsi="Times New Roman"/>
+          <w:sz w:val="28"/>
+        </w:rPr>
+        <w:t xml:space="preserve">дисциплины, а меру отклонения от случайной проницаемости при той же активности.</w:t>
+      </w:r>
+    </w:p>
+    <w:p>
+      <w:pPr>
+        <w:pStyle w:val="BodyText"/>
+      </w:pPr>
+      <w:r>
+        <w:rPr>
+          <w:rFonts w:ascii="Times New Roman" w:hAnsi="Times New Roman"/>
+          <w:sz w:val="28"/>
+        </w:rPr>
+        <w:t xml:space="preserve">Все численные результаты воспроизводимы из локальной базы и опубликованных таблиц разметки. Для подачной версии в текст включены только агрегаты, необходимые для аргумента; полные списки участников, докладов, кодов L1/L2 и G1-G3 вынесены в цифровое приложение и рабочий репозиторий. Это решение связано не с второстепенностью данных, а с журнальным ограничением объема: полные приложения превращают статью в публикацию корпуса, тогда как здесь задача состоит в аналитическом изложении основных результатов.</w:t>
       </w:r>
     </w:p>
     <w:bookmarkEnd w:id="12"/>
@@ -899,6 +1102,86 @@
           <w:rFonts w:ascii="Times New Roman" w:hAnsi="Times New Roman"/>
           <w:sz w:val="28"/>
         </w:rPr>
+        <w:t xml:space="preserve">Правое цензурирование 2026 г. не меняет этот вывод, но делает его осторожнее. Если отсечь предварительную программу Зографских чтений 2026 г. и считать только состоявшиеся события по 2025 г., Зографские чтения дают 148 ученых, 482 доклада и 484 авторских участия. Доля ядра тогда составляет 25.7%, доля разовых участников - 39.9%, удержание дебютантов - 60.1%, индекс Джини - 0.444. Иными словами, включение 2026 г. усиливает впечатление более широкого и менее закрепленного состава Зографа, но не создает его заново. Это важно, потому что предварительные программы почти всегда содержат авторов, о последующей возвращаемости которых еще ничего неизвестно.</w:t>
+      </w:r>
+    </w:p>
+    <w:p>
+      <w:pPr>
+        <w:pStyle w:val="BodyText"/>
+      </w:pPr>
+      <w:r>
+        <w:rPr>
+          <w:rFonts w:ascii="Times New Roman" w:hAnsi="Times New Roman"/>
+          <w:sz w:val="28"/>
+        </w:rPr>
+        <w:t xml:space="preserve">Разница между</w:t>
+      </w:r>
+      <w:r>
+        <w:rPr>
+          <w:rFonts w:ascii="Times New Roman" w:hAnsi="Times New Roman"/>
+          <w:sz w:val="28"/>
+        </w:rPr>
+        <w:t xml:space="preserve"> </w:t>
+      </w:r>
+      <w:r>
+        <w:rPr>
+          <w:rFonts w:ascii="Times New Roman" w:hAnsi="Times New Roman"/>
+          <w:sz w:val="28"/>
+        </w:rPr>
+        <w:t xml:space="preserve">“меньшей площадкой”</w:t>
+      </w:r>
+      <w:r>
+        <w:rPr>
+          <w:rFonts w:ascii="Times New Roman" w:hAnsi="Times New Roman"/>
+          <w:sz w:val="28"/>
+        </w:rPr>
+        <w:t xml:space="preserve"> </w:t>
+      </w:r>
+      <w:r>
+        <w:rPr>
+          <w:rFonts w:ascii="Times New Roman" w:hAnsi="Times New Roman"/>
+          <w:sz w:val="28"/>
+        </w:rPr>
+        <w:t xml:space="preserve">и</w:t>
+      </w:r>
+      <w:r>
+        <w:rPr>
+          <w:rFonts w:ascii="Times New Roman" w:hAnsi="Times New Roman"/>
+          <w:sz w:val="28"/>
+        </w:rPr>
+        <w:t xml:space="preserve"> </w:t>
+      </w:r>
+      <w:r>
+        <w:rPr>
+          <w:rFonts w:ascii="Times New Roman" w:hAnsi="Times New Roman"/>
+          <w:sz w:val="28"/>
+        </w:rPr>
+        <w:t xml:space="preserve">“более закрытой площадкой”</w:t>
+      </w:r>
+      <w:r>
+        <w:rPr>
+          <w:rFonts w:ascii="Times New Roman" w:hAnsi="Times New Roman"/>
+          <w:sz w:val="28"/>
+        </w:rPr>
+        <w:t xml:space="preserve"> </w:t>
+      </w:r>
+      <w:r>
+        <w:rPr>
+          <w:rFonts w:ascii="Times New Roman" w:hAnsi="Times New Roman"/>
+          <w:sz w:val="28"/>
+        </w:rPr>
+        <w:t xml:space="preserve">здесь принципиальна. Рериховские чтения могут иметь более высокий процент ядра просто потому, что их общий круг уже. При малом числе участников каждый регулярно возвращающийся автор сильнее влияет на долю ядра. Поэтому статья не утверждает, что Рериховские чтения имеют доказанный скрытый фильтр. Надежнее говорить о другой конфигурации публичной устойчивости: в Москве видна компактная среда с более высоким удельным весом повторных участников, а в Петербурге - более широкая среда, где рядом с ядром постоянно возникает значительный слой разовых входов.</w:t>
+      </w:r>
+    </w:p>
+    <w:p>
+      <w:pPr>
+        <w:pStyle w:val="BodyText"/>
+      </w:pPr>
+      <w:r>
+        <w:rPr>
+          <w:rFonts w:ascii="Times New Roman" w:hAnsi="Times New Roman"/>
+          <w:sz w:val="28"/>
+        </w:rPr>
         <w:t xml:space="preserve">Самый неожиданный результат связан не с плотностью ядра, а с пересечением площадок. Из 220 ученых только 38, или 17.3%, выступали и на Зографских, и на Рериховских чтениях. Само по себе это число могло бы казаться значительным. Но перестановочная модель показывает обратное: при случайном распределении той же индивидуальной активности между двумя площадками ожидалось бы около 104 общих участников (среднее 103.6, стандартное отклонение 3.5). Наблюдаемое значение более чем на 18 стандартных отклонений ниже ожидания. Это значит, что две конференционные среды связаны заметно слабее, чем предсказывает простая модель активности.</w:t>
       </w:r>
     </w:p>
@@ -911,7 +1194,80 @@
           <w:rFonts w:ascii="Times New Roman" w:hAnsi="Times New Roman"/>
           <w:sz w:val="28"/>
         </w:rPr>
+        <w:t xml:space="preserve">Именно поэтому пересечение в 38 человек не следует романтизировать как</w:t>
+      </w:r>
+      <w:r>
+        <w:rPr>
+          <w:rFonts w:ascii="Times New Roman" w:hAnsi="Times New Roman"/>
+          <w:sz w:val="28"/>
+        </w:rPr>
+        <w:t xml:space="preserve"> </w:t>
+      </w:r>
+      <w:r>
+        <w:rPr>
+          <w:rFonts w:ascii="Times New Roman" w:hAnsi="Times New Roman"/>
+          <w:sz w:val="28"/>
+        </w:rPr>
+        <w:t xml:space="preserve">“общее ядро российской индологии”</w:t>
+      </w:r>
+      <w:r>
+        <w:rPr>
+          <w:rFonts w:ascii="Times New Roman" w:hAnsi="Times New Roman"/>
+          <w:sz w:val="28"/>
+        </w:rPr>
+        <w:t xml:space="preserve">. Оно скорее показывает, насколько мал слой ученых, которые регулярно или хотя бы эпизодически переводят свои темы между двумя публичными площадками. В абсолютном выражении этот слой достаточно велик, чтобы удерживать коммуникацию между Москвой и Петербургом; в сравнении с нулевой моделью он чрезвычайно мал. На этом напряжении и строится главный вывод: поле не распадается полностью, но его публичная конференционная проницаемость существенно ниже, чем можно было бы ожидать по одной только активности участников.</w:t>
+      </w:r>
+    </w:p>
+    <w:p>
+      <w:pPr>
+        <w:pStyle w:val="BodyText"/>
+      </w:pPr>
+      <w:r>
+        <w:rPr>
+          <w:rFonts w:ascii="Times New Roman" w:hAnsi="Times New Roman"/>
+          <w:sz w:val="28"/>
+        </w:rPr>
         <w:t xml:space="preserve">Этот результат меняет смысл перекрестной когорты. 38 общих участника - не доказательство единства двух площадок, а, напротив, небольшой мостовой слой между двумя частично изолированными средами. Их роль важна именно потому, что переход между площадками редок. По сессионному графу наиболее заметные посредники соединяют не только города, но и тематические блоки программ; однако даже они чаще переносят собственные устойчивые специализации, чем выступают как универсальные синтетики.</w:t>
+      </w:r>
+    </w:p>
+    <w:p>
+      <w:pPr>
+        <w:pStyle w:val="BodyText"/>
+      </w:pPr>
+      <w:r>
+        <w:rPr>
+          <w:rFonts w:ascii="Times New Roman" w:hAnsi="Times New Roman"/>
+          <w:sz w:val="28"/>
+        </w:rPr>
+        <w:t xml:space="preserve">Мостовая роль, следовательно, имеет не только социальный, но и жанровый характер. Перекрестный участник не обязательно является автором наиболее общих докладов или представителем</w:t>
+      </w:r>
+      <w:r>
+        <w:rPr>
+          <w:rFonts w:ascii="Times New Roman" w:hAnsi="Times New Roman"/>
+          <w:sz w:val="28"/>
+        </w:rPr>
+        <w:t xml:space="preserve"> </w:t>
+      </w:r>
+      <w:r>
+        <w:rPr>
+          <w:rFonts w:ascii="Times New Roman" w:hAnsi="Times New Roman"/>
+          <w:sz w:val="28"/>
+        </w:rPr>
+        <w:t xml:space="preserve">“средней”</w:t>
+      </w:r>
+      <w:r>
+        <w:rPr>
+          <w:rFonts w:ascii="Times New Roman" w:hAnsi="Times New Roman"/>
+          <w:sz w:val="28"/>
+        </w:rPr>
+        <w:t xml:space="preserve"> </w:t>
+      </w:r>
+      <w:r>
+        <w:rPr>
+          <w:rFonts w:ascii="Times New Roman" w:hAnsi="Times New Roman"/>
+          <w:sz w:val="28"/>
+        </w:rPr>
+        <w:t xml:space="preserve">позиции между двумя программами. Напротив, данные показывают, что многие такие участники сохраняют собственный тематический профиль и переносят его из одной среды в другую. Это делает их посредниками не потому, что они говорят обо всем, а потому, что их частная специализация оказывается приемлемой и узнаваемой в обоих контекстах.</w:t>
       </w:r>
     </w:p>
     <w:bookmarkEnd w:id="13"/>
@@ -949,7 +1305,1039 @@
           <w:rFonts w:ascii="Times New Roman" w:hAnsi="Times New Roman"/>
           <w:sz w:val="28"/>
         </w:rPr>
+        <w:t xml:space="preserve">В абсолютных числах обе площадки имеют общий индологический фундамент: религия, литература, философия, филология и история дают основную массу докладов. Но их пропорции различны. На Зографских чтениях философия почти равна литературе и религии: 117 философских докладов из 540 (21.7%), 119 литературных (22.0%) и 113 религиоведческих (20.9%). На Рериховских чтениях религиоведение занимает первое место: 90 докладов из 355 (25.4%), далее идут литература (19.2%) и история (15.8%). Искусство и археология также заметнее на Рериховских чтениях: 9.6% против 4.6% на Зографе.</w:t>
+      </w:r>
+    </w:p>
+    <w:tbl>
+      <w:tblPr>
+        <w:tblStyle w:val="Table"/>
+        <w:tblW w:type="auto" w:w="0"/>
+        <w:tblLook w:firstRow="1" w:lastRow="0" w:firstColumn="0" w:lastColumn="0" w:noHBand="0" w:noVBand="0" w:val="0020"/>
+      </w:tblPr>
+      <w:tblGrid>
+        <w:gridCol w:w="2640"/>
+        <w:gridCol w:w="2640"/>
+        <w:gridCol w:w="2640"/>
+      </w:tblGrid>
+      <w:tr>
+        <w:trPr>
+          <w:tblHeader w:val="on"/>
+        </w:trPr>
+        <w:tc>
+          <w:tcPr/>
+          <w:p>
+            <w:pPr>
+              <w:pStyle w:val="Compact"/>
+            </w:pPr>
+            <w:r>
+              <w:rPr>
+                <w:rFonts w:ascii="Times New Roman" w:hAnsi="Times New Roman"/>
+                <w:sz w:val="28"/>
+              </w:rPr>
+              <w:t xml:space="preserve">Дисциплина L1</w:t>
+            </w:r>
+          </w:p>
+        </w:tc>
+        <w:tc>
+          <w:tcPr/>
+          <w:p>
+            <w:pPr>
+              <w:pStyle w:val="Compact"/>
+              <w:jc w:val="right"/>
+            </w:pPr>
+            <w:r>
+              <w:rPr>
+                <w:rFonts w:ascii="Times New Roman" w:hAnsi="Times New Roman"/>
+                <w:sz w:val="28"/>
+              </w:rPr>
+              <w:t xml:space="preserve">Зограф, n (%)</w:t>
+            </w:r>
+          </w:p>
+        </w:tc>
+        <w:tc>
+          <w:tcPr/>
+          <w:p>
+            <w:pPr>
+              <w:pStyle w:val="Compact"/>
+              <w:jc w:val="right"/>
+            </w:pPr>
+            <w:r>
+              <w:rPr>
+                <w:rFonts w:ascii="Times New Roman" w:hAnsi="Times New Roman"/>
+                <w:sz w:val="28"/>
+              </w:rPr>
+              <w:t xml:space="preserve">Рерих, n (%)</w:t>
+            </w:r>
+          </w:p>
+        </w:tc>
+      </w:tr>
+      <w:tr>
+        <w:tc>
+          <w:tcPr/>
+          <w:p>
+            <w:pPr>
+              <w:pStyle w:val="Compact"/>
+            </w:pPr>
+            <w:r>
+              <w:rPr>
+                <w:rFonts w:ascii="Times New Roman" w:hAnsi="Times New Roman"/>
+                <w:sz w:val="28"/>
+              </w:rPr>
+              <w:t xml:space="preserve">Религиоведение</w:t>
+            </w:r>
+          </w:p>
+        </w:tc>
+        <w:tc>
+          <w:tcPr/>
+          <w:p>
+            <w:pPr>
+              <w:pStyle w:val="Compact"/>
+              <w:jc w:val="right"/>
+            </w:pPr>
+            <w:r>
+              <w:rPr>
+                <w:rFonts w:ascii="Times New Roman" w:hAnsi="Times New Roman"/>
+                <w:sz w:val="28"/>
+              </w:rPr>
+              <w:t xml:space="preserve">113 (20.9)</w:t>
+            </w:r>
+          </w:p>
+        </w:tc>
+        <w:tc>
+          <w:tcPr/>
+          <w:p>
+            <w:pPr>
+              <w:pStyle w:val="Compact"/>
+              <w:jc w:val="right"/>
+            </w:pPr>
+            <w:r>
+              <w:rPr>
+                <w:rFonts w:ascii="Times New Roman" w:hAnsi="Times New Roman"/>
+                <w:sz w:val="28"/>
+              </w:rPr>
+              <w:t xml:space="preserve">90 (25.4)</w:t>
+            </w:r>
+          </w:p>
+        </w:tc>
+      </w:tr>
+      <w:tr>
+        <w:tc>
+          <w:tcPr/>
+          <w:p>
+            <w:pPr>
+              <w:pStyle w:val="Compact"/>
+            </w:pPr>
+            <w:r>
+              <w:rPr>
+                <w:rFonts w:ascii="Times New Roman" w:hAnsi="Times New Roman"/>
+                <w:sz w:val="28"/>
+              </w:rPr>
+              <w:t xml:space="preserve">Литература</w:t>
+            </w:r>
+          </w:p>
+        </w:tc>
+        <w:tc>
+          <w:tcPr/>
+          <w:p>
+            <w:pPr>
+              <w:pStyle w:val="Compact"/>
+              <w:jc w:val="right"/>
+            </w:pPr>
+            <w:r>
+              <w:rPr>
+                <w:rFonts w:ascii="Times New Roman" w:hAnsi="Times New Roman"/>
+                <w:sz w:val="28"/>
+              </w:rPr>
+              <w:t xml:space="preserve">119 (22.0)</w:t>
+            </w:r>
+          </w:p>
+        </w:tc>
+        <w:tc>
+          <w:tcPr/>
+          <w:p>
+            <w:pPr>
+              <w:pStyle w:val="Compact"/>
+              <w:jc w:val="right"/>
+            </w:pPr>
+            <w:r>
+              <w:rPr>
+                <w:rFonts w:ascii="Times New Roman" w:hAnsi="Times New Roman"/>
+                <w:sz w:val="28"/>
+              </w:rPr>
+              <w:t xml:space="preserve">68 (19.2)</w:t>
+            </w:r>
+          </w:p>
+        </w:tc>
+      </w:tr>
+      <w:tr>
+        <w:tc>
+          <w:tcPr/>
+          <w:p>
+            <w:pPr>
+              <w:pStyle w:val="Compact"/>
+            </w:pPr>
+            <w:r>
+              <w:rPr>
+                <w:rFonts w:ascii="Times New Roman" w:hAnsi="Times New Roman"/>
+                <w:sz w:val="28"/>
+              </w:rPr>
+              <w:t xml:space="preserve">Философия</w:t>
+            </w:r>
+          </w:p>
+        </w:tc>
+        <w:tc>
+          <w:tcPr/>
+          <w:p>
+            <w:pPr>
+              <w:pStyle w:val="Compact"/>
+              <w:jc w:val="right"/>
+            </w:pPr>
+            <w:r>
+              <w:rPr>
+                <w:rFonts w:ascii="Times New Roman" w:hAnsi="Times New Roman"/>
+                <w:sz w:val="28"/>
+              </w:rPr>
+              <w:t xml:space="preserve">117 (21.7)</w:t>
+            </w:r>
+          </w:p>
+        </w:tc>
+        <w:tc>
+          <w:tcPr/>
+          <w:p>
+            <w:pPr>
+              <w:pStyle w:val="Compact"/>
+              <w:jc w:val="right"/>
+            </w:pPr>
+            <w:r>
+              <w:rPr>
+                <w:rFonts w:ascii="Times New Roman" w:hAnsi="Times New Roman"/>
+                <w:sz w:val="28"/>
+              </w:rPr>
+              <w:t xml:space="preserve">43 (12.1)</w:t>
+            </w:r>
+          </w:p>
+        </w:tc>
+      </w:tr>
+      <w:tr>
+        <w:tc>
+          <w:tcPr/>
+          <w:p>
+            <w:pPr>
+              <w:pStyle w:val="Compact"/>
+            </w:pPr>
+            <w:r>
+              <w:rPr>
+                <w:rFonts w:ascii="Times New Roman" w:hAnsi="Times New Roman"/>
+                <w:sz w:val="28"/>
+              </w:rPr>
+              <w:t xml:space="preserve">Лингвистика и филология</w:t>
+            </w:r>
+          </w:p>
+        </w:tc>
+        <w:tc>
+          <w:tcPr/>
+          <w:p>
+            <w:pPr>
+              <w:pStyle w:val="Compact"/>
+              <w:jc w:val="right"/>
+            </w:pPr>
+            <w:r>
+              <w:rPr>
+                <w:rFonts w:ascii="Times New Roman" w:hAnsi="Times New Roman"/>
+                <w:sz w:val="28"/>
+              </w:rPr>
+              <w:t xml:space="preserve">61 (11.3)</w:t>
+            </w:r>
+          </w:p>
+        </w:tc>
+        <w:tc>
+          <w:tcPr/>
+          <w:p>
+            <w:pPr>
+              <w:pStyle w:val="Compact"/>
+              <w:jc w:val="right"/>
+            </w:pPr>
+            <w:r>
+              <w:rPr>
+                <w:rFonts w:ascii="Times New Roman" w:hAnsi="Times New Roman"/>
+                <w:sz w:val="28"/>
+              </w:rPr>
+              <w:t xml:space="preserve">45 (12.7)</w:t>
+            </w:r>
+          </w:p>
+        </w:tc>
+      </w:tr>
+      <w:tr>
+        <w:tc>
+          <w:tcPr/>
+          <w:p>
+            <w:pPr>
+              <w:pStyle w:val="Compact"/>
+            </w:pPr>
+            <w:r>
+              <w:rPr>
+                <w:rFonts w:ascii="Times New Roman" w:hAnsi="Times New Roman"/>
+                <w:sz w:val="28"/>
+              </w:rPr>
+              <w:t xml:space="preserve">История</w:t>
+            </w:r>
+          </w:p>
+        </w:tc>
+        <w:tc>
+          <w:tcPr/>
+          <w:p>
+            <w:pPr>
+              <w:pStyle w:val="Compact"/>
+              <w:jc w:val="right"/>
+            </w:pPr>
+            <w:r>
+              <w:rPr>
+                <w:rFonts w:ascii="Times New Roman" w:hAnsi="Times New Roman"/>
+                <w:sz w:val="28"/>
+              </w:rPr>
+              <w:t xml:space="preserve">43 (8.0)</w:t>
+            </w:r>
+          </w:p>
+        </w:tc>
+        <w:tc>
+          <w:tcPr/>
+          <w:p>
+            <w:pPr>
+              <w:pStyle w:val="Compact"/>
+              <w:jc w:val="right"/>
+            </w:pPr>
+            <w:r>
+              <w:rPr>
+                <w:rFonts w:ascii="Times New Roman" w:hAnsi="Times New Roman"/>
+                <w:sz w:val="28"/>
+              </w:rPr>
+              <w:t xml:space="preserve">56 (15.8)</w:t>
+            </w:r>
+          </w:p>
+        </w:tc>
+      </w:tr>
+      <w:tr>
+        <w:tc>
+          <w:tcPr/>
+          <w:p>
+            <w:pPr>
+              <w:pStyle w:val="Compact"/>
+            </w:pPr>
+            <w:r>
+              <w:rPr>
+                <w:rFonts w:ascii="Times New Roman" w:hAnsi="Times New Roman"/>
+                <w:sz w:val="28"/>
+              </w:rPr>
+              <w:t xml:space="preserve">Искусство и археология</w:t>
+            </w:r>
+          </w:p>
+        </w:tc>
+        <w:tc>
+          <w:tcPr/>
+          <w:p>
+            <w:pPr>
+              <w:pStyle w:val="Compact"/>
+              <w:jc w:val="right"/>
+            </w:pPr>
+            <w:r>
+              <w:rPr>
+                <w:rFonts w:ascii="Times New Roman" w:hAnsi="Times New Roman"/>
+                <w:sz w:val="28"/>
+              </w:rPr>
+              <w:t xml:space="preserve">25 (4.6)</w:t>
+            </w:r>
+          </w:p>
+        </w:tc>
+        <w:tc>
+          <w:tcPr/>
+          <w:p>
+            <w:pPr>
+              <w:pStyle w:val="Compact"/>
+              <w:jc w:val="right"/>
+            </w:pPr>
+            <w:r>
+              <w:rPr>
+                <w:rFonts w:ascii="Times New Roman" w:hAnsi="Times New Roman"/>
+                <w:sz w:val="28"/>
+              </w:rPr>
+              <w:t xml:space="preserve">34 (9.6)</w:t>
+            </w:r>
+          </w:p>
+        </w:tc>
+      </w:tr>
+      <w:tr>
+        <w:tc>
+          <w:tcPr/>
+          <w:p>
+            <w:pPr>
+              <w:pStyle w:val="Compact"/>
+            </w:pPr>
+            <w:r>
+              <w:rPr>
+                <w:rFonts w:ascii="Times New Roman" w:hAnsi="Times New Roman"/>
+                <w:sz w:val="28"/>
+              </w:rPr>
+              <w:t xml:space="preserve">Этнография</w:t>
+            </w:r>
+          </w:p>
+        </w:tc>
+        <w:tc>
+          <w:tcPr/>
+          <w:p>
+            <w:pPr>
+              <w:pStyle w:val="Compact"/>
+              <w:jc w:val="right"/>
+            </w:pPr>
+            <w:r>
+              <w:rPr>
+                <w:rFonts w:ascii="Times New Roman" w:hAnsi="Times New Roman"/>
+                <w:sz w:val="28"/>
+              </w:rPr>
+              <w:t xml:space="preserve">26 (4.8)</w:t>
+            </w:r>
+          </w:p>
+        </w:tc>
+        <w:tc>
+          <w:tcPr/>
+          <w:p>
+            <w:pPr>
+              <w:pStyle w:val="Compact"/>
+              <w:jc w:val="right"/>
+            </w:pPr>
+            <w:r>
+              <w:rPr>
+                <w:rFonts w:ascii="Times New Roman" w:hAnsi="Times New Roman"/>
+                <w:sz w:val="28"/>
+              </w:rPr>
+              <w:t xml:space="preserve">5 (1.4)</w:t>
+            </w:r>
+          </w:p>
+        </w:tc>
+      </w:tr>
+      <w:tr>
+        <w:tc>
+          <w:tcPr/>
+          <w:p>
+            <w:pPr>
+              <w:pStyle w:val="Compact"/>
+            </w:pPr>
+            <w:r>
+              <w:rPr>
+                <w:rFonts w:ascii="Times New Roman" w:hAnsi="Times New Roman"/>
+                <w:sz w:val="28"/>
+              </w:rPr>
+              <w:t xml:space="preserve">Тибетология</w:t>
+            </w:r>
+          </w:p>
+        </w:tc>
+        <w:tc>
+          <w:tcPr/>
+          <w:p>
+            <w:pPr>
+              <w:pStyle w:val="Compact"/>
+              <w:jc w:val="right"/>
+            </w:pPr>
+            <w:r>
+              <w:rPr>
+                <w:rFonts w:ascii="Times New Roman" w:hAnsi="Times New Roman"/>
+                <w:sz w:val="28"/>
+              </w:rPr>
+              <w:t xml:space="preserve">8 (1.5)</w:t>
+            </w:r>
+          </w:p>
+        </w:tc>
+        <w:tc>
+          <w:tcPr/>
+          <w:p>
+            <w:pPr>
+              <w:pStyle w:val="Compact"/>
+              <w:jc w:val="right"/>
+            </w:pPr>
+            <w:r>
+              <w:rPr>
+                <w:rFonts w:ascii="Times New Roman" w:hAnsi="Times New Roman"/>
+                <w:sz w:val="28"/>
+              </w:rPr>
+              <w:t xml:space="preserve">11 (3.1)</w:t>
+            </w:r>
+          </w:p>
+        </w:tc>
+      </w:tr>
+      <w:tr>
+        <w:tc>
+          <w:tcPr/>
+          <w:p>
+            <w:pPr>
+              <w:pStyle w:val="Compact"/>
+            </w:pPr>
+            <w:r>
+              <w:rPr>
+                <w:rFonts w:ascii="Times New Roman" w:hAnsi="Times New Roman"/>
+                <w:sz w:val="28"/>
+              </w:rPr>
+              <w:t xml:space="preserve">Прочее и неклассифицированное</w:t>
+            </w:r>
+          </w:p>
+        </w:tc>
+        <w:tc>
+          <w:tcPr/>
+          <w:p>
+            <w:pPr>
+              <w:pStyle w:val="Compact"/>
+              <w:jc w:val="right"/>
+            </w:pPr>
+            <w:r>
+              <w:rPr>
+                <w:rFonts w:ascii="Times New Roman" w:hAnsi="Times New Roman"/>
+                <w:sz w:val="28"/>
+              </w:rPr>
+              <w:t xml:space="preserve">28 (5.2)</w:t>
+            </w:r>
+          </w:p>
+        </w:tc>
+        <w:tc>
+          <w:tcPr/>
+          <w:p>
+            <w:pPr>
+              <w:pStyle w:val="Compact"/>
+              <w:jc w:val="right"/>
+            </w:pPr>
+            <w:r>
+              <w:rPr>
+                <w:rFonts w:ascii="Times New Roman" w:hAnsi="Times New Roman"/>
+                <w:sz w:val="28"/>
+              </w:rPr>
+              <w:t xml:space="preserve">3 (0.8)</w:t>
+            </w:r>
+          </w:p>
+        </w:tc>
+      </w:tr>
+    </w:tbl>
+    <w:p>
+      <w:pPr>
+        <w:pStyle w:val="BodyText"/>
+      </w:pPr>
+      <w:r>
+        <w:rPr>
+          <w:rFonts w:ascii="Times New Roman" w:hAnsi="Times New Roman"/>
+          <w:sz w:val="28"/>
+        </w:rPr>
         <w:t xml:space="preserve">Еще отчетливее различие по историко-культурному периоду L2. Рериховские чтения концентрируют около 74% докладов на классическом и средневековом периодах. У Зографских чтений те же периоды составляют около 56%, а оставшаяся часть корпуса шире распределяется между ведийскими, колониальными, современными и внехронологическими сюжетами. Для L2 различие также устойчиво: chi-square = 54.74, p ~= 5.24e-10, V Крамера ~= 0.247.</w:t>
+      </w:r>
+    </w:p>
+    <w:p>
+      <w:pPr>
+        <w:pStyle w:val="BodyText"/>
+      </w:pPr>
+      <w:r>
+        <w:rPr>
+          <w:rFonts w:ascii="Times New Roman" w:hAnsi="Times New Roman"/>
+          <w:sz w:val="28"/>
+        </w:rPr>
+        <w:t xml:space="preserve">Эта хронологическая асимметрия особенно показательна, потому что обе серии формально принадлежат к одной индологической области. Классический период занимает сходную долю на обеих площадках: 34.1% на Зографе и 34.9% на Рерихе. Различие возникает прежде всего за счет средневековья и неклассических зон. Рериховские чтения дают 38.9% средневековых докладов против 22.4% у Зографа. Зато Зографские чтения заметно чаще допускают колониальные, современные, современные в узком смысле и внехронологические темы.</w:t>
+      </w:r>
+    </w:p>
+    <w:tbl>
+      <w:tblPr>
+        <w:tblStyle w:val="Table"/>
+        <w:tblW w:type="auto" w:w="0"/>
+        <w:tblLook w:firstRow="1" w:lastRow="0" w:firstColumn="0" w:lastColumn="0" w:noHBand="0" w:noVBand="0" w:val="0020"/>
+      </w:tblPr>
+      <w:tblGrid>
+        <w:gridCol w:w="2640"/>
+        <w:gridCol w:w="2640"/>
+        <w:gridCol w:w="2640"/>
+      </w:tblGrid>
+      <w:tr>
+        <w:trPr>
+          <w:tblHeader w:val="on"/>
+        </w:trPr>
+        <w:tc>
+          <w:tcPr/>
+          <w:p>
+            <w:pPr>
+              <w:pStyle w:val="Compact"/>
+            </w:pPr>
+            <w:r>
+              <w:rPr>
+                <w:rFonts w:ascii="Times New Roman" w:hAnsi="Times New Roman"/>
+                <w:sz w:val="28"/>
+              </w:rPr>
+              <w:t xml:space="preserve">Период L2</w:t>
+            </w:r>
+          </w:p>
+        </w:tc>
+        <w:tc>
+          <w:tcPr/>
+          <w:p>
+            <w:pPr>
+              <w:pStyle w:val="Compact"/>
+              <w:jc w:val="right"/>
+            </w:pPr>
+            <w:r>
+              <w:rPr>
+                <w:rFonts w:ascii="Times New Roman" w:hAnsi="Times New Roman"/>
+                <w:sz w:val="28"/>
+              </w:rPr>
+              <w:t xml:space="preserve">Зограф, n (%)</w:t>
+            </w:r>
+          </w:p>
+        </w:tc>
+        <w:tc>
+          <w:tcPr/>
+          <w:p>
+            <w:pPr>
+              <w:pStyle w:val="Compact"/>
+              <w:jc w:val="right"/>
+            </w:pPr>
+            <w:r>
+              <w:rPr>
+                <w:rFonts w:ascii="Times New Roman" w:hAnsi="Times New Roman"/>
+                <w:sz w:val="28"/>
+              </w:rPr>
+              <w:t xml:space="preserve">Рерих, n (%)</w:t>
+            </w:r>
+          </w:p>
+        </w:tc>
+      </w:tr>
+      <w:tr>
+        <w:tc>
+          <w:tcPr/>
+          <w:p>
+            <w:pPr>
+              <w:pStyle w:val="Compact"/>
+            </w:pPr>
+            <w:r>
+              <w:rPr>
+                <w:rFonts w:ascii="Times New Roman" w:hAnsi="Times New Roman"/>
+                <w:sz w:val="28"/>
+              </w:rPr>
+              <w:t xml:space="preserve">Ведийский</w:t>
+            </w:r>
+          </w:p>
+        </w:tc>
+        <w:tc>
+          <w:tcPr/>
+          <w:p>
+            <w:pPr>
+              <w:pStyle w:val="Compact"/>
+              <w:jc w:val="right"/>
+            </w:pPr>
+            <w:r>
+              <w:rPr>
+                <w:rFonts w:ascii="Times New Roman" w:hAnsi="Times New Roman"/>
+                <w:sz w:val="28"/>
+              </w:rPr>
+              <w:t xml:space="preserve">29 (5.4)</w:t>
+            </w:r>
+          </w:p>
+        </w:tc>
+        <w:tc>
+          <w:tcPr/>
+          <w:p>
+            <w:pPr>
+              <w:pStyle w:val="Compact"/>
+              <w:jc w:val="right"/>
+            </w:pPr>
+            <w:r>
+              <w:rPr>
+                <w:rFonts w:ascii="Times New Roman" w:hAnsi="Times New Roman"/>
+                <w:sz w:val="28"/>
+              </w:rPr>
+              <w:t xml:space="preserve">18 (5.1)</w:t>
+            </w:r>
+          </w:p>
+        </w:tc>
+      </w:tr>
+      <w:tr>
+        <w:tc>
+          <w:tcPr/>
+          <w:p>
+            <w:pPr>
+              <w:pStyle w:val="Compact"/>
+            </w:pPr>
+            <w:r>
+              <w:rPr>
+                <w:rFonts w:ascii="Times New Roman" w:hAnsi="Times New Roman"/>
+                <w:sz w:val="28"/>
+              </w:rPr>
+              <w:t xml:space="preserve">Классический</w:t>
+            </w:r>
+          </w:p>
+        </w:tc>
+        <w:tc>
+          <w:tcPr/>
+          <w:p>
+            <w:pPr>
+              <w:pStyle w:val="Compact"/>
+              <w:jc w:val="right"/>
+            </w:pPr>
+            <w:r>
+              <w:rPr>
+                <w:rFonts w:ascii="Times New Roman" w:hAnsi="Times New Roman"/>
+                <w:sz w:val="28"/>
+              </w:rPr>
+              <w:t xml:space="preserve">184 (34.1)</w:t>
+            </w:r>
+          </w:p>
+        </w:tc>
+        <w:tc>
+          <w:tcPr/>
+          <w:p>
+            <w:pPr>
+              <w:pStyle w:val="Compact"/>
+              <w:jc w:val="right"/>
+            </w:pPr>
+            <w:r>
+              <w:rPr>
+                <w:rFonts w:ascii="Times New Roman" w:hAnsi="Times New Roman"/>
+                <w:sz w:val="28"/>
+              </w:rPr>
+              <w:t xml:space="preserve">124 (34.9)</w:t>
+            </w:r>
+          </w:p>
+        </w:tc>
+      </w:tr>
+      <w:tr>
+        <w:tc>
+          <w:tcPr/>
+          <w:p>
+            <w:pPr>
+              <w:pStyle w:val="Compact"/>
+            </w:pPr>
+            <w:r>
+              <w:rPr>
+                <w:rFonts w:ascii="Times New Roman" w:hAnsi="Times New Roman"/>
+                <w:sz w:val="28"/>
+              </w:rPr>
+              <w:t xml:space="preserve">Средневековый</w:t>
+            </w:r>
+          </w:p>
+        </w:tc>
+        <w:tc>
+          <w:tcPr/>
+          <w:p>
+            <w:pPr>
+              <w:pStyle w:val="Compact"/>
+              <w:jc w:val="right"/>
+            </w:pPr>
+            <w:r>
+              <w:rPr>
+                <w:rFonts w:ascii="Times New Roman" w:hAnsi="Times New Roman"/>
+                <w:sz w:val="28"/>
+              </w:rPr>
+              <w:t xml:space="preserve">121 (22.4)</w:t>
+            </w:r>
+          </w:p>
+        </w:tc>
+        <w:tc>
+          <w:tcPr/>
+          <w:p>
+            <w:pPr>
+              <w:pStyle w:val="Compact"/>
+              <w:jc w:val="right"/>
+            </w:pPr>
+            <w:r>
+              <w:rPr>
+                <w:rFonts w:ascii="Times New Roman" w:hAnsi="Times New Roman"/>
+                <w:sz w:val="28"/>
+              </w:rPr>
+              <w:t xml:space="preserve">138 (38.9)</w:t>
+            </w:r>
+          </w:p>
+        </w:tc>
+      </w:tr>
+      <w:tr>
+        <w:tc>
+          <w:tcPr/>
+          <w:p>
+            <w:pPr>
+              <w:pStyle w:val="Compact"/>
+            </w:pPr>
+            <w:r>
+              <w:rPr>
+                <w:rFonts w:ascii="Times New Roman" w:hAnsi="Times New Roman"/>
+                <w:sz w:val="28"/>
+              </w:rPr>
+              <w:t xml:space="preserve">Колониальный</w:t>
+            </w:r>
+          </w:p>
+        </w:tc>
+        <w:tc>
+          <w:tcPr/>
+          <w:p>
+            <w:pPr>
+              <w:pStyle w:val="Compact"/>
+              <w:jc w:val="right"/>
+            </w:pPr>
+            <w:r>
+              <w:rPr>
+                <w:rFonts w:ascii="Times New Roman" w:hAnsi="Times New Roman"/>
+                <w:sz w:val="28"/>
+              </w:rPr>
+              <w:t xml:space="preserve">48 (8.9)</w:t>
+            </w:r>
+          </w:p>
+        </w:tc>
+        <w:tc>
+          <w:tcPr/>
+          <w:p>
+            <w:pPr>
+              <w:pStyle w:val="Compact"/>
+              <w:jc w:val="right"/>
+            </w:pPr>
+            <w:r>
+              <w:rPr>
+                <w:rFonts w:ascii="Times New Roman" w:hAnsi="Times New Roman"/>
+                <w:sz w:val="28"/>
+              </w:rPr>
+              <w:t xml:space="preserve">15 (4.2)</w:t>
+            </w:r>
+          </w:p>
+        </w:tc>
+      </w:tr>
+      <w:tr>
+        <w:tc>
+          <w:tcPr/>
+          <w:p>
+            <w:pPr>
+              <w:pStyle w:val="Compact"/>
+            </w:pPr>
+            <w:r>
+              <w:rPr>
+                <w:rFonts w:ascii="Times New Roman" w:hAnsi="Times New Roman"/>
+                <w:sz w:val="28"/>
+              </w:rPr>
+              <w:t xml:space="preserve">Новое время / модерн</w:t>
+            </w:r>
+          </w:p>
+        </w:tc>
+        <w:tc>
+          <w:tcPr/>
+          <w:p>
+            <w:pPr>
+              <w:pStyle w:val="Compact"/>
+              <w:jc w:val="right"/>
+            </w:pPr>
+            <w:r>
+              <w:rPr>
+                <w:rFonts w:ascii="Times New Roman" w:hAnsi="Times New Roman"/>
+                <w:sz w:val="28"/>
+              </w:rPr>
+              <w:t xml:space="preserve">51 (9.4)</w:t>
+            </w:r>
+          </w:p>
+        </w:tc>
+        <w:tc>
+          <w:tcPr/>
+          <w:p>
+            <w:pPr>
+              <w:pStyle w:val="Compact"/>
+              <w:jc w:val="right"/>
+            </w:pPr>
+            <w:r>
+              <w:rPr>
+                <w:rFonts w:ascii="Times New Roman" w:hAnsi="Times New Roman"/>
+                <w:sz w:val="28"/>
+              </w:rPr>
+              <w:t xml:space="preserve">38 (10.7)</w:t>
+            </w:r>
+          </w:p>
+        </w:tc>
+      </w:tr>
+      <w:tr>
+        <w:tc>
+          <w:tcPr/>
+          <w:p>
+            <w:pPr>
+              <w:pStyle w:val="Compact"/>
+            </w:pPr>
+            <w:r>
+              <w:rPr>
+                <w:rFonts w:ascii="Times New Roman" w:hAnsi="Times New Roman"/>
+                <w:sz w:val="28"/>
+              </w:rPr>
+              <w:t xml:space="preserve">Современность</w:t>
+            </w:r>
+          </w:p>
+        </w:tc>
+        <w:tc>
+          <w:tcPr/>
+          <w:p>
+            <w:pPr>
+              <w:pStyle w:val="Compact"/>
+              <w:jc w:val="right"/>
+            </w:pPr>
+            <w:r>
+              <w:rPr>
+                <w:rFonts w:ascii="Times New Roman" w:hAnsi="Times New Roman"/>
+                <w:sz w:val="28"/>
+              </w:rPr>
+              <w:t xml:space="preserve">53 (9.8)</w:t>
+            </w:r>
+          </w:p>
+        </w:tc>
+        <w:tc>
+          <w:tcPr/>
+          <w:p>
+            <w:pPr>
+              <w:pStyle w:val="Compact"/>
+              <w:jc w:val="right"/>
+            </w:pPr>
+            <w:r>
+              <w:rPr>
+                <w:rFonts w:ascii="Times New Roman" w:hAnsi="Times New Roman"/>
+                <w:sz w:val="28"/>
+              </w:rPr>
+              <w:t xml:space="preserve">10 (2.8)</w:t>
+            </w:r>
+          </w:p>
+        </w:tc>
+      </w:tr>
+      <w:tr>
+        <w:tc>
+          <w:tcPr/>
+          <w:p>
+            <w:pPr>
+              <w:pStyle w:val="Compact"/>
+            </w:pPr>
+            <w:r>
+              <w:rPr>
+                <w:rFonts w:ascii="Times New Roman" w:hAnsi="Times New Roman"/>
+                <w:sz w:val="28"/>
+              </w:rPr>
+              <w:t xml:space="preserve">Без жесткой привязки</w:t>
+            </w:r>
+          </w:p>
+        </w:tc>
+        <w:tc>
+          <w:tcPr/>
+          <w:p>
+            <w:pPr>
+              <w:pStyle w:val="Compact"/>
+              <w:jc w:val="right"/>
+            </w:pPr>
+            <w:r>
+              <w:rPr>
+                <w:rFonts w:ascii="Times New Roman" w:hAnsi="Times New Roman"/>
+                <w:sz w:val="28"/>
+              </w:rPr>
+              <w:t xml:space="preserve">54 (10.0)</w:t>
+            </w:r>
+          </w:p>
+        </w:tc>
+        <w:tc>
+          <w:tcPr/>
+          <w:p>
+            <w:pPr>
+              <w:pStyle w:val="Compact"/>
+              <w:jc w:val="right"/>
+            </w:pPr>
+            <w:r>
+              <w:rPr>
+                <w:rFonts w:ascii="Times New Roman" w:hAnsi="Times New Roman"/>
+                <w:sz w:val="28"/>
+              </w:rPr>
+              <w:t xml:space="preserve">12 (3.4)</w:t>
+            </w:r>
+          </w:p>
+        </w:tc>
+      </w:tr>
+    </w:tbl>
+    <w:p>
+      <w:pPr>
+        <w:pStyle w:val="BodyText"/>
+      </w:pPr>
+      <w:r>
+        <w:rPr>
+          <w:rFonts w:ascii="Times New Roman" w:hAnsi="Times New Roman"/>
+          <w:sz w:val="28"/>
+        </w:rPr>
+        <w:t xml:space="preserve">Рериховский профиль можно описать как более сильную фиксацию на</w:t>
+      </w:r>
+      <w:r>
+        <w:rPr>
+          <w:rFonts w:ascii="Times New Roman" w:hAnsi="Times New Roman"/>
+          <w:sz w:val="28"/>
+        </w:rPr>
+        <w:t xml:space="preserve"> </w:t>
+      </w:r>
+      <w:r>
+        <w:rPr>
+          <w:rFonts w:ascii="Times New Roman" w:hAnsi="Times New Roman"/>
+          <w:sz w:val="28"/>
+        </w:rPr>
+        <w:t xml:space="preserve">“золотом веке”</w:t>
+      </w:r>
+      <w:r>
+        <w:rPr>
+          <w:rFonts w:ascii="Times New Roman" w:hAnsi="Times New Roman"/>
+          <w:sz w:val="28"/>
+        </w:rPr>
+        <w:t xml:space="preserve"> </w:t>
+      </w:r>
+      <w:r>
+        <w:rPr>
+          <w:rFonts w:ascii="Times New Roman" w:hAnsi="Times New Roman"/>
+          <w:sz w:val="28"/>
+        </w:rPr>
+        <w:t xml:space="preserve">индологической классики и средневековья. Зографский профиль, напротив, сочетает классический корпус с большей терпимостью к темам нового и новейшего времени, философским обобщениям, этнографическим и внехронологическим сюжетам. Поэтому различие площадок не сводится к тому, что одна из них</w:t>
+      </w:r>
+      <w:r>
+        <w:rPr>
+          <w:rFonts w:ascii="Times New Roman" w:hAnsi="Times New Roman"/>
+          <w:sz w:val="28"/>
+        </w:rPr>
+        <w:t xml:space="preserve"> </w:t>
+      </w:r>
+      <w:r>
+        <w:rPr>
+          <w:rFonts w:ascii="Times New Roman" w:hAnsi="Times New Roman"/>
+          <w:sz w:val="28"/>
+        </w:rPr>
+        <w:t xml:space="preserve">“шире”</w:t>
+      </w:r>
+      <w:r>
+        <w:rPr>
+          <w:rFonts w:ascii="Times New Roman" w:hAnsi="Times New Roman"/>
+          <w:sz w:val="28"/>
+        </w:rPr>
+        <w:t xml:space="preserve"> </w:t>
+      </w:r>
+      <w:r>
+        <w:rPr>
+          <w:rFonts w:ascii="Times New Roman" w:hAnsi="Times New Roman"/>
+          <w:sz w:val="28"/>
+        </w:rPr>
+        <w:t xml:space="preserve">или</w:t>
+      </w:r>
+      <w:r>
+        <w:rPr>
+          <w:rFonts w:ascii="Times New Roman" w:hAnsi="Times New Roman"/>
+          <w:sz w:val="28"/>
+        </w:rPr>
+        <w:t xml:space="preserve"> </w:t>
+      </w:r>
+      <w:r>
+        <w:rPr>
+          <w:rFonts w:ascii="Times New Roman" w:hAnsi="Times New Roman"/>
+          <w:sz w:val="28"/>
+        </w:rPr>
+        <w:t xml:space="preserve">“уже”</w:t>
+      </w:r>
+      <w:r>
+        <w:rPr>
+          <w:rFonts w:ascii="Times New Roman" w:hAnsi="Times New Roman"/>
+          <w:sz w:val="28"/>
+        </w:rPr>
+        <w:t xml:space="preserve"> </w:t>
+      </w:r>
+      <w:r>
+        <w:rPr>
+          <w:rFonts w:ascii="Times New Roman" w:hAnsi="Times New Roman"/>
+          <w:sz w:val="28"/>
+        </w:rPr>
+        <w:t xml:space="preserve">в социальном смысле. Они по-разному распределяют внимание между историческими зонами и типами научного вопроса.</w:t>
       </w:r>
     </w:p>
     <w:tbl>
@@ -1365,6 +2753,107 @@
         <w:t xml:space="preserve">Такой вывод важен для интерпретации периферии. Данные действительно показывают более низкую возвращаемость региональных участников: 36.1% против примерно 59% у столичных групп. Но из городского ярлыка нельзя вывести тип места работы. Гипотеза о внеуниверситетском характере периферийного участия может быть поставлена, но для ее проверки нужен отдельный authority-слой с внешними биографическими и институциональными источниками. В этой статье она не используется как доказанный результат.</w:t>
       </w:r>
     </w:p>
+    <w:p>
+      <w:pPr>
+        <w:pStyle w:val="BodyText"/>
+      </w:pPr>
+      <w:r>
+        <w:rPr>
+          <w:rFonts w:ascii="Times New Roman" w:hAnsi="Times New Roman"/>
+          <w:sz w:val="28"/>
+        </w:rPr>
+        <w:t xml:space="preserve">Иными словами, географическая периферийность и институциональная периферийность должны быть разведены. Городская метка показывает, как участник представлен в программе, но не обязательно показывает его должность, место работы и карьерную траекторию. Периферийный город может обозначать университет, музей, школу, независимую исследовательскую позицию или просто удобный публичный идентификатор. Особенно поэтому нельзя автоматически приравнивать</w:t>
+      </w:r>
+      <w:r>
+        <w:rPr>
+          <w:rFonts w:ascii="Times New Roman" w:hAnsi="Times New Roman"/>
+          <w:sz w:val="28"/>
+        </w:rPr>
+        <w:t xml:space="preserve"> </w:t>
+      </w:r>
+      <w:r>
+        <w:rPr>
+          <w:rFonts w:ascii="Times New Roman" w:hAnsi="Times New Roman"/>
+          <w:sz w:val="28"/>
+        </w:rPr>
+        <w:t xml:space="preserve">“город вместо учреждения”</w:t>
+      </w:r>
+      <w:r>
+        <w:rPr>
+          <w:rFonts w:ascii="Times New Roman" w:hAnsi="Times New Roman"/>
+          <w:sz w:val="28"/>
+        </w:rPr>
+        <w:t xml:space="preserve"> </w:t>
+      </w:r>
+      <w:r>
+        <w:rPr>
+          <w:rFonts w:ascii="Times New Roman" w:hAnsi="Times New Roman"/>
+          <w:sz w:val="28"/>
+        </w:rPr>
+        <w:t xml:space="preserve">к прекарности или маргинальности. Для таких выводов нужна отдельная проверка по внешним справочникам и персональным страницам.</w:t>
+      </w:r>
+    </w:p>
+    <w:p>
+      <w:pPr>
+        <w:pStyle w:val="BodyText"/>
+      </w:pPr>
+      <w:r>
+        <w:rPr>
+          <w:rFonts w:ascii="Times New Roman" w:hAnsi="Times New Roman"/>
+          <w:sz w:val="28"/>
+        </w:rPr>
+        <w:t xml:space="preserve">Тем не менее сам факт различия публикационных стандартов значим. Рериховские чтения публично производят более институционализированное описание участника, тогда как Зографские чтения в большинстве случаев предъявляют участника через город и имя. Это два разных режима видимости. В первом случае читатель программы сразу видит организационную карту; во втором - скорее географию и персональный состав. Поэтому спор о том, являются ли чтения</w:t>
+      </w:r>
+      <w:r>
+        <w:rPr>
+          <w:rFonts w:ascii="Times New Roman" w:hAnsi="Times New Roman"/>
+          <w:sz w:val="28"/>
+        </w:rPr>
+        <w:t xml:space="preserve"> </w:t>
+      </w:r>
+      <w:r>
+        <w:rPr>
+          <w:rFonts w:ascii="Times New Roman" w:hAnsi="Times New Roman"/>
+          <w:sz w:val="28"/>
+        </w:rPr>
+        <w:t xml:space="preserve">“профильными”</w:t>
+      </w:r>
+      <w:r>
+        <w:rPr>
+          <w:rFonts w:ascii="Times New Roman" w:hAnsi="Times New Roman"/>
+          <w:sz w:val="28"/>
+        </w:rPr>
+        <w:t xml:space="preserve"> </w:t>
+      </w:r>
+      <w:r>
+        <w:rPr>
+          <w:rFonts w:ascii="Times New Roman" w:hAnsi="Times New Roman"/>
+          <w:sz w:val="28"/>
+        </w:rPr>
+        <w:t xml:space="preserve">или</w:t>
+      </w:r>
+      <w:r>
+        <w:rPr>
+          <w:rFonts w:ascii="Times New Roman" w:hAnsi="Times New Roman"/>
+          <w:sz w:val="28"/>
+        </w:rPr>
+        <w:t xml:space="preserve"> </w:t>
+      </w:r>
+      <w:r>
+        <w:rPr>
+          <w:rFonts w:ascii="Times New Roman" w:hAnsi="Times New Roman"/>
+          <w:sz w:val="28"/>
+        </w:rPr>
+        <w:t xml:space="preserve">“академическими”</w:t>
+      </w:r>
+      <w:r>
+        <w:rPr>
+          <w:rFonts w:ascii="Times New Roman" w:hAnsi="Times New Roman"/>
+          <w:sz w:val="28"/>
+        </w:rPr>
+        <w:t xml:space="preserve">, нельзя решать только по зографской программе: источник часто просто не содержит тех сведений, которые нужны для такой проверки.</w:t>
+      </w:r>
+    </w:p>
     <w:bookmarkEnd w:id="14"/>
     <w:bookmarkStart w:id="15" w:name="микрокейс-как-норма"/>
     <w:p>
@@ -1391,6 +2880,268 @@
         <w:t xml:space="preserve">Наиболее неожиданная жанровая находка связана со шкалой G1-G3. Из 895 уникальных докладов 852 относятся к G1, то есть к микрокейсовому уровню. G2 включает 37 докладов, G3 - только 6. Иными словами, публичная конференционная индология в рассматриваемом корпусе почти всегда говорит через отдельный текст, автора, термин, памятник или локальный сюжет. Широкие цивилизационные и сравнительные обобщения существуют, но являются исключением.</w:t>
       </w:r>
     </w:p>
+    <w:tbl>
+      <w:tblPr>
+        <w:tblStyle w:val="Table"/>
+        <w:tblW w:type="pct" w:w="5000"/>
+        <w:tblLayout w:type="fixed"/>
+        <w:tblLook w:firstRow="1" w:lastRow="0" w:firstColumn="0" w:lastColumn="0" w:noHBand="0" w:noVBand="0" w:val="0020"/>
+      </w:tblPr>
+      <w:tblGrid>
+        <w:gridCol w:w="2376"/>
+        <w:gridCol w:w="2376"/>
+        <w:gridCol w:w="3168"/>
+      </w:tblGrid>
+      <w:tr>
+        <w:trPr>
+          <w:tblHeader w:val="on"/>
+        </w:trPr>
+        <w:tc>
+          <w:tcPr/>
+          <w:p>
+            <w:pPr>
+              <w:pStyle w:val="Compact"/>
+            </w:pPr>
+            <w:r>
+              <w:rPr>
+                <w:rFonts w:ascii="Times New Roman" w:hAnsi="Times New Roman"/>
+                <w:sz w:val="28"/>
+              </w:rPr>
+              <w:t xml:space="preserve">Уровень обобщения</w:t>
+            </w:r>
+          </w:p>
+        </w:tc>
+        <w:tc>
+          <w:tcPr/>
+          <w:p>
+            <w:pPr>
+              <w:pStyle w:val="Compact"/>
+            </w:pPr>
+            <w:r>
+              <w:rPr>
+                <w:rFonts w:ascii="Times New Roman" w:hAnsi="Times New Roman"/>
+                <w:sz w:val="28"/>
+              </w:rPr>
+              <w:t xml:space="preserve">Содержание уровня</w:t>
+            </w:r>
+          </w:p>
+        </w:tc>
+        <w:tc>
+          <w:tcPr/>
+          <w:p>
+            <w:pPr>
+              <w:pStyle w:val="Compact"/>
+              <w:jc w:val="right"/>
+            </w:pPr>
+            <w:r>
+              <w:rPr>
+                <w:rFonts w:ascii="Times New Roman" w:hAnsi="Times New Roman"/>
+                <w:sz w:val="28"/>
+              </w:rPr>
+              <w:t xml:space="preserve">Докладов</w:t>
+            </w:r>
+          </w:p>
+        </w:tc>
+      </w:tr>
+      <w:tr>
+        <w:tc>
+          <w:tcPr/>
+          <w:p>
+            <w:pPr>
+              <w:pStyle w:val="Compact"/>
+            </w:pPr>
+            <w:r>
+              <w:rPr>
+                <w:rFonts w:ascii="Times New Roman" w:hAnsi="Times New Roman"/>
+                <w:sz w:val="28"/>
+              </w:rPr>
+              <w:t xml:space="preserve">G1</w:t>
+            </w:r>
+          </w:p>
+        </w:tc>
+        <w:tc>
+          <w:tcPr/>
+          <w:p>
+            <w:pPr>
+              <w:pStyle w:val="Compact"/>
+            </w:pPr>
+            <w:r>
+              <w:rPr>
+                <w:rFonts w:ascii="Times New Roman" w:hAnsi="Times New Roman"/>
+                <w:sz w:val="28"/>
+              </w:rPr>
+              <w:t xml:space="preserve">отдельный текст, автор, источник, термин, локальный сюжет</w:t>
+            </w:r>
+          </w:p>
+        </w:tc>
+        <w:tc>
+          <w:tcPr/>
+          <w:p>
+            <w:pPr>
+              <w:pStyle w:val="Compact"/>
+              <w:jc w:val="right"/>
+            </w:pPr>
+            <w:r>
+              <w:rPr>
+                <w:rFonts w:ascii="Times New Roman" w:hAnsi="Times New Roman"/>
+                <w:sz w:val="28"/>
+              </w:rPr>
+              <w:t xml:space="preserve">852</w:t>
+            </w:r>
+          </w:p>
+        </w:tc>
+      </w:tr>
+      <w:tr>
+        <w:tc>
+          <w:tcPr/>
+          <w:p>
+            <w:pPr>
+              <w:pStyle w:val="Compact"/>
+            </w:pPr>
+            <w:r>
+              <w:rPr>
+                <w:rFonts w:ascii="Times New Roman" w:hAnsi="Times New Roman"/>
+                <w:sz w:val="28"/>
+              </w:rPr>
+              <w:t xml:space="preserve">G2</w:t>
+            </w:r>
+          </w:p>
+        </w:tc>
+        <w:tc>
+          <w:tcPr/>
+          <w:p>
+            <w:pPr>
+              <w:pStyle w:val="Compact"/>
+            </w:pPr>
+            <w:r>
+              <w:rPr>
+                <w:rFonts w:ascii="Times New Roman" w:hAnsi="Times New Roman"/>
+                <w:sz w:val="28"/>
+              </w:rPr>
+              <w:t xml:space="preserve">региональная традиция, школа, жанр, длительная линия</w:t>
+            </w:r>
+          </w:p>
+        </w:tc>
+        <w:tc>
+          <w:tcPr/>
+          <w:p>
+            <w:pPr>
+              <w:pStyle w:val="Compact"/>
+              <w:jc w:val="right"/>
+            </w:pPr>
+            <w:r>
+              <w:rPr>
+                <w:rFonts w:ascii="Times New Roman" w:hAnsi="Times New Roman"/>
+                <w:sz w:val="28"/>
+              </w:rPr>
+              <w:t xml:space="preserve">37</w:t>
+            </w:r>
+          </w:p>
+        </w:tc>
+      </w:tr>
+      <w:tr>
+        <w:tc>
+          <w:tcPr/>
+          <w:p>
+            <w:pPr>
+              <w:pStyle w:val="Compact"/>
+            </w:pPr>
+            <w:r>
+              <w:rPr>
+                <w:rFonts w:ascii="Times New Roman" w:hAnsi="Times New Roman"/>
+                <w:sz w:val="28"/>
+              </w:rPr>
+              <w:t xml:space="preserve">G3</w:t>
+            </w:r>
+          </w:p>
+        </w:tc>
+        <w:tc>
+          <w:tcPr/>
+          <w:p>
+            <w:pPr>
+              <w:pStyle w:val="Compact"/>
+            </w:pPr>
+            <w:r>
+              <w:rPr>
+                <w:rFonts w:ascii="Times New Roman" w:hAnsi="Times New Roman"/>
+                <w:sz w:val="28"/>
+              </w:rPr>
+              <w:t xml:space="preserve">широкое сравнение, цивилизационная или методологическая рамка</w:t>
+            </w:r>
+          </w:p>
+        </w:tc>
+        <w:tc>
+          <w:tcPr/>
+          <w:p>
+            <w:pPr>
+              <w:pStyle w:val="Compact"/>
+              <w:jc w:val="right"/>
+            </w:pPr>
+            <w:r>
+              <w:rPr>
+                <w:rFonts w:ascii="Times New Roman" w:hAnsi="Times New Roman"/>
+                <w:sz w:val="28"/>
+              </w:rPr>
+              <w:t xml:space="preserve">6</w:t>
+            </w:r>
+          </w:p>
+        </w:tc>
+      </w:tr>
+    </w:tbl>
+    <w:p>
+      <w:pPr>
+        <w:pStyle w:val="BodyText"/>
+      </w:pPr>
+      <w:r>
+        <w:rPr>
+          <w:rFonts w:ascii="Times New Roman" w:hAnsi="Times New Roman"/>
+          <w:sz w:val="28"/>
+        </w:rPr>
+        <w:t xml:space="preserve">Распределение по площадкам показывает, что микрокейсовость не является особенностью только одной серии. На Зографских чтениях G1 составляет 509 из 540 докладов, на Рериховских - 343 из 355. Различие между площадками есть, но оно невелико: на Зографе G2/G3 встречаются в 31 случае из 540, на Рерихе - в 12 из 355. Поэтому главный вывод состоит не в том, что одна площадка</w:t>
+      </w:r>
+      <w:r>
+        <w:rPr>
+          <w:rFonts w:ascii="Times New Roman" w:hAnsi="Times New Roman"/>
+          <w:sz w:val="28"/>
+        </w:rPr>
+        <w:t xml:space="preserve"> </w:t>
+      </w:r>
+      <w:r>
+        <w:rPr>
+          <w:rFonts w:ascii="Times New Roman" w:hAnsi="Times New Roman"/>
+          <w:sz w:val="28"/>
+        </w:rPr>
+        <w:t xml:space="preserve">“обобщает”</w:t>
+      </w:r>
+      <w:r>
+        <w:rPr>
+          <w:rFonts w:ascii="Times New Roman" w:hAnsi="Times New Roman"/>
+          <w:sz w:val="28"/>
+        </w:rPr>
+        <w:t xml:space="preserve">, а другая</w:t>
+      </w:r>
+      <w:r>
+        <w:rPr>
+          <w:rFonts w:ascii="Times New Roman" w:hAnsi="Times New Roman"/>
+          <w:sz w:val="28"/>
+        </w:rPr>
+        <w:t xml:space="preserve"> </w:t>
+      </w:r>
+      <w:r>
+        <w:rPr>
+          <w:rFonts w:ascii="Times New Roman" w:hAnsi="Times New Roman"/>
+          <w:sz w:val="28"/>
+        </w:rPr>
+        <w:t xml:space="preserve">“не обобщает”</w:t>
+      </w:r>
+      <w:r>
+        <w:rPr>
+          <w:rFonts w:ascii="Times New Roman" w:hAnsi="Times New Roman"/>
+          <w:sz w:val="28"/>
+        </w:rPr>
+        <w:t xml:space="preserve">. Обе площадки воспроизводят один и тот же базовый жанр: доклад о конкретном материале, частной проблеме или отдельном источнике.</w:t>
+      </w:r>
+    </w:p>
     <w:p>
       <w:pPr>
         <w:pStyle w:val="BodyText"/>
@@ -1412,6 +3163,79 @@
           <w:rFonts w:ascii="Times New Roman" w:hAnsi="Times New Roman"/>
           <w:sz w:val="28"/>
         </w:rPr>
+        <w:t xml:space="preserve">Формула</w:t>
+      </w:r>
+      <w:r>
+        <w:rPr>
+          <w:rFonts w:ascii="Times New Roman" w:hAnsi="Times New Roman"/>
+          <w:sz w:val="28"/>
+        </w:rPr>
+        <w:t xml:space="preserve"> </w:t>
+      </w:r>
+      <w:r>
+        <w:rPr>
+          <w:rFonts w:ascii="Times New Roman" w:hAnsi="Times New Roman"/>
+          <w:sz w:val="28"/>
+        </w:rPr>
+        <w:t xml:space="preserve">“микрокейс как норма”</w:t>
+      </w:r>
+      <w:r>
+        <w:rPr>
+          <w:rFonts w:ascii="Times New Roman" w:hAnsi="Times New Roman"/>
+          <w:sz w:val="28"/>
+        </w:rPr>
+        <w:t xml:space="preserve"> </w:t>
+      </w:r>
+      <w:r>
+        <w:rPr>
+          <w:rFonts w:ascii="Times New Roman" w:hAnsi="Times New Roman"/>
+          <w:sz w:val="28"/>
+        </w:rPr>
+        <w:t xml:space="preserve">позволяет иначе прочитать и само устройство конференционной коммуникации. В таком режиме докладчик получает право на участие прежде всего через демонстрацию владения конкретным материалом: текстом, рукописью, термином, эпизодом рецепции, отдельным автором или локальной традицией. Большая рамка не исчезает, но часто остается подразумеваемой. Она может появляться в обсуждении, в серии многолетних выступлений или в научной биографии автора, но в заголовке доклада и публичной программе чаще фиксируется именно точка приложения экспертизы.</w:t>
+      </w:r>
+    </w:p>
+    <w:p>
+      <w:pPr>
+        <w:pStyle w:val="BodyText"/>
+      </w:pPr>
+      <w:r>
+        <w:rPr>
+          <w:rFonts w:ascii="Times New Roman" w:hAnsi="Times New Roman"/>
+          <w:sz w:val="28"/>
+        </w:rPr>
+        <w:t xml:space="preserve">Это объясняет, почему микрокейсы не следует противопоставлять</w:t>
+      </w:r>
+      <w:r>
+        <w:rPr>
+          <w:rFonts w:ascii="Times New Roman" w:hAnsi="Times New Roman"/>
+          <w:sz w:val="28"/>
+        </w:rPr>
+        <w:t xml:space="preserve"> </w:t>
+      </w:r>
+      <w:r>
+        <w:rPr>
+          <w:rFonts w:ascii="Times New Roman" w:hAnsi="Times New Roman"/>
+          <w:sz w:val="28"/>
+        </w:rPr>
+        <w:t xml:space="preserve">“настоящей теории”</w:t>
+      </w:r>
+      <w:r>
+        <w:rPr>
+          <w:rFonts w:ascii="Times New Roman" w:hAnsi="Times New Roman"/>
+          <w:sz w:val="28"/>
+        </w:rPr>
+        <w:t xml:space="preserve">. Для исследовательской культуры, основанной на языковой, текстологической и историко-религиоведческой компетенции, микрокейс может быть наиболее надежной формой проверки обобщения. Но количественное распределение показывает и оборотную сторону: публичная программа редко предъявляет синтетические вопросы как самостоятельный жанр. В этом смысле конференции оказываются не столько местом декларации больших моделей Индии, сколько местом накопления частных экспертиз, из которых такие модели потенциально могут быть собраны.</w:t>
+      </w:r>
+    </w:p>
+    <w:p>
+      <w:pPr>
+        <w:pStyle w:val="BodyText"/>
+      </w:pPr>
+      <w:r>
+        <w:rPr>
+          <w:rFonts w:ascii="Times New Roman" w:hAnsi="Times New Roman"/>
+          <w:sz w:val="28"/>
+        </w:rPr>
         <w:t xml:space="preserve">Возрастной срез уточняет этот вывод. Для всех G2/G3 вместе возрастной эффект умеренный: медиана возраста авторского участия составляет 50 лет против 45 лет у G1, а тест Манна-Уитни дает только тенденцию (p ~= 0.066). Но на уровне G3 картина заметнее: медианный возраст автора составляет 66 лет, и 4 из 6 G3-докладов сделаны участниками старше 60 лет. Поэтому осторожная формулировка такова: широкое обобщение не запрещено полностью, но в наблюдаемом корпусе появляется главным образом как жанр признанного старшего или уже авторитетного голоса.</w:t>
       </w:r>
     </w:p>
@@ -1424,11 +3248,103 @@
           <w:rFonts w:ascii="Times New Roman" w:hAnsi="Times New Roman"/>
           <w:sz w:val="28"/>
         </w:rPr>
+        <w:t xml:space="preserve">Шесть G3-докладов тематически показательны: они касаются моделей христианского и индо-буддийского времени, мифологических реконструкций на евразийском материале, южноазиатско-африканских связей, сопоставления индийской и западной эпистемической культуры,</w:t>
+      </w:r>
+      <w:r>
+        <w:rPr>
+          <w:rFonts w:ascii="Times New Roman" w:hAnsi="Times New Roman"/>
+          <w:sz w:val="28"/>
+        </w:rPr>
+        <w:t xml:space="preserve"> </w:t>
+      </w:r>
+      <w:r>
+        <w:rPr>
+          <w:rFonts w:ascii="Times New Roman" w:hAnsi="Times New Roman"/>
+          <w:sz w:val="28"/>
+        </w:rPr>
+        <w:t xml:space="preserve">“мифов об Индии”</w:t>
+      </w:r>
+      <w:r>
+        <w:rPr>
+          <w:rFonts w:ascii="Times New Roman" w:hAnsi="Times New Roman"/>
+          <w:sz w:val="28"/>
+        </w:rPr>
+        <w:t xml:space="preserve"> </w:t>
+      </w:r>
+      <w:r>
+        <w:rPr>
+          <w:rFonts w:ascii="Times New Roman" w:hAnsi="Times New Roman"/>
+          <w:sz w:val="28"/>
+        </w:rPr>
+        <w:t xml:space="preserve">и цивилизационной демаркации Восток-Запад. Это не просто более длинные или более эффектные заголовки; это попытки поставить индийский материал в широкую сравнительную рамку. Именно поэтому они выделяются на фоне сотен G1-докладов о конкретных текстах, терминах и авторах.</w:t>
+      </w:r>
+    </w:p>
+    <w:p>
+      <w:pPr>
+        <w:pStyle w:val="BodyText"/>
+      </w:pPr>
+      <w:r>
+        <w:rPr>
+          <w:rFonts w:ascii="Times New Roman" w:hAnsi="Times New Roman"/>
+          <w:sz w:val="28"/>
+        </w:rPr>
+        <w:t xml:space="preserve">Гипотеза о поколенческой маркированности обобщения должна быть сформулирована строго. Данные не доказывают, что молодым участникам</w:t>
+      </w:r>
+      <w:r>
+        <w:rPr>
+          <w:rFonts w:ascii="Times New Roman" w:hAnsi="Times New Roman"/>
+          <w:sz w:val="28"/>
+        </w:rPr>
+        <w:t xml:space="preserve"> </w:t>
+      </w:r>
+      <w:r>
+        <w:rPr>
+          <w:rFonts w:ascii="Times New Roman" w:hAnsi="Times New Roman"/>
+          <w:sz w:val="28"/>
+        </w:rPr>
+        <w:t xml:space="preserve">“запрещены”</w:t>
+      </w:r>
+      <w:r>
+        <w:rPr>
+          <w:rFonts w:ascii="Times New Roman" w:hAnsi="Times New Roman"/>
+          <w:sz w:val="28"/>
+        </w:rPr>
+        <w:t xml:space="preserve"> </w:t>
+      </w:r>
+      <w:r>
+        <w:rPr>
+          <w:rFonts w:ascii="Times New Roman" w:hAnsi="Times New Roman"/>
+          <w:sz w:val="28"/>
+        </w:rPr>
+        <w:t xml:space="preserve">широкие обобщения, и тем более не позволяют реконструировать решения оргкомитетов. Но наблюдаемое распределение совместимо с более мягкой моделью: нормальным и безопасным способом входа в поле является микрокейс, тогда как широкое обобщение требует накопленного статуса, узнаваемой компетенции или уже сложившегося авторского голоса. Поэтому G3 в корпусе выглядит не массовой тематической категорией, а статусным жанром.</w:t>
+      </w:r>
+    </w:p>
+    <w:p>
+      <w:pPr>
+        <w:pStyle w:val="BodyText"/>
+      </w:pPr>
+      <w:r>
+        <w:rPr>
+          <w:rFonts w:ascii="Times New Roman" w:hAnsi="Times New Roman"/>
+          <w:sz w:val="28"/>
+        </w:rPr>
         <w:t xml:space="preserve">Видеозаписи не меняют эту картину. Из 82 докладов, к которым в базе привязаны прямые видеоссылки, 81 относится к G1, один - к G2 и ни один - к G3. Видеоархив расширяет публичную проверяемость отдельных выступлений, но не является репрезентативным срезом макросинтетического жанра.</w:t>
       </w:r>
     </w:p>
+    <w:p>
+      <w:pPr>
+        <w:pStyle w:val="BodyText"/>
+      </w:pPr>
+      <w:r>
+        <w:rPr>
+          <w:rFonts w:ascii="Times New Roman" w:hAnsi="Times New Roman"/>
+          <w:sz w:val="28"/>
+        </w:rPr>
+        <w:t xml:space="preserve">Это наблюдение важно для будущих цифровых исследований конференций. Если анализировать только доступные видеозаписи, можно получить еще более микрокейсовую картину, чем в полной программе. Видеоархив зависит от года, технической возможности записи, последующей публикации и сопоставимости названия видео с программой. Он ценен как слой открытости и проверяемости, но не как самостоятельная репрезентативная выборка. Поэтому в настоящей статье видеоданные используются только для проверки устойчивости жанрового вывода, а не для отдельной наукометрии просмотров или публичной популярности.</w:t>
+      </w:r>
+    </w:p>
     <w:bookmarkEnd w:id="15"/>
-    <w:bookmarkStart w:id="16" w:name="выводы"/>
+    <w:bookmarkStart w:id="16" w:name="обсуждение"/>
     <w:p>
       <w:pPr>
         <w:pStyle w:val="Heading2"/>
@@ -1438,7 +3354,7 @@
           <w:rFonts w:ascii="Times New Roman" w:hAnsi="Times New Roman"/>
           <w:sz w:val="28"/>
         </w:rPr>
-        <w:t xml:space="preserve">6. Выводы</w:t>
+        <w:t xml:space="preserve">6. Обсуждение</w:t>
       </w:r>
     </w:p>
     <w:p>
@@ -1450,6 +3366,169 @@
           <w:rFonts w:ascii="Times New Roman" w:hAnsi="Times New Roman"/>
           <w:sz w:val="28"/>
         </w:rPr>
+        <w:t xml:space="preserve">Полученные результаты позволяют перейти от отдельных чисел к более общей модели публичной конференционной индологии. Эта модель состоит из трех взаимосвязанных структур: социальной, тематической и жанровой. Социальная структура проявляется в слабом пересечении площадок: Зографские и Рериховские чтения имеют общий мостовой слой, но этот слой намного меньше случайного ожидания. Тематическая структура проявляется в разной хронологической и дисциплинарной оптике: Рериховские чтения сильнее удерживают классико-средневековую рамку, а Зографские чтения допускают более широкий хронологический и философско-филологический диапазон. Жанровая структура проявляется в доминировании микрокейса как нормальной формы доклада.</w:t>
+      </w:r>
+    </w:p>
+    <w:p>
+      <w:pPr>
+        <w:pStyle w:val="BodyText"/>
+      </w:pPr>
+      <w:r>
+        <w:rPr>
+          <w:rFonts w:ascii="Times New Roman" w:hAnsi="Times New Roman"/>
+          <w:sz w:val="28"/>
+        </w:rPr>
+        <w:t xml:space="preserve">Эти три структуры не совпадают полностью. Более компактная социальная среда не обязательно производит больше макрообобщений; более широкая площадка не обязательно становится более интегрированной; мостовые участники не обязательно выступают с самыми широкими темами. Напротив, один из неожиданных результатов состоит в том, что посредничество между площадками часто обеспечивается устойчивой частной специализацией. Исследователь переносит свой материал между двумя средами, и именно эта переносимость частного сюжета поддерживает связь поля.</w:t>
+      </w:r>
+    </w:p>
+    <w:p>
+      <w:pPr>
+        <w:pStyle w:val="BodyText"/>
+      </w:pPr>
+      <w:r>
+        <w:rPr>
+          <w:rFonts w:ascii="Times New Roman" w:hAnsi="Times New Roman"/>
+          <w:sz w:val="28"/>
+        </w:rPr>
+        <w:t xml:space="preserve">Отсюда следует осторожность по отношению к сильным социологическим метафорам. Выражения вроде</w:t>
+      </w:r>
+      <w:r>
+        <w:rPr>
+          <w:rFonts w:ascii="Times New Roman" w:hAnsi="Times New Roman"/>
+          <w:sz w:val="28"/>
+        </w:rPr>
+        <w:t xml:space="preserve"> </w:t>
+      </w:r>
+      <w:r>
+        <w:rPr>
+          <w:rFonts w:ascii="Times New Roman" w:hAnsi="Times New Roman"/>
+          <w:sz w:val="28"/>
+        </w:rPr>
+        <w:t xml:space="preserve">“закрытый клуб”</w:t>
+      </w:r>
+      <w:r>
+        <w:rPr>
+          <w:rFonts w:ascii="Times New Roman" w:hAnsi="Times New Roman"/>
+          <w:sz w:val="28"/>
+        </w:rPr>
+        <w:t xml:space="preserve">,</w:t>
+      </w:r>
+      <w:r>
+        <w:rPr>
+          <w:rFonts w:ascii="Times New Roman" w:hAnsi="Times New Roman"/>
+          <w:sz w:val="28"/>
+        </w:rPr>
+        <w:t xml:space="preserve"> </w:t>
+      </w:r>
+      <w:r>
+        <w:rPr>
+          <w:rFonts w:ascii="Times New Roman" w:hAnsi="Times New Roman"/>
+          <w:sz w:val="28"/>
+        </w:rPr>
+        <w:t xml:space="preserve">“клановая структура”</w:t>
+      </w:r>
+      <w:r>
+        <w:rPr>
+          <w:rFonts w:ascii="Times New Roman" w:hAnsi="Times New Roman"/>
+          <w:sz w:val="28"/>
+        </w:rPr>
+        <w:t xml:space="preserve"> </w:t>
+      </w:r>
+      <w:r>
+        <w:rPr>
+          <w:rFonts w:ascii="Times New Roman" w:hAnsi="Times New Roman"/>
+          <w:sz w:val="28"/>
+        </w:rPr>
+        <w:t xml:space="preserve">или</w:t>
+      </w:r>
+      <w:r>
+        <w:rPr>
+          <w:rFonts w:ascii="Times New Roman" w:hAnsi="Times New Roman"/>
+          <w:sz w:val="28"/>
+        </w:rPr>
+        <w:t xml:space="preserve"> </w:t>
+      </w:r>
+      <w:r>
+        <w:rPr>
+          <w:rFonts w:ascii="Times New Roman" w:hAnsi="Times New Roman"/>
+          <w:sz w:val="28"/>
+        </w:rPr>
+        <w:t xml:space="preserve">“центр и периферия”</w:t>
+      </w:r>
+      <w:r>
+        <w:rPr>
+          <w:rFonts w:ascii="Times New Roman" w:hAnsi="Times New Roman"/>
+          <w:sz w:val="28"/>
+        </w:rPr>
+        <w:t xml:space="preserve"> </w:t>
+      </w:r>
+      <w:r>
+        <w:rPr>
+          <w:rFonts w:ascii="Times New Roman" w:hAnsi="Times New Roman"/>
+          <w:sz w:val="28"/>
+        </w:rPr>
+        <w:t xml:space="preserve">могут быть эвристически полезны, но программа конференции не дает достаточного основания для прямого вывода о скрытых механизмах отбора. Она показывает не внутреннюю кухню организационных решений, а публичный итог. Поэтому надежнее говорить о наблюдаемой компактности, возвращаемости, тематической концентрации и слабой межплощадочной проницаемости. Эти признаки уже достаточно сильны, чтобы описать структуру поля, но не требуют приписывать организаторам или участникам недоказанные намерения.</w:t>
+      </w:r>
+    </w:p>
+    <w:p>
+      <w:pPr>
+        <w:pStyle w:val="BodyText"/>
+      </w:pPr>
+      <w:r>
+        <w:rPr>
+          <w:rFonts w:ascii="Times New Roman" w:hAnsi="Times New Roman"/>
+          <w:sz w:val="28"/>
+        </w:rPr>
+        <w:t xml:space="preserve">Особенно показательна здесь проблема аффилиаций. Если читать программу буквально, Зографские чтения могут показаться площадкой с массовым отсутствием институциональных принадлежностей. Но сопоставление с Рериховскими чтениями показывает, что это прежде всего разный стандарт публикации: один источник показывает город, другой чаще показывает учреждение. Поэтому статья сознательно отделяет публичную видимость от биографической реальности. Для истории науки это не недостаток, а самостоятельный результат: разные конференционные культуры по-разному оформляют участника как академическую фигуру.</w:t>
+      </w:r>
+    </w:p>
+    <w:p>
+      <w:pPr>
+        <w:pStyle w:val="BodyText"/>
+      </w:pPr>
+      <w:r>
+        <w:rPr>
+          <w:rFonts w:ascii="Times New Roman" w:hAnsi="Times New Roman"/>
+          <w:sz w:val="28"/>
+        </w:rPr>
+        <w:t xml:space="preserve">Данные также позволяют иначе взглянуть на периферию. Региональные участники действительно возвращаются реже, чем столичные, но это не тождественно их профессиональной слабости или внеуниверситетскому статусу. Возможны разные объяснения: дорожные расходы, календарная нагрузка, локальная занятость, отсутствие устойчивых каналов приглашения, меньшая включенность в столичные сети. Пензенский, казанский, калининградский или екатеринбургский маркер в программе должен рассматриваться как начало вопроса, а не как готовый ответ. Проверка реальной занятости периферийных участников требует другого набора данных.</w:t>
+      </w:r>
+    </w:p>
+    <w:p>
+      <w:pPr>
+        <w:pStyle w:val="BodyText"/>
+      </w:pPr>
+      <w:r>
+        <w:rPr>
+          <w:rFonts w:ascii="Times New Roman" w:hAnsi="Times New Roman"/>
+          <w:sz w:val="28"/>
+        </w:rPr>
+        <w:t xml:space="preserve">Наконец, шкала G1-G3 показывает, что история дисциплины может изучаться не только через темы, но и через масштаб высказывания. Два доклада могут относиться к одной дисциплине, например к религиоведению, но один будет разбором конкретного текста, другой - рассуждением о цивилизационной модели. Обычная тематическая рубрика этого различия не видит. Поэтому шкала обобщения выступает дополнительным инструментом: она показывает, как именно сообщество предпочитает формулировать научное высказывание в публичной программе.</w:t>
+      </w:r>
+    </w:p>
+    <w:bookmarkEnd w:id="16"/>
+    <w:bookmarkStart w:id="17" w:name="выводы"/>
+    <w:p>
+      <w:pPr>
+        <w:pStyle w:val="Heading2"/>
+      </w:pPr>
+      <w:r>
+        <w:rPr>
+          <w:rFonts w:ascii="Times New Roman" w:hAnsi="Times New Roman"/>
+          <w:sz w:val="28"/>
+        </w:rPr>
+        <w:t xml:space="preserve">7. Выводы</w:t>
+      </w:r>
+    </w:p>
+    <w:p>
+      <w:pPr>
+        <w:pStyle w:val="FirstParagraph"/>
+      </w:pPr>
+      <w:r>
+        <w:rPr>
+          <w:rFonts w:ascii="Times New Roman" w:hAnsi="Times New Roman"/>
+          <w:sz w:val="28"/>
+        </w:rPr>
         <w:t xml:space="preserve">Анализ двух чтений показывает, что публично наблюдаемая конференционная индология России организована не как единое непрерывное поле, а как две частично изолированные среды, связанные небольшим мостовым слоем. Это самый сильный количественный результат статьи: наблюдаемое пересечение в 38 ученых резко ниже нулевого ожидания около 104 при той же индивидуальной активности.</w:t>
       </w:r>
     </w:p>
@@ -1571,8 +3650,20 @@
         <w:t xml:space="preserve">. Более продуктивно говорить о сочетании трех структур: слабого межплощадочного пересечения, разной тематической оптики и микрокейсового жанра доклада. Именно это сочетание делает Зографские и Рериховские чтения двумя разными, но взаимно необходимыми архивами публичной истории российской индологии.</w:t>
       </w:r>
     </w:p>
-    <w:bookmarkEnd w:id="16"/>
-    <w:bookmarkStart w:id="17" w:name="сокращения"/>
+    <w:p>
+      <w:pPr>
+        <w:pStyle w:val="BodyText"/>
+      </w:pPr>
+      <w:r>
+        <w:rPr>
+          <w:rFonts w:ascii="Times New Roman" w:hAnsi="Times New Roman"/>
+          <w:sz w:val="28"/>
+        </w:rPr>
+        <w:t xml:space="preserve">В дальнейшем эту картину можно уточнять в трех направлениях. Во-первых, через authority-слой, связывающий городские метки программ с реальными биографическими и институциональными траекториями участников. Во-вторых, через публикационную конверсию: какие доклады стали статьями, сборниками или устойчивыми исследовательскими темами. В-третьих, через анализ видеоархива и цифровой доступности, где вопрос будет уже не только в том, кто выступал, но и чьи выступления стали публично проверяемыми после конференции. Однако эти задачи требуют других данных; в рамках настоящей статьи главным остается корпус программ и то, что он позволяет увидеть без выхода за пределы источника.</w:t>
+      </w:r>
+    </w:p>
+    <w:bookmarkEnd w:id="17"/>
+    <w:bookmarkStart w:id="18" w:name="сокращения"/>
     <w:p>
       <w:pPr>
         <w:pStyle w:val="Heading2"/>
@@ -1597,8 +3688,8 @@
         <w:t xml:space="preserve">G1-G3 - шкала масштаба обобщения доклада; L1-L2 - тематические оси классификации докладов; ИВ РАН - Институт востоковедения Российской академии наук; ИВР РАН - Институт восточных рукописей Российской академии наук.</w:t>
       </w:r>
     </w:p>
-    <w:bookmarkEnd w:id="17"/>
-    <w:bookmarkStart w:id="18" w:name="литература"/>
+    <w:bookmarkEnd w:id="18"/>
+    <w:bookmarkStart w:id="19" w:name="литература"/>
     <w:p>
       <w:pPr>
         <w:pStyle w:val="Heading2"/>
@@ -1821,8 +3912,8 @@
         <w:t xml:space="preserve">Prosopography // Daedalus. 1971. Vol. 100, no. 1. P. 46-79.</w:t>
       </w:r>
     </w:p>
-    <w:bookmarkEnd w:id="18"/>
-    <w:bookmarkStart w:id="19" w:name="references"/>
+    <w:bookmarkEnd w:id="19"/>
+    <w:bookmarkStart w:id="20" w:name="references"/>
     <w:p>
       <w:pPr>
         <w:pStyle w:val="Heading2"/>
@@ -2010,8 +4101,8 @@
         <w:t xml:space="preserve">. 1971. Vol. 100, no. 1. P. 46-79.</w:t>
       </w:r>
     </w:p>
-    <w:bookmarkEnd w:id="19"/>
     <w:bookmarkEnd w:id="20"/>
+    <w:bookmarkEnd w:id="21"/>
     <w:sectPr>
       <w:footnotePr>
         <w:numRestart w:val="eachSect"/>

--- a/article/ppv_submission_article.docx
+++ b/article/ppv_submission_article.docx
@@ -4,39 +4,138 @@
   <w:body>
     <w:p>
       <w:pPr>
-        <w:pStyle w:val="FirstParagraph"/>
+        <w:pStyle w:val="BlockText"/>
       </w:pPr>
       <w:r>
         <w:rPr>
-          <w:rFonts w:ascii="Times New Roman" w:hAnsi="Times New Roman"/>
-          <w:sz w:val="28"/>
-        </w:rPr>
-        <w:t xml:space="preserve">УДК 061.3:001.32(470:540)</w:t>
-      </w:r>
-    </w:p>
-    <w:bookmarkStart w:id="21" w:name="X5c8f8910da7320809f983eee1232ca7ab9fd338"/>
-    <w:p>
-      <w:pPr>
-        <w:pStyle w:val="Heading1"/>
-      </w:pPr>
-      <w:r>
-        <w:rPr>
-          <w:rFonts w:ascii="Times New Roman" w:hAnsi="Times New Roman"/>
-          <w:sz w:val="28"/>
-        </w:rPr>
-        <w:t xml:space="preserve">Две конференционные среды российской индологии: Зографские и Рериховские чтения, 2004-2026</w:t>
-      </w:r>
-    </w:p>
-    <w:p>
-      <w:pPr>
-        <w:pStyle w:val="FirstParagraph"/>
-      </w:pPr>
-      <w:r>
-        <w:rPr>
-          <w:rFonts w:ascii="Times New Roman" w:hAnsi="Times New Roman"/>
           <w:b/>
           <w:bCs/>
-          <w:sz w:val="28"/>
+        </w:rPr>
+        <w:t xml:space="preserve">Редакционная пауза, 24.05.2026.</w:t>
+      </w:r>
+      <w:r>
+        <w:t xml:space="preserve"> </w:t>
+      </w:r>
+      <w:r>
+        <w:t xml:space="preserve">После восстановления ранее пропущенных</w:t>
+      </w:r>
+      <w:r>
+        <w:t xml:space="preserve"> </w:t>
+      </w:r>
+      <w:r>
+        <w:t xml:space="preserve">строк официальных программ (включая выступления из Обнинска) текущая база</w:t>
+      </w:r>
+      <w:r>
+        <w:t xml:space="preserve"> </w:t>
+      </w:r>
+      <w:r>
+        <w:t xml:space="preserve">содержит</w:t>
+      </w:r>
+      <w:r>
+        <w:t xml:space="preserve"> </w:t>
+      </w:r>
+      <w:r>
+        <w:rPr>
+          <w:b/>
+          <w:bCs/>
+        </w:rPr>
+        <w:t xml:space="preserve">289 участников, 1350 уникальных докладов и 1377 авторских</w:t>
+      </w:r>
+      <w:r>
+        <w:rPr>
+          <w:b/>
+          <w:bCs/>
+        </w:rPr>
+        <w:t xml:space="preserve"> </w:t>
+      </w:r>
+      <w:r>
+        <w:rPr>
+          <w:b/>
+          <w:bCs/>
+        </w:rPr>
+        <w:t xml:space="preserve">участий</w:t>
+      </w:r>
+      <w:r>
+        <w:t xml:space="preserve"> </w:t>
+      </w:r>
+      <w:r>
+        <w:t xml:space="preserve">за</w:t>
+      </w:r>
+      <w:r>
+        <w:t xml:space="preserve"> </w:t>
+      </w:r>
+      <w:r>
+        <w:rPr>
+          <w:b/>
+          <w:bCs/>
+        </w:rPr>
+        <w:t xml:space="preserve">22 программных года</w:t>
+      </w:r>
+      <w:r>
+        <w:t xml:space="preserve">. Численные результаты и классификации</w:t>
+      </w:r>
+      <w:r>
+        <w:t xml:space="preserve"> </w:t>
+      </w:r>
+      <w:r>
+        <w:t xml:space="preserve">ниже сохранены как предыдущая редакция статьи и</w:t>
+      </w:r>
+      <w:r>
+        <w:t xml:space="preserve"> </w:t>
+      </w:r>
+      <w:r>
+        <w:rPr>
+          <w:b/>
+          <w:bCs/>
+        </w:rPr>
+        <w:t xml:space="preserve">не предназначены для</w:t>
+      </w:r>
+      <w:r>
+        <w:rPr>
+          <w:b/>
+          <w:bCs/>
+        </w:rPr>
+        <w:t xml:space="preserve"> </w:t>
+      </w:r>
+      <w:r>
+        <w:rPr>
+          <w:b/>
+          <w:bCs/>
+        </w:rPr>
+        <w:t xml:space="preserve">подачи</w:t>
+      </w:r>
+      <w:r>
+        <w:t xml:space="preserve"> </w:t>
+      </w:r>
+      <w:r>
+        <w:t xml:space="preserve">до повторной тематической разметки расширенного корпуса.</w:t>
+      </w:r>
+    </w:p>
+    <w:p>
+      <w:pPr>
+        <w:pStyle w:val="FirstParagraph"/>
+      </w:pPr>
+      <w:r>
+        <w:t xml:space="preserve">УДК 061.3:001.32(470:540)</w:t>
+      </w:r>
+    </w:p>
+    <w:bookmarkStart w:id="21" w:name="X5c8f8910da7320809f983eee1232ca7ab9fd338"/>
+    <w:p>
+      <w:pPr>
+        <w:pStyle w:val="Heading1"/>
+      </w:pPr>
+      <w:r>
+        <w:t xml:space="preserve">Две конференционные среды российской индологии: Зографские и Рериховские чтения, 2004-2026</w:t>
+      </w:r>
+    </w:p>
+    <w:p>
+      <w:pPr>
+        <w:pStyle w:val="FirstParagraph"/>
+      </w:pPr>
+      <w:r>
+        <w:rPr>
+          <w:b/>
+          <w:bCs/>
         </w:rPr>
         <w:t xml:space="preserve">Two Conference Milieus of Russian Indology: The Zograf and Roerich Readings, 2004-2026</w:t>
       </w:r>
@@ -47,106 +146,68 @@
       </w:pPr>
       <w:r>
         <w:rPr>
-          <w:rFonts w:ascii="Times New Roman" w:hAnsi="Times New Roman"/>
           <w:b/>
           <w:bCs/>
-          <w:sz w:val="28"/>
         </w:rPr>
         <w:t xml:space="preserve">Гасунс Марцис Юрьевич</w:t>
       </w:r>
       <w:r>
+        <w:br/>
+      </w:r>
+      <w:r>
+        <w:t xml:space="preserve">независимый исследователь; ученая степень, звание: ____; должность: независимый исследователь; место работы: независимый исследователь; рабочий адрес: ____, Москва, Россия; e-mail: gasyoun@gmail.com; ORCID: ____.</w:t>
+      </w:r>
+    </w:p>
+    <w:p>
+      <w:pPr>
+        <w:pStyle w:val="BodyText"/>
+      </w:pPr>
+      <w:r>
         <w:rPr>
-          <w:rFonts w:ascii="Times New Roman" w:hAnsi="Times New Roman"/>
-          <w:sz w:val="28"/>
-        </w:rPr>
-        <w:br/>
-      </w:r>
-      <w:r>
-        <w:rPr>
-          <w:rFonts w:ascii="Times New Roman" w:hAnsi="Times New Roman"/>
-          <w:sz w:val="28"/>
-        </w:rPr>
-        <w:t xml:space="preserve">независимый исследователь; ученая степень, звание: ____; должность: независимый исследователь; место работы: независимый исследователь; рабочий адрес: ____, Москва, Россия; e-mail: gasyoun@gmail.com; ORCID: ____.</w:t>
-      </w:r>
-    </w:p>
-    <w:p>
-      <w:pPr>
-        <w:pStyle w:val="BodyText"/>
-      </w:pPr>
-      <w:r>
-        <w:rPr>
-          <w:rFonts w:ascii="Times New Roman" w:hAnsi="Times New Roman"/>
           <w:b/>
           <w:bCs/>
-          <w:sz w:val="28"/>
         </w:rPr>
         <w:t xml:space="preserve">Gasūns Marcis Yurievich</w:t>
       </w:r>
       <w:r>
+        <w:br/>
+      </w:r>
+      <w:r>
+        <w:t xml:space="preserve">independent researcher; academic degree and title: ____; position: independent researcher; affiliation: independent researcher; postal address: ____, Moscow, Russia; e-mail: gasyoun@gmail.com; ORCID: ____.</w:t>
+      </w:r>
+    </w:p>
+    <w:bookmarkStart w:id="9" w:name="аннотация"/>
+    <w:p>
+      <w:pPr>
+        <w:pStyle w:val="Heading2"/>
+      </w:pPr>
+      <w:r>
+        <w:t xml:space="preserve">Аннотация</w:t>
+      </w:r>
+    </w:p>
+    <w:p>
+      <w:pPr>
+        <w:pStyle w:val="FirstParagraph"/>
+      </w:pPr>
+      <w:r>
+        <w:t xml:space="preserve">Статья анализирует публично наблюдаемую конференционную жизнь российской индологии на материале двух долговременных чтений: Зографских (Санкт-Петербург) и Рериховских (Москва). Корпус включает 895 докладов, 899 авторских участий и 220 ученых за 2004-2026 гг.; программа Зографских чтений 2026 г. учитывается как предварительная. Проверяются три вопроса: насколько две площадки пересекаются по участникам, различаются ли их тематические профили и какой масштаб обобщения преобладает в докладах. Главный результат состоит в неожиданно слабом пересечении: на обеих площадках выступали только 38 ученых, тогда как перестановочная нулевая модель при сохранении индивидуальной активности ожидает около 104. Тематически Рериховские чтения сильнее концентрируются на классическом и средневековом периодах, а Зографские сохраняют более широкий хронологический разброс. Дополнительная шкала обобщения показывает, что 852 из 895 докладов являются микрокейсами; широкие синтетические обобщения крайне редки.</w:t>
+      </w:r>
+    </w:p>
+    <w:p>
+      <w:pPr>
+        <w:pStyle w:val="BodyText"/>
+      </w:pPr>
+      <w:r>
         <w:rPr>
-          <w:rFonts w:ascii="Times New Roman" w:hAnsi="Times New Roman"/>
-          <w:sz w:val="28"/>
-        </w:rPr>
-        <w:br/>
-      </w:r>
-      <w:r>
-        <w:rPr>
-          <w:rFonts w:ascii="Times New Roman" w:hAnsi="Times New Roman"/>
-          <w:sz w:val="28"/>
-        </w:rPr>
-        <w:t xml:space="preserve">independent researcher; academic degree and title: ____; position: independent researcher; affiliation: independent researcher; postal address: ____, Moscow, Russia; e-mail: gasyoun@gmail.com; ORCID: ____.</w:t>
-      </w:r>
-    </w:p>
-    <w:bookmarkStart w:id="9" w:name="аннотация"/>
-    <w:p>
-      <w:pPr>
-        <w:pStyle w:val="Heading2"/>
-      </w:pPr>
-      <w:r>
-        <w:rPr>
-          <w:rFonts w:ascii="Times New Roman" w:hAnsi="Times New Roman"/>
-          <w:sz w:val="28"/>
-        </w:rPr>
-        <w:t xml:space="preserve">Аннотация</w:t>
-      </w:r>
-    </w:p>
-    <w:p>
-      <w:pPr>
-        <w:pStyle w:val="FirstParagraph"/>
-      </w:pPr>
-      <w:r>
-        <w:rPr>
-          <w:rFonts w:ascii="Times New Roman" w:hAnsi="Times New Roman"/>
-          <w:sz w:val="28"/>
-        </w:rPr>
-        <w:t xml:space="preserve">Статья анализирует публично наблюдаемую конференционную жизнь российской индологии на материале двух долговременных чтений: Зографских (Санкт-Петербург) и Рериховских (Москва). Корпус включает 895 докладов, 899 авторских участий и 220 ученых за 2004-2026 гг.; программа Зографских чтений 2026 г. учитывается как предварительная. Проверяются три вопроса: насколько две площадки пересекаются по участникам, различаются ли их тематические профили и какой масштаб обобщения преобладает в докладах. Главный результат состоит в неожиданно слабом пересечении: на обеих площадках выступали только 38 ученых, тогда как перестановочная нулевая модель при сохранении индивидуальной активности ожидает около 104. Тематически Рериховские чтения сильнее концентрируются на классическом и средневековом периодах, а Зографские сохраняют более широкий хронологический разброс. Дополнительная шкала обобщения показывает, что 852 из 895 докладов являются микрокейсами; широкие синтетические обобщения крайне редки.</w:t>
-      </w:r>
-    </w:p>
-    <w:p>
-      <w:pPr>
-        <w:pStyle w:val="BodyText"/>
-      </w:pPr>
-      <w:r>
-        <w:rPr>
-          <w:rFonts w:ascii="Times New Roman" w:hAnsi="Times New Roman"/>
           <w:b/>
           <w:bCs/>
-          <w:sz w:val="28"/>
         </w:rPr>
         <w:t xml:space="preserve">Ключевые слова:</w:t>
       </w:r>
       <w:r>
-        <w:rPr>
-          <w:rFonts w:ascii="Times New Roman" w:hAnsi="Times New Roman"/>
-          <w:sz w:val="28"/>
-        </w:rPr>
-        <w:t xml:space="preserve"> </w:t>
-      </w:r>
-      <w:r>
-        <w:rPr>
-          <w:rFonts w:ascii="Times New Roman" w:hAnsi="Times New Roman"/>
-          <w:sz w:val="28"/>
-        </w:rPr>
+        <w:t xml:space="preserve"> </w:t>
+      </w:r>
+      <w:r>
         <w:t xml:space="preserve">российская индология, Зографские чтения, Рериховские чтения, просопография, конференционные программы, тематическая классификация, микрокейсы, цифровые гуманитарные науки.</w:t>
       </w:r>
     </w:p>
@@ -157,50 +218,32 @@
         <w:pStyle w:val="Heading2"/>
       </w:pPr>
       <w:r>
+        <w:t xml:space="preserve">Abstract</w:t>
+      </w:r>
+    </w:p>
+    <w:p>
+      <w:pPr>
+        <w:pStyle w:val="FirstParagraph"/>
+      </w:pPr>
+      <w:r>
+        <w:t xml:space="preserve">The article examines the publicly observable conference life of Russian Indology through two long-running venues: the Zograf Readings in St. Petersburg and the Roerich Readings in Moscow. The corpus contains 895 presentations, 899 author participations, and 220 scholars for 2004-2026; the 2026 Zograf programme is treated as preliminary. The study asks how strongly the two venues overlap, whether their thematic profiles differ, and what scale of scholarly generalisation dominates the presentations. The main finding is the unexpectedly weak overlap: only 38 scholars appeared at both venues, whereas an activity-preserving permutation model would expect about 104. The Roerich Readings concentrate more heavily on classical and medieval topics, while the Zograf Readings preserve a broader chronological range. A separate scale of generalisation shows that 852 of 895 presentations are micro-case studies; broad synthetic generalisations are rare.</w:t>
+      </w:r>
+    </w:p>
+    <w:p>
+      <w:pPr>
+        <w:pStyle w:val="BodyText"/>
+      </w:pPr>
+      <w:r>
         <w:rPr>
-          <w:rFonts w:ascii="Times New Roman" w:hAnsi="Times New Roman"/>
-          <w:sz w:val="28"/>
-        </w:rPr>
-        <w:t xml:space="preserve">Abstract</w:t>
-      </w:r>
-    </w:p>
-    <w:p>
-      <w:pPr>
-        <w:pStyle w:val="FirstParagraph"/>
-      </w:pPr>
-      <w:r>
-        <w:rPr>
-          <w:rFonts w:ascii="Times New Roman" w:hAnsi="Times New Roman"/>
-          <w:sz w:val="28"/>
-        </w:rPr>
-        <w:t xml:space="preserve">The article examines the publicly observable conference life of Russian Indology through two long-running venues: the Zograf Readings in St. Petersburg and the Roerich Readings in Moscow. The corpus contains 895 presentations, 899 author participations, and 220 scholars for 2004-2026; the 2026 Zograf programme is treated as preliminary. The study asks how strongly the two venues overlap, whether their thematic profiles differ, and what scale of scholarly generalisation dominates the presentations. The main finding is the unexpectedly weak overlap: only 38 scholars appeared at both venues, whereas an activity-preserving permutation model would expect about 104. The Roerich Readings concentrate more heavily on classical and medieval topics, while the Zograf Readings preserve a broader chronological range. A separate scale of generalisation shows that 852 of 895 presentations are micro-case studies; broad synthetic generalisations are rare.</w:t>
-      </w:r>
-    </w:p>
-    <w:p>
-      <w:pPr>
-        <w:pStyle w:val="BodyText"/>
-      </w:pPr>
-      <w:r>
-        <w:rPr>
-          <w:rFonts w:ascii="Times New Roman" w:hAnsi="Times New Roman"/>
           <w:b/>
           <w:bCs/>
-          <w:sz w:val="28"/>
         </w:rPr>
         <w:t xml:space="preserve">Keywords:</w:t>
       </w:r>
       <w:r>
-        <w:rPr>
-          <w:rFonts w:ascii="Times New Roman" w:hAnsi="Times New Roman"/>
-          <w:sz w:val="28"/>
-        </w:rPr>
-        <w:t xml:space="preserve"> </w:t>
-      </w:r>
-      <w:r>
-        <w:rPr>
-          <w:rFonts w:ascii="Times New Roman" w:hAnsi="Times New Roman"/>
-          <w:sz w:val="28"/>
-        </w:rPr>
+        <w:t xml:space="preserve"> </w:t>
+      </w:r>
+      <w:r>
         <w:t xml:space="preserve">Russian Indology, Zograf Readings, Roerich Readings, prosopography, conference programmes, thematic classification, micro-cases, digital humanities.</w:t>
       </w:r>
     </w:p>
@@ -211,10 +254,6 @@
         <w:pStyle w:val="Heading2"/>
       </w:pPr>
       <w:r>
-        <w:rPr>
-          <w:rFonts w:ascii="Times New Roman" w:hAnsi="Times New Roman"/>
-          <w:sz w:val="28"/>
-        </w:rPr>
         <w:t xml:space="preserve">1. Постановка задачи</w:t>
       </w:r>
     </w:p>
@@ -223,10 +262,6 @@
         <w:pStyle w:val="FirstParagraph"/>
       </w:pPr>
       <w:r>
-        <w:rPr>
-          <w:rFonts w:ascii="Times New Roman" w:hAnsi="Times New Roman"/>
-          <w:sz w:val="28"/>
-        </w:rPr>
         <w:t xml:space="preserve">Зографские чтения в Санкт-Петербурге и Рериховские чтения в Москве являются двумя наиболее устойчивыми публичными площадками, на которых российская индология в последние десятилетия регулярно предъявляет себя в форме открытой конференционной программы. Это не означает, что они исчерпывают институциональную жизнь дисциплины: вне корпуса остаются кафедры, семинары, диссертационные советы, журналы, экспедиции, переводы и неформальные исследовательские кружки. Поэтому предмет статьи сформулирован уже: речь идет о публично наблюдаемой конференционной индологии, реконструируемой по опубликованным программам.</w:t>
       </w:r>
     </w:p>
@@ -235,31 +270,15 @@
         <w:pStyle w:val="BodyText"/>
       </w:pPr>
       <w:r>
-        <w:rPr>
-          <w:rFonts w:ascii="Times New Roman" w:hAnsi="Times New Roman"/>
-          <w:sz w:val="28"/>
-        </w:rPr>
         <w:t xml:space="preserve">У этой постановки есть важное преимущество. Конференционная программа является не частным свидетельством и не мемуарной реконструкцией, а регулярным публичным документом, где сообщество само показывает, кого оно называет участником, какие темы считает уместными и как описывает институциональную принадлежность докладчика. Программа не раскрывает всего механизма отбора, но фиксирует результат отбора в стандартизированной форме. Поэтому она особенно удобна для исследования не</w:t>
       </w:r>
       <w:r>
-        <w:rPr>
-          <w:rFonts w:ascii="Times New Roman" w:hAnsi="Times New Roman"/>
-          <w:sz w:val="28"/>
-        </w:rPr>
-        <w:t xml:space="preserve"> </w:t>
-      </w:r>
-      <w:r>
-        <w:rPr>
-          <w:rFonts w:ascii="Times New Roman" w:hAnsi="Times New Roman"/>
-          <w:sz w:val="28"/>
-        </w:rPr>
+        <w:t xml:space="preserve"> </w:t>
+      </w:r>
+      <w:r>
         <w:t xml:space="preserve">“всей индологии”</w:t>
       </w:r>
       <w:r>
-        <w:rPr>
-          <w:rFonts w:ascii="Times New Roman" w:hAnsi="Times New Roman"/>
-          <w:sz w:val="28"/>
-        </w:rPr>
         <w:t xml:space="preserve">, а той ее части, которая становится видимой в публичном конференционном расписании.</w:t>
       </w:r>
     </w:p>
@@ -268,10 +287,6 @@
         <w:pStyle w:val="BodyText"/>
       </w:pPr>
       <w:r>
-        <w:rPr>
-          <w:rFonts w:ascii="Times New Roman" w:hAnsi="Times New Roman"/>
-          <w:sz w:val="28"/>
-        </w:rPr>
         <w:t xml:space="preserve">Сравнение именно Зографских и Рериховских чтений методически продуктивно потому, что эти площадки похожи по жанру, но различаются по месту, институциональному окружению и исторической памяти. Обе серии долгосрочны, обе связаны с крупными востоковедными центрами, обе сохраняют открытый формат научных чтений, но в публичной программе они создают разные картины дисциплины. Зографские чтения показывают более широкий и менее институционально маркированный круг участников; Рериховские чтения выглядят компактнее и чаще привязаны к институциональным аффилиациям. Вопрос состоит в том, является ли это впечатление только эффектом источника или за ним стоит устойчивая социальная и тематическая структура.</w:t>
       </w:r>
     </w:p>
@@ -280,10 +295,6 @@
         <w:pStyle w:val="BodyText"/>
       </w:pPr>
       <w:r>
-        <w:rPr>
-          <w:rFonts w:ascii="Times New Roman" w:hAnsi="Times New Roman"/>
-          <w:sz w:val="28"/>
-        </w:rPr>
         <w:t xml:space="preserve">Такой источник одновременно удобен и ограничен. Он позволяет видеть доклады, годы участия, составы секций, город или учреждение автора, но не фиксирует заявки, отказы, устные обсуждения и реальные биографические траектории за пределами программы. Отсюда главный методический вопрос: что именно можно утверждать на основе программ двух чтений, не превращая источник в свидетельство того, чего в нем нет?</w:t>
       </w:r>
     </w:p>
@@ -292,10 +303,6 @@
         <w:pStyle w:val="BodyText"/>
       </w:pPr>
       <w:r>
-        <w:rPr>
-          <w:rFonts w:ascii="Times New Roman" w:hAnsi="Times New Roman"/>
-          <w:sz w:val="28"/>
-        </w:rPr>
         <w:t xml:space="preserve">В статье проверяются три группы гипотез. Первая касается социальной структуры: являются ли две площадки частями единого поля или двумя относительно обособленными конференционными средами. Вторая касается тематического профиля: различаются ли чтения по дисциплинам и историческим периодам. Третья касается жанра доклада: преобладают ли в корпусе широкие синтетические обобщения или микрокейсы, построенные вокруг отдельного текста, автора, термина или источника.</w:t>
       </w:r>
     </w:p>
@@ -304,59 +311,27 @@
         <w:pStyle w:val="BodyText"/>
       </w:pPr>
       <w:r>
-        <w:rPr>
-          <w:rFonts w:ascii="Times New Roman" w:hAnsi="Times New Roman"/>
-          <w:sz w:val="28"/>
-        </w:rPr>
         <w:t xml:space="preserve">Слово</w:t>
       </w:r>
       <w:r>
-        <w:rPr>
-          <w:rFonts w:ascii="Times New Roman" w:hAnsi="Times New Roman"/>
-          <w:sz w:val="28"/>
-        </w:rPr>
-        <w:t xml:space="preserve"> </w:t>
-      </w:r>
-      <w:r>
-        <w:rPr>
-          <w:rFonts w:ascii="Times New Roman" w:hAnsi="Times New Roman"/>
-          <w:sz w:val="28"/>
-        </w:rPr>
+        <w:t xml:space="preserve"> </w:t>
+      </w:r>
+      <w:r>
         <w:t xml:space="preserve">“закрытость”</w:t>
       </w:r>
       <w:r>
-        <w:rPr>
-          <w:rFonts w:ascii="Times New Roman" w:hAnsi="Times New Roman"/>
-          <w:sz w:val="28"/>
-        </w:rPr>
-        <w:t xml:space="preserve"> </w:t>
-      </w:r>
-      <w:r>
-        <w:rPr>
-          <w:rFonts w:ascii="Times New Roman" w:hAnsi="Times New Roman"/>
-          <w:sz w:val="28"/>
-        </w:rPr>
+        <w:t xml:space="preserve"> </w:t>
+      </w:r>
+      <w:r>
         <w:t xml:space="preserve">в статье используется осторожно. Конференционная программа не позволяет доказать существование скрытого фильтра, потому что не содержит списка отклоненных заявок. Зато она позволяет измерить наблюдаемую структуру состава: сколько участников возвращается, насколько велико ядро, какова доля разовых докладчиков, пересекаются ли две площадки сильнее или слабее случайного ожидания. Поэтому речь идет не о психологической или административной</w:t>
       </w:r>
       <w:r>
-        <w:rPr>
-          <w:rFonts w:ascii="Times New Roman" w:hAnsi="Times New Roman"/>
-          <w:sz w:val="28"/>
-        </w:rPr>
-        <w:t xml:space="preserve"> </w:t>
-      </w:r>
-      <w:r>
-        <w:rPr>
-          <w:rFonts w:ascii="Times New Roman" w:hAnsi="Times New Roman"/>
-          <w:sz w:val="28"/>
-        </w:rPr>
+        <w:t xml:space="preserve"> </w:t>
+      </w:r>
+      <w:r>
         <w:t xml:space="preserve">“закрытости”</w:t>
       </w:r>
       <w:r>
-        <w:rPr>
-          <w:rFonts w:ascii="Times New Roman" w:hAnsi="Times New Roman"/>
-          <w:sz w:val="28"/>
-        </w:rPr>
         <w:t xml:space="preserve">, а о публично наблюдаемой компактности, воспроизводимости и межплощадочной проницаемости.</w:t>
       </w:r>
     </w:p>
@@ -367,10 +342,6 @@
         <w:pStyle w:val="Heading2"/>
       </w:pPr>
       <w:r>
-        <w:rPr>
-          <w:rFonts w:ascii="Times New Roman" w:hAnsi="Times New Roman"/>
-          <w:sz w:val="28"/>
-        </w:rPr>
         <w:t xml:space="preserve">2. Корпус и метод</w:t>
       </w:r>
     </w:p>
@@ -379,10 +350,6 @@
         <w:pStyle w:val="FirstParagraph"/>
       </w:pPr>
       <w:r>
-        <w:rPr>
-          <w:rFonts w:ascii="Times New Roman" w:hAnsi="Times New Roman"/>
-          <w:sz w:val="28"/>
-        </w:rPr>
         <w:t xml:space="preserve">Материалом служит нормализованная реляционная база, собранная по опубликованным программам Зографских и Рериховских чтений. В нее включены 40 событийных записей, из которых 30 имеют извлеченные доклады. Фактическое покрытие составляет 20 программных лет внутри диапазона 2004-2026 гг. В корпус вошли 220 уникальных ученых, 895 уникальных докладов и 899 авторских участий. Различие между докладом и авторским участием важно: четыре доклада имеют более одного автора, поэтому карточек участия немного больше, чем докладов.</w:t>
       </w:r>
     </w:p>
@@ -391,31 +358,15 @@
         <w:pStyle w:val="BodyText"/>
       </w:pPr>
       <w:r>
-        <w:rPr>
-          <w:rFonts w:ascii="Times New Roman" w:hAnsi="Times New Roman"/>
-          <w:sz w:val="28"/>
-        </w:rPr>
         <w:t xml:space="preserve">Единицей учета в разных частях статьи служат разные объекты. Когда обсуждается тематическая карта, используется доклад: один заголовок получает одну тематическую разметку. Когда обсуждается возвращаемость и активность ученых, используется авторское участие: один и тот же доклад с двумя авторами дает две связи</w:t>
       </w:r>
       <w:r>
-        <w:rPr>
-          <w:rFonts w:ascii="Times New Roman" w:hAnsi="Times New Roman"/>
-          <w:sz w:val="28"/>
-        </w:rPr>
-        <w:t xml:space="preserve"> </w:t>
-      </w:r>
-      <w:r>
-        <w:rPr>
-          <w:rFonts w:ascii="Times New Roman" w:hAnsi="Times New Roman"/>
-          <w:sz w:val="28"/>
-        </w:rPr>
+        <w:t xml:space="preserve"> </w:t>
+      </w:r>
+      <w:r>
         <w:t xml:space="preserve">“ученый - доклад”</w:t>
       </w:r>
       <w:r>
-        <w:rPr>
-          <w:rFonts w:ascii="Times New Roman" w:hAnsi="Times New Roman"/>
-          <w:sz w:val="28"/>
-        </w:rPr>
         <w:t xml:space="preserve">. Когда обсуждается масштаб площадки, отдельно учитываются события, потому что часть лет известна как событийная запись без извлеченного полного списка докладов. Это разведение единиц учета необходимо, чтобы не смешивать историю программ, биографическую активность участников и тематическое содержание докладов.</w:t>
       </w:r>
     </w:p>
@@ -424,10 +375,6 @@
         <w:pStyle w:val="BodyText"/>
       </w:pPr>
       <w:r>
-        <w:rPr>
-          <w:rFonts w:ascii="Times New Roman" w:hAnsi="Times New Roman"/>
-          <w:sz w:val="28"/>
-        </w:rPr>
         <w:t xml:space="preserve">Программа XLVII Зографских чтений 2026 г. включена как предварительная публикация: 58 заявленных докладов и 60 участников. Все показатели возвращаемости и удержания интерпретируются с учетом правого цензурирования: участники 2026 г. еще не имели возможности вернуться в последующие годы.</w:t>
       </w:r>
     </w:p>
@@ -436,10 +383,6 @@
         <w:pStyle w:val="BodyText"/>
       </w:pPr>
       <w:r>
-        <w:rPr>
-          <w:rFonts w:ascii="Times New Roman" w:hAnsi="Times New Roman"/>
-          <w:sz w:val="28"/>
-        </w:rPr>
         <w:t xml:space="preserve">Идентификация участников выполнялась через нормализацию вариантов имени и ручное разрешение спорных случаев. Для каждого доклада использованы две независимые классификации. Первая тематическая: дисциплина (L1), историко-культурный период (L2), материал и характер исследования. Вторая навигационная: шкала масштаба обобщения G1-G3. G1 означает микрокейс (отдельный текст, автор, источник, термин, локальный сюжет), G2 - региональную традицию, школу, жанр или устойчивую историко-культурную линию, G3 - широкое сравнительное, цивилизационное или методологическое обобщение.</w:t>
       </w:r>
     </w:p>
@@ -448,10 +391,6 @@
         <w:pStyle w:val="BodyText"/>
       </w:pPr>
       <w:r>
-        <w:rPr>
-          <w:rFonts w:ascii="Times New Roman" w:hAnsi="Times New Roman"/>
-          <w:sz w:val="28"/>
-        </w:rPr>
         <w:t xml:space="preserve">Тематическая разметка не претендует на окончательную классификацию индологических знаний. Она является инструментальной сеткой, позволяющей сравнивать две программы на одном языке. В спорных случаях предпочтение отдавалось тому признаку, который явно выражен в заголовке, а не предполагаемой специализации автора. Это особенно важно для междисциплинарных докладов: один и тот же заголовок может интересовать историка религии, филолога и историка науки, но для количественного сравнения он должен получить один основной код. Поэтому все выводы ниже относятся к распределению публичных заголовков, а не к полному интеллектуальному профилю автора.</w:t>
       </w:r>
     </w:p>
@@ -460,10 +399,6 @@
         <w:pStyle w:val="BodyText"/>
       </w:pPr>
       <w:r>
-        <w:rPr>
-          <w:rFonts w:ascii="Times New Roman" w:hAnsi="Times New Roman"/>
-          <w:sz w:val="28"/>
-        </w:rPr>
         <w:t xml:space="preserve">Для оценки пересечения площадок используется перестановочная нулевая модель с сохранением индивидуальной активности: каждое авторское участие сохраняет связь с конкретным ученым, но метка площадки случайно перераспределяется при сохранении общего объема Зографских и Рериховских чтений. Метрики концентрации и удержания трактуются описательно; для долей используются точный критерий Фишера и бутстреп-доверительные интервалы там, где это необходимо (Fisher 1925; Efron 1979). Индекс Джини применяется как мера неравномерности распределения докладов между участниками (Gini 1912). Просопографический подход понимается в широком смысле как количественная реконструкция группы по повторяющимся биографическим и событийным признакам (Stone 1971); цифровая публикация данных продолжает практику воспроизводимых гуманитарных корпусов (Schreibman et al. 2004).</w:t>
       </w:r>
     </w:p>
@@ -472,38 +407,18 @@
         <w:pStyle w:val="BodyText"/>
       </w:pPr>
       <w:r>
-        <w:rPr>
-          <w:rFonts w:ascii="Times New Roman" w:hAnsi="Times New Roman"/>
-          <w:sz w:val="28"/>
-        </w:rPr>
         <w:t xml:space="preserve">Нулевая модель нужна потому, что простая доля пересечения может вводить в заблуждение. Если один ученый выступил двадцать раз, а другой один раз, то вероятность случайно увидеть первого на обеих площадках выше. Поэтому модель сохраняет индивидуальную активность каждого участника и общий объем каждой площадки, меняя только распределение площадочных меток. Тем самым она отвечает на узкий вопрос: сколько общих участников ожидалось бы, если бы активные и редкие докладчики не имели площадочных предпочтений. Сравнение с этой моделью дает не абсолютную меру</w:t>
       </w:r>
       <w:r>
-        <w:rPr>
-          <w:rFonts w:ascii="Times New Roman" w:hAnsi="Times New Roman"/>
-          <w:sz w:val="28"/>
-        </w:rPr>
-        <w:t xml:space="preserve"> </w:t>
-      </w:r>
-      <w:r>
-        <w:rPr>
-          <w:rFonts w:ascii="Times New Roman" w:hAnsi="Times New Roman"/>
-          <w:sz w:val="28"/>
-        </w:rPr>
+        <w:t xml:space="preserve"> </w:t>
+      </w:r>
+      <w:r>
         <w:t xml:space="preserve">“единства”</w:t>
       </w:r>
       <w:r>
-        <w:rPr>
-          <w:rFonts w:ascii="Times New Roman" w:hAnsi="Times New Roman"/>
-          <w:sz w:val="28"/>
-        </w:rPr>
-        <w:t xml:space="preserve"> </w:t>
-      </w:r>
-      <w:r>
-        <w:rPr>
-          <w:rFonts w:ascii="Times New Roman" w:hAnsi="Times New Roman"/>
-          <w:sz w:val="28"/>
-        </w:rPr>
+        <w:t xml:space="preserve"> </w:t>
+      </w:r>
+      <w:r>
         <w:t xml:space="preserve">дисциплины, а меру отклонения от случайной проницаемости при той же активности.</w:t>
       </w:r>
     </w:p>
@@ -512,10 +427,6 @@
         <w:pStyle w:val="BodyText"/>
       </w:pPr>
       <w:r>
-        <w:rPr>
-          <w:rFonts w:ascii="Times New Roman" w:hAnsi="Times New Roman"/>
-          <w:sz w:val="28"/>
-        </w:rPr>
         <w:t xml:space="preserve">Все численные результаты воспроизводимы из локальной базы и опубликованных таблиц разметки. Для подачной версии в текст включены только агрегаты, необходимые для аргумента; полные списки участников, докладов, кодов L1/L2 и G1-G3 вынесены в цифровое приложение и рабочий репозиторий. Это решение связано не с второстепенностью данных, а с журнальным ограничением объема: полные приложения превращают статью в публикацию корпуса, тогда как здесь задача состоит в аналитическом изложении основных результатов.</w:t>
       </w:r>
     </w:p>
@@ -526,10 +437,6 @@
         <w:pStyle w:val="Heading2"/>
       </w:pPr>
       <w:r>
-        <w:rPr>
-          <w:rFonts w:ascii="Times New Roman" w:hAnsi="Times New Roman"/>
-          <w:sz w:val="28"/>
-        </w:rPr>
         <w:t xml:space="preserve">3. Масштаб и структура участия</w:t>
       </w:r>
     </w:p>
@@ -538,10 +445,6 @@
         <w:pStyle w:val="FirstParagraph"/>
       </w:pPr>
       <w:r>
-        <w:rPr>
-          <w:rFonts w:ascii="Times New Roman" w:hAnsi="Times New Roman"/>
-          <w:sz w:val="28"/>
-        </w:rPr>
         <w:t xml:space="preserve">Общий корпус асимметричен по объему: Зографские чтения дают 540 докладов, Рериховские - 355. По уникальным участникам различие еще сильнее: 167 ученых видимы на Зографских чтениях и 91 - на Рериховских. При этом суммарное число уникальных ученых не равно 258, поскольку 38 человек выступали на обеих площадках.</w:t>
       </w:r>
     </w:p>
@@ -568,10 +471,6 @@
               <w:pStyle w:val="Compact"/>
             </w:pPr>
             <w:r>
-              <w:rPr>
-                <w:rFonts w:ascii="Times New Roman" w:hAnsi="Times New Roman"/>
-                <w:sz w:val="28"/>
-              </w:rPr>
               <w:t xml:space="preserve">Показатель</w:t>
             </w:r>
           </w:p>
@@ -584,10 +483,6 @@
               <w:jc w:val="right"/>
             </w:pPr>
             <w:r>
-              <w:rPr>
-                <w:rFonts w:ascii="Times New Roman" w:hAnsi="Times New Roman"/>
-                <w:sz w:val="28"/>
-              </w:rPr>
               <w:t xml:space="preserve">Зографские чтения</w:t>
             </w:r>
           </w:p>
@@ -600,10 +495,6 @@
               <w:jc w:val="right"/>
             </w:pPr>
             <w:r>
-              <w:rPr>
-                <w:rFonts w:ascii="Times New Roman" w:hAnsi="Times New Roman"/>
-                <w:sz w:val="28"/>
-              </w:rPr>
               <w:t xml:space="preserve">Рериховские чтения</w:t>
             </w:r>
           </w:p>
@@ -616,10 +507,6 @@
               <w:jc w:val="right"/>
             </w:pPr>
             <w:r>
-              <w:rPr>
-                <w:rFonts w:ascii="Times New Roman" w:hAnsi="Times New Roman"/>
-                <w:sz w:val="28"/>
-              </w:rPr>
               <w:t xml:space="preserve">Всего</w:t>
             </w:r>
           </w:p>
@@ -633,10 +520,6 @@
               <w:pStyle w:val="Compact"/>
             </w:pPr>
             <w:r>
-              <w:rPr>
-                <w:rFonts w:ascii="Times New Roman" w:hAnsi="Times New Roman"/>
-                <w:sz w:val="28"/>
-              </w:rPr>
               <w:t xml:space="preserve">Уникальные ученые</w:t>
             </w:r>
           </w:p>
@@ -649,10 +532,6 @@
               <w:jc w:val="right"/>
             </w:pPr>
             <w:r>
-              <w:rPr>
-                <w:rFonts w:ascii="Times New Roman" w:hAnsi="Times New Roman"/>
-                <w:sz w:val="28"/>
-              </w:rPr>
               <w:t xml:space="preserve">167</w:t>
             </w:r>
           </w:p>
@@ -665,10 +544,6 @@
               <w:jc w:val="right"/>
             </w:pPr>
             <w:r>
-              <w:rPr>
-                <w:rFonts w:ascii="Times New Roman" w:hAnsi="Times New Roman"/>
-                <w:sz w:val="28"/>
-              </w:rPr>
               <w:t xml:space="preserve">91</w:t>
             </w:r>
           </w:p>
@@ -681,10 +556,6 @@
               <w:jc w:val="right"/>
             </w:pPr>
             <w:r>
-              <w:rPr>
-                <w:rFonts w:ascii="Times New Roman" w:hAnsi="Times New Roman"/>
-                <w:sz w:val="28"/>
-              </w:rPr>
               <w:t xml:space="preserve">220</w:t>
             </w:r>
           </w:p>
@@ -698,10 +569,6 @@
               <w:pStyle w:val="Compact"/>
             </w:pPr>
             <w:r>
-              <w:rPr>
-                <w:rFonts w:ascii="Times New Roman" w:hAnsi="Times New Roman"/>
-                <w:sz w:val="28"/>
-              </w:rPr>
               <w:t xml:space="preserve">Уникальные доклады</w:t>
             </w:r>
           </w:p>
@@ -714,10 +581,6 @@
               <w:jc w:val="right"/>
             </w:pPr>
             <w:r>
-              <w:rPr>
-                <w:rFonts w:ascii="Times New Roman" w:hAnsi="Times New Roman"/>
-                <w:sz w:val="28"/>
-              </w:rPr>
               <w:t xml:space="preserve">540</w:t>
             </w:r>
           </w:p>
@@ -730,10 +593,6 @@
               <w:jc w:val="right"/>
             </w:pPr>
             <w:r>
-              <w:rPr>
-                <w:rFonts w:ascii="Times New Roman" w:hAnsi="Times New Roman"/>
-                <w:sz w:val="28"/>
-              </w:rPr>
               <w:t xml:space="preserve">355</w:t>
             </w:r>
           </w:p>
@@ -746,10 +605,6 @@
               <w:jc w:val="right"/>
             </w:pPr>
             <w:r>
-              <w:rPr>
-                <w:rFonts w:ascii="Times New Roman" w:hAnsi="Times New Roman"/>
-                <w:sz w:val="28"/>
-              </w:rPr>
               <w:t xml:space="preserve">895</w:t>
             </w:r>
           </w:p>
@@ -763,10 +618,6 @@
               <w:pStyle w:val="Compact"/>
             </w:pPr>
             <w:r>
-              <w:rPr>
-                <w:rFonts w:ascii="Times New Roman" w:hAnsi="Times New Roman"/>
-                <w:sz w:val="28"/>
-              </w:rPr>
               <w:t xml:space="preserve">Авторские участия</w:t>
             </w:r>
           </w:p>
@@ -779,10 +630,6 @@
               <w:jc w:val="right"/>
             </w:pPr>
             <w:r>
-              <w:rPr>
-                <w:rFonts w:ascii="Times New Roman" w:hAnsi="Times New Roman"/>
-                <w:sz w:val="28"/>
-              </w:rPr>
               <w:t xml:space="preserve">544</w:t>
             </w:r>
           </w:p>
@@ -795,10 +642,6 @@
               <w:jc w:val="right"/>
             </w:pPr>
             <w:r>
-              <w:rPr>
-                <w:rFonts w:ascii="Times New Roman" w:hAnsi="Times New Roman"/>
-                <w:sz w:val="28"/>
-              </w:rPr>
               <w:t xml:space="preserve">355</w:t>
             </w:r>
           </w:p>
@@ -811,10 +654,6 @@
               <w:jc w:val="right"/>
             </w:pPr>
             <w:r>
-              <w:rPr>
-                <w:rFonts w:ascii="Times New Roman" w:hAnsi="Times New Roman"/>
-                <w:sz w:val="28"/>
-              </w:rPr>
               <w:t xml:space="preserve">899</w:t>
             </w:r>
           </w:p>
@@ -828,10 +667,6 @@
               <w:pStyle w:val="Compact"/>
             </w:pPr>
             <w:r>
-              <w:rPr>
-                <w:rFonts w:ascii="Times New Roman" w:hAnsi="Times New Roman"/>
-                <w:sz w:val="28"/>
-              </w:rPr>
               <w:t xml:space="preserve">Доля разовых участников, %</w:t>
             </w:r>
           </w:p>
@@ -844,10 +679,6 @@
               <w:jc w:val="right"/>
             </w:pPr>
             <w:r>
-              <w:rPr>
-                <w:rFonts w:ascii="Times New Roman" w:hAnsi="Times New Roman"/>
-                <w:sz w:val="28"/>
-              </w:rPr>
               <w:t xml:space="preserve">43.7</w:t>
             </w:r>
           </w:p>
@@ -860,10 +691,6 @@
               <w:jc w:val="right"/>
             </w:pPr>
             <w:r>
-              <w:rPr>
-                <w:rFonts w:ascii="Times New Roman" w:hAnsi="Times New Roman"/>
-                <w:sz w:val="28"/>
-              </w:rPr>
               <w:t xml:space="preserve">38.5</w:t>
             </w:r>
           </w:p>
@@ -876,10 +703,6 @@
               <w:jc w:val="right"/>
             </w:pPr>
             <w:r>
-              <w:rPr>
-                <w:rFonts w:ascii="Times New Roman" w:hAnsi="Times New Roman"/>
-                <w:sz w:val="28"/>
-              </w:rPr>
               <w:t xml:space="preserve">42.7</w:t>
             </w:r>
           </w:p>
@@ -893,10 +716,6 @@
               <w:pStyle w:val="Compact"/>
             </w:pPr>
             <w:r>
-              <w:rPr>
-                <w:rFonts w:ascii="Times New Roman" w:hAnsi="Times New Roman"/>
-                <w:sz w:val="28"/>
-              </w:rPr>
               <w:t xml:space="preserve">Доля ядра (&gt;=5 докладов), %</w:t>
             </w:r>
           </w:p>
@@ -909,10 +728,6 @@
               <w:jc w:val="right"/>
             </w:pPr>
             <w:r>
-              <w:rPr>
-                <w:rFonts w:ascii="Times New Roman" w:hAnsi="Times New Roman"/>
-                <w:sz w:val="28"/>
-              </w:rPr>
               <w:t xml:space="preserve">24.0</w:t>
             </w:r>
           </w:p>
@@ -925,10 +740,6 @@
               <w:jc w:val="right"/>
             </w:pPr>
             <w:r>
-              <w:rPr>
-                <w:rFonts w:ascii="Times New Roman" w:hAnsi="Times New Roman"/>
-                <w:sz w:val="28"/>
-              </w:rPr>
               <w:t xml:space="preserve">31.9</w:t>
             </w:r>
           </w:p>
@@ -941,10 +752,6 @@
               <w:jc w:val="right"/>
             </w:pPr>
             <w:r>
-              <w:rPr>
-                <w:rFonts w:ascii="Times New Roman" w:hAnsi="Times New Roman"/>
-                <w:sz w:val="28"/>
-              </w:rPr>
               <w:t xml:space="preserve">32.3</w:t>
             </w:r>
           </w:p>
@@ -958,10 +765,6 @@
               <w:pStyle w:val="Compact"/>
             </w:pPr>
             <w:r>
-              <w:rPr>
-                <w:rFonts w:ascii="Times New Roman" w:hAnsi="Times New Roman"/>
-                <w:sz w:val="28"/>
-              </w:rPr>
               <w:t xml:space="preserve">Удержание дебютантов, %</w:t>
             </w:r>
           </w:p>
@@ -974,10 +777,6 @@
               <w:jc w:val="right"/>
             </w:pPr>
             <w:r>
-              <w:rPr>
-                <w:rFonts w:ascii="Times New Roman" w:hAnsi="Times New Roman"/>
-                <w:sz w:val="28"/>
-              </w:rPr>
               <w:t xml:space="preserve">56.3</w:t>
             </w:r>
           </w:p>
@@ -990,10 +789,6 @@
               <w:jc w:val="right"/>
             </w:pPr>
             <w:r>
-              <w:rPr>
-                <w:rFonts w:ascii="Times New Roman" w:hAnsi="Times New Roman"/>
-                <w:sz w:val="28"/>
-              </w:rPr>
               <w:t xml:space="preserve">61.5</w:t>
             </w:r>
           </w:p>
@@ -1006,10 +801,6 @@
               <w:jc w:val="right"/>
             </w:pPr>
             <w:r>
-              <w:rPr>
-                <w:rFonts w:ascii="Times New Roman" w:hAnsi="Times New Roman"/>
-                <w:sz w:val="28"/>
-              </w:rPr>
               <w:t xml:space="preserve">57.3</w:t>
             </w:r>
           </w:p>
@@ -1023,10 +814,6 @@
               <w:pStyle w:val="Compact"/>
             </w:pPr>
             <w:r>
-              <w:rPr>
-                <w:rFonts w:ascii="Times New Roman" w:hAnsi="Times New Roman"/>
-                <w:sz w:val="28"/>
-              </w:rPr>
               <w:t xml:space="preserve">Индекс Джини</w:t>
             </w:r>
           </w:p>
@@ -1039,10 +826,6 @@
               <w:jc w:val="right"/>
             </w:pPr>
             <w:r>
-              <w:rPr>
-                <w:rFonts w:ascii="Times New Roman" w:hAnsi="Times New Roman"/>
-                <w:sz w:val="28"/>
-              </w:rPr>
               <w:t xml:space="preserve">0.461</w:t>
             </w:r>
           </w:p>
@@ -1055,10 +838,6 @@
               <w:jc w:val="right"/>
             </w:pPr>
             <w:r>
-              <w:rPr>
-                <w:rFonts w:ascii="Times New Roman" w:hAnsi="Times New Roman"/>
-                <w:sz w:val="28"/>
-              </w:rPr>
               <w:t xml:space="preserve">0.470</w:t>
             </w:r>
           </w:p>
@@ -1071,10 +850,6 @@
               <w:jc w:val="right"/>
             </w:pPr>
             <w:r>
-              <w:rPr>
-                <w:rFonts w:ascii="Times New Roman" w:hAnsi="Times New Roman"/>
-                <w:sz w:val="28"/>
-              </w:rPr>
               <w:t xml:space="preserve">0.510</w:t>
             </w:r>
           </w:p>
@@ -1086,10 +861,6 @@
         <w:pStyle w:val="BodyText"/>
       </w:pPr>
       <w:r>
-        <w:rPr>
-          <w:rFonts w:ascii="Times New Roman" w:hAnsi="Times New Roman"/>
-          <w:sz w:val="28"/>
-        </w:rPr>
         <w:t xml:space="preserve">На уровне простых описательных метрик Рериховские чтения выглядят более компактной и самовоспроизводящейся средой: доля ядра выше, доля разовых участников ниже, удержание дебютантов немного выше. Однако эти различия не следует превращать в доказательство скрытого механизма отбора. Доверительные интервалы доли ядра и удержания заметно перекрываются, а индекс Джини почти одинаков. Следовательно, более корректная формула такова: Рериховские чтения являются меньшей и плотнее организованной публичной средой, тогда как Зографские чтения - более широкой площадкой с большим числом эпизодических входов.</w:t>
       </w:r>
     </w:p>
@@ -1098,10 +869,6 @@
         <w:pStyle w:val="BodyText"/>
       </w:pPr>
       <w:r>
-        <w:rPr>
-          <w:rFonts w:ascii="Times New Roman" w:hAnsi="Times New Roman"/>
-          <w:sz w:val="28"/>
-        </w:rPr>
         <w:t xml:space="preserve">Правое цензурирование 2026 г. не меняет этот вывод, но делает его осторожнее. Если отсечь предварительную программу Зографских чтений 2026 г. и считать только состоявшиеся события по 2025 г., Зографские чтения дают 148 ученых, 482 доклада и 484 авторских участия. Доля ядра тогда составляет 25.7%, доля разовых участников - 39.9%, удержание дебютантов - 60.1%, индекс Джини - 0.444. Иными словами, включение 2026 г. усиливает впечатление более широкого и менее закрепленного состава Зографа, но не создает его заново. Это важно, потому что предварительные программы почти всегда содержат авторов, о последующей возвращаемости которых еще ничего неизвестно.</w:t>
       </w:r>
     </w:p>
@@ -1110,66 +877,30 @@
         <w:pStyle w:val="BodyText"/>
       </w:pPr>
       <w:r>
-        <w:rPr>
-          <w:rFonts w:ascii="Times New Roman" w:hAnsi="Times New Roman"/>
-          <w:sz w:val="28"/>
-        </w:rPr>
         <w:t xml:space="preserve">Разница между</w:t>
       </w:r>
       <w:r>
-        <w:rPr>
-          <w:rFonts w:ascii="Times New Roman" w:hAnsi="Times New Roman"/>
-          <w:sz w:val="28"/>
-        </w:rPr>
-        <w:t xml:space="preserve"> </w:t>
-      </w:r>
-      <w:r>
-        <w:rPr>
-          <w:rFonts w:ascii="Times New Roman" w:hAnsi="Times New Roman"/>
-          <w:sz w:val="28"/>
-        </w:rPr>
+        <w:t xml:space="preserve"> </w:t>
+      </w:r>
+      <w:r>
         <w:t xml:space="preserve">“меньшей площадкой”</w:t>
       </w:r>
       <w:r>
-        <w:rPr>
-          <w:rFonts w:ascii="Times New Roman" w:hAnsi="Times New Roman"/>
-          <w:sz w:val="28"/>
-        </w:rPr>
-        <w:t xml:space="preserve"> </w:t>
-      </w:r>
-      <w:r>
-        <w:rPr>
-          <w:rFonts w:ascii="Times New Roman" w:hAnsi="Times New Roman"/>
-          <w:sz w:val="28"/>
-        </w:rPr>
+        <w:t xml:space="preserve"> </w:t>
+      </w:r>
+      <w:r>
         <w:t xml:space="preserve">и</w:t>
       </w:r>
       <w:r>
-        <w:rPr>
-          <w:rFonts w:ascii="Times New Roman" w:hAnsi="Times New Roman"/>
-          <w:sz w:val="28"/>
-        </w:rPr>
-        <w:t xml:space="preserve"> </w:t>
-      </w:r>
-      <w:r>
-        <w:rPr>
-          <w:rFonts w:ascii="Times New Roman" w:hAnsi="Times New Roman"/>
-          <w:sz w:val="28"/>
-        </w:rPr>
+        <w:t xml:space="preserve"> </w:t>
+      </w:r>
+      <w:r>
         <w:t xml:space="preserve">“более закрытой площадкой”</w:t>
       </w:r>
       <w:r>
-        <w:rPr>
-          <w:rFonts w:ascii="Times New Roman" w:hAnsi="Times New Roman"/>
-          <w:sz w:val="28"/>
-        </w:rPr>
-        <w:t xml:space="preserve"> </w:t>
-      </w:r>
-      <w:r>
-        <w:rPr>
-          <w:rFonts w:ascii="Times New Roman" w:hAnsi="Times New Roman"/>
-          <w:sz w:val="28"/>
-        </w:rPr>
+        <w:t xml:space="preserve"> </w:t>
+      </w:r>
+      <w:r>
         <w:t xml:space="preserve">здесь принципиальна. Рериховские чтения могут иметь более высокий процент ядра просто потому, что их общий круг уже. При малом числе участников каждый регулярно возвращающийся автор сильнее влияет на долю ядра. Поэтому статья не утверждает, что Рериховские чтения имеют доказанный скрытый фильтр. Надежнее говорить о другой конфигурации публичной устойчивости: в Москве видна компактная среда с более высоким удельным весом повторных участников, а в Петербурге - более широкая среда, где рядом с ядром постоянно возникает значительный слой разовых входов.</w:t>
       </w:r>
     </w:p>
@@ -1178,10 +909,6 @@
         <w:pStyle w:val="BodyText"/>
       </w:pPr>
       <w:r>
-        <w:rPr>
-          <w:rFonts w:ascii="Times New Roman" w:hAnsi="Times New Roman"/>
-          <w:sz w:val="28"/>
-        </w:rPr>
         <w:t xml:space="preserve">Самый неожиданный результат связан не с плотностью ядра, а с пересечением площадок. Из 220 ученых только 38, или 17.3%, выступали и на Зографских, и на Рериховских чтениях. Само по себе это число могло бы казаться значительным. Но перестановочная модель показывает обратное: при случайном распределении той же индивидуальной активности между двумя площадками ожидалось бы около 104 общих участников (среднее 103.6, стандартное отклонение 3.5). Наблюдаемое значение более чем на 18 стандартных отклонений ниже ожидания. Это значит, что две конференционные среды связаны заметно слабее, чем предсказывает простая модель активности.</w:t>
       </w:r>
     </w:p>
@@ -1190,31 +917,15 @@
         <w:pStyle w:val="BodyText"/>
       </w:pPr>
       <w:r>
-        <w:rPr>
-          <w:rFonts w:ascii="Times New Roman" w:hAnsi="Times New Roman"/>
-          <w:sz w:val="28"/>
-        </w:rPr>
         <w:t xml:space="preserve">Именно поэтому пересечение в 38 человек не следует романтизировать как</w:t>
       </w:r>
       <w:r>
-        <w:rPr>
-          <w:rFonts w:ascii="Times New Roman" w:hAnsi="Times New Roman"/>
-          <w:sz w:val="28"/>
-        </w:rPr>
-        <w:t xml:space="preserve"> </w:t>
-      </w:r>
-      <w:r>
-        <w:rPr>
-          <w:rFonts w:ascii="Times New Roman" w:hAnsi="Times New Roman"/>
-          <w:sz w:val="28"/>
-        </w:rPr>
+        <w:t xml:space="preserve"> </w:t>
+      </w:r>
+      <w:r>
         <w:t xml:space="preserve">“общее ядро российской индологии”</w:t>
       </w:r>
       <w:r>
-        <w:rPr>
-          <w:rFonts w:ascii="Times New Roman" w:hAnsi="Times New Roman"/>
-          <w:sz w:val="28"/>
-        </w:rPr>
         <w:t xml:space="preserve">. Оно скорее показывает, насколько мал слой ученых, которые регулярно или хотя бы эпизодически переводят свои темы между двумя публичными площадками. В абсолютном выражении этот слой достаточно велик, чтобы удерживать коммуникацию между Москвой и Петербургом; в сравнении с нулевой моделью он чрезвычайно мал. На этом напряжении и строится главный вывод: поле не распадается полностью, но его публичная конференционная проницаемость существенно ниже, чем можно было бы ожидать по одной только активности участников.</w:t>
       </w:r>
     </w:p>
@@ -1223,10 +934,6 @@
         <w:pStyle w:val="BodyText"/>
       </w:pPr>
       <w:r>
-        <w:rPr>
-          <w:rFonts w:ascii="Times New Roman" w:hAnsi="Times New Roman"/>
-          <w:sz w:val="28"/>
-        </w:rPr>
         <w:t xml:space="preserve">Этот результат меняет смысл перекрестной когорты. 38 общих участника - не доказательство единства двух площадок, а, напротив, небольшой мостовой слой между двумя частично изолированными средами. Их роль важна именно потому, что переход между площадками редок. По сессионному графу наиболее заметные посредники соединяют не только города, но и тематические блоки программ; однако даже они чаще переносят собственные устойчивые специализации, чем выступают как универсальные синтетики.</w:t>
       </w:r>
     </w:p>
@@ -1235,38 +942,18 @@
         <w:pStyle w:val="BodyText"/>
       </w:pPr>
       <w:r>
-        <w:rPr>
-          <w:rFonts w:ascii="Times New Roman" w:hAnsi="Times New Roman"/>
-          <w:sz w:val="28"/>
-        </w:rPr>
         <w:t xml:space="preserve">Мостовая роль, следовательно, имеет не только социальный, но и жанровый характер. Перекрестный участник не обязательно является автором наиболее общих докладов или представителем</w:t>
       </w:r>
       <w:r>
-        <w:rPr>
-          <w:rFonts w:ascii="Times New Roman" w:hAnsi="Times New Roman"/>
-          <w:sz w:val="28"/>
-        </w:rPr>
-        <w:t xml:space="preserve"> </w:t>
-      </w:r>
-      <w:r>
-        <w:rPr>
-          <w:rFonts w:ascii="Times New Roman" w:hAnsi="Times New Roman"/>
-          <w:sz w:val="28"/>
-        </w:rPr>
+        <w:t xml:space="preserve"> </w:t>
+      </w:r>
+      <w:r>
         <w:t xml:space="preserve">“средней”</w:t>
       </w:r>
       <w:r>
-        <w:rPr>
-          <w:rFonts w:ascii="Times New Roman" w:hAnsi="Times New Roman"/>
-          <w:sz w:val="28"/>
-        </w:rPr>
-        <w:t xml:space="preserve"> </w:t>
-      </w:r>
-      <w:r>
-        <w:rPr>
-          <w:rFonts w:ascii="Times New Roman" w:hAnsi="Times New Roman"/>
-          <w:sz w:val="28"/>
-        </w:rPr>
+        <w:t xml:space="preserve"> </w:t>
+      </w:r>
+      <w:r>
         <w:t xml:space="preserve">позиции между двумя программами. Напротив, данные показывают, что многие такие участники сохраняют собственный тематический профиль и переносят его из одной среды в другую. Это делает их посредниками не потому, что они говорят обо всем, а потому, что их частная специализация оказывается приемлемой и узнаваемой в обоих контекстах.</w:t>
       </w:r>
     </w:p>
@@ -1277,10 +964,6 @@
         <w:pStyle w:val="Heading2"/>
       </w:pPr>
       <w:r>
-        <w:rPr>
-          <w:rFonts w:ascii="Times New Roman" w:hAnsi="Times New Roman"/>
-          <w:sz w:val="28"/>
-        </w:rPr>
         <w:t xml:space="preserve">4. Тематические профили и источник аффилиации</w:t>
       </w:r>
     </w:p>
@@ -1289,10 +972,6 @@
         <w:pStyle w:val="FirstParagraph"/>
       </w:pPr>
       <w:r>
-        <w:rPr>
-          <w:rFonts w:ascii="Times New Roman" w:hAnsi="Times New Roman"/>
-          <w:sz w:val="28"/>
-        </w:rPr>
         <w:t xml:space="preserve">Тематические различия между площадками устойчивее, чем различия в метриках закрытости. По дисциплинарной оси L1 Зографские чтения сильнее связаны с литературоведением, философией и религиоведением, а Рериховские - с религиоведением, литературой, историей и искусством. Формальная проверка распределения L1 дает статистически значимое различие: chi-square = 55.26, p ~= 1.09e-8, V Крамера ~= 0.248. Проверки чувствительности, исключающие низкоуверенные и проблемные записи, сохраняют эффект.</w:t>
       </w:r>
     </w:p>
@@ -1301,10 +980,6 @@
         <w:pStyle w:val="BodyText"/>
       </w:pPr>
       <w:r>
-        <w:rPr>
-          <w:rFonts w:ascii="Times New Roman" w:hAnsi="Times New Roman"/>
-          <w:sz w:val="28"/>
-        </w:rPr>
         <w:t xml:space="preserve">В абсолютных числах обе площадки имеют общий индологический фундамент: религия, литература, философия, филология и история дают основную массу докладов. Но их пропорции различны. На Зографских чтениях философия почти равна литературе и религии: 117 философских докладов из 540 (21.7%), 119 литературных (22.0%) и 113 религиоведческих (20.9%). На Рериховских чтениях религиоведение занимает первое место: 90 докладов из 355 (25.4%), далее идут литература (19.2%) и история (15.8%). Искусство и археология также заметнее на Рериховских чтениях: 9.6% против 4.6% на Зографе.</w:t>
       </w:r>
     </w:p>
@@ -1330,10 +1005,6 @@
               <w:pStyle w:val="Compact"/>
             </w:pPr>
             <w:r>
-              <w:rPr>
-                <w:rFonts w:ascii="Times New Roman" w:hAnsi="Times New Roman"/>
-                <w:sz w:val="28"/>
-              </w:rPr>
               <w:t xml:space="preserve">Дисциплина L1</w:t>
             </w:r>
           </w:p>
@@ -1346,10 +1017,6 @@
               <w:jc w:val="right"/>
             </w:pPr>
             <w:r>
-              <w:rPr>
-                <w:rFonts w:ascii="Times New Roman" w:hAnsi="Times New Roman"/>
-                <w:sz w:val="28"/>
-              </w:rPr>
               <w:t xml:space="preserve">Зограф, n (%)</w:t>
             </w:r>
           </w:p>
@@ -1362,10 +1029,6 @@
               <w:jc w:val="right"/>
             </w:pPr>
             <w:r>
-              <w:rPr>
-                <w:rFonts w:ascii="Times New Roman" w:hAnsi="Times New Roman"/>
-                <w:sz w:val="28"/>
-              </w:rPr>
               <w:t xml:space="preserve">Рерих, n (%)</w:t>
             </w:r>
           </w:p>
@@ -1379,10 +1042,6 @@
               <w:pStyle w:val="Compact"/>
             </w:pPr>
             <w:r>
-              <w:rPr>
-                <w:rFonts w:ascii="Times New Roman" w:hAnsi="Times New Roman"/>
-                <w:sz w:val="28"/>
-              </w:rPr>
               <w:t xml:space="preserve">Религиоведение</w:t>
             </w:r>
           </w:p>
@@ -1395,10 +1054,6 @@
               <w:jc w:val="right"/>
             </w:pPr>
             <w:r>
-              <w:rPr>
-                <w:rFonts w:ascii="Times New Roman" w:hAnsi="Times New Roman"/>
-                <w:sz w:val="28"/>
-              </w:rPr>
               <w:t xml:space="preserve">113 (20.9)</w:t>
             </w:r>
           </w:p>
@@ -1411,10 +1066,6 @@
               <w:jc w:val="right"/>
             </w:pPr>
             <w:r>
-              <w:rPr>
-                <w:rFonts w:ascii="Times New Roman" w:hAnsi="Times New Roman"/>
-                <w:sz w:val="28"/>
-              </w:rPr>
               <w:t xml:space="preserve">90 (25.4)</w:t>
             </w:r>
           </w:p>
@@ -1428,10 +1079,6 @@
               <w:pStyle w:val="Compact"/>
             </w:pPr>
             <w:r>
-              <w:rPr>
-                <w:rFonts w:ascii="Times New Roman" w:hAnsi="Times New Roman"/>
-                <w:sz w:val="28"/>
-              </w:rPr>
               <w:t xml:space="preserve">Литература</w:t>
             </w:r>
           </w:p>
@@ -1444,10 +1091,6 @@
               <w:jc w:val="right"/>
             </w:pPr>
             <w:r>
-              <w:rPr>
-                <w:rFonts w:ascii="Times New Roman" w:hAnsi="Times New Roman"/>
-                <w:sz w:val="28"/>
-              </w:rPr>
               <w:t xml:space="preserve">119 (22.0)</w:t>
             </w:r>
           </w:p>
@@ -1460,10 +1103,6 @@
               <w:jc w:val="right"/>
             </w:pPr>
             <w:r>
-              <w:rPr>
-                <w:rFonts w:ascii="Times New Roman" w:hAnsi="Times New Roman"/>
-                <w:sz w:val="28"/>
-              </w:rPr>
               <w:t xml:space="preserve">68 (19.2)</w:t>
             </w:r>
           </w:p>
@@ -1477,10 +1116,6 @@
               <w:pStyle w:val="Compact"/>
             </w:pPr>
             <w:r>
-              <w:rPr>
-                <w:rFonts w:ascii="Times New Roman" w:hAnsi="Times New Roman"/>
-                <w:sz w:val="28"/>
-              </w:rPr>
               <w:t xml:space="preserve">Философия</w:t>
             </w:r>
           </w:p>
@@ -1493,10 +1128,6 @@
               <w:jc w:val="right"/>
             </w:pPr>
             <w:r>
-              <w:rPr>
-                <w:rFonts w:ascii="Times New Roman" w:hAnsi="Times New Roman"/>
-                <w:sz w:val="28"/>
-              </w:rPr>
               <w:t xml:space="preserve">117 (21.7)</w:t>
             </w:r>
           </w:p>
@@ -1509,10 +1140,6 @@
               <w:jc w:val="right"/>
             </w:pPr>
             <w:r>
-              <w:rPr>
-                <w:rFonts w:ascii="Times New Roman" w:hAnsi="Times New Roman"/>
-                <w:sz w:val="28"/>
-              </w:rPr>
               <w:t xml:space="preserve">43 (12.1)</w:t>
             </w:r>
           </w:p>
@@ -1526,10 +1153,6 @@
               <w:pStyle w:val="Compact"/>
             </w:pPr>
             <w:r>
-              <w:rPr>
-                <w:rFonts w:ascii="Times New Roman" w:hAnsi="Times New Roman"/>
-                <w:sz w:val="28"/>
-              </w:rPr>
               <w:t xml:space="preserve">Лингвистика и филология</w:t>
             </w:r>
           </w:p>
@@ -1542,10 +1165,6 @@
               <w:jc w:val="right"/>
             </w:pPr>
             <w:r>
-              <w:rPr>
-                <w:rFonts w:ascii="Times New Roman" w:hAnsi="Times New Roman"/>
-                <w:sz w:val="28"/>
-              </w:rPr>
               <w:t xml:space="preserve">61 (11.3)</w:t>
             </w:r>
           </w:p>
@@ -1558,10 +1177,6 @@
               <w:jc w:val="right"/>
             </w:pPr>
             <w:r>
-              <w:rPr>
-                <w:rFonts w:ascii="Times New Roman" w:hAnsi="Times New Roman"/>
-                <w:sz w:val="28"/>
-              </w:rPr>
               <w:t xml:space="preserve">45 (12.7)</w:t>
             </w:r>
           </w:p>
@@ -1575,10 +1190,6 @@
               <w:pStyle w:val="Compact"/>
             </w:pPr>
             <w:r>
-              <w:rPr>
-                <w:rFonts w:ascii="Times New Roman" w:hAnsi="Times New Roman"/>
-                <w:sz w:val="28"/>
-              </w:rPr>
               <w:t xml:space="preserve">История</w:t>
             </w:r>
           </w:p>
@@ -1591,10 +1202,6 @@
               <w:jc w:val="right"/>
             </w:pPr>
             <w:r>
-              <w:rPr>
-                <w:rFonts w:ascii="Times New Roman" w:hAnsi="Times New Roman"/>
-                <w:sz w:val="28"/>
-              </w:rPr>
               <w:t xml:space="preserve">43 (8.0)</w:t>
             </w:r>
           </w:p>
@@ -1607,10 +1214,6 @@
               <w:jc w:val="right"/>
             </w:pPr>
             <w:r>
-              <w:rPr>
-                <w:rFonts w:ascii="Times New Roman" w:hAnsi="Times New Roman"/>
-                <w:sz w:val="28"/>
-              </w:rPr>
               <w:t xml:space="preserve">56 (15.8)</w:t>
             </w:r>
           </w:p>
@@ -1624,10 +1227,6 @@
               <w:pStyle w:val="Compact"/>
             </w:pPr>
             <w:r>
-              <w:rPr>
-                <w:rFonts w:ascii="Times New Roman" w:hAnsi="Times New Roman"/>
-                <w:sz w:val="28"/>
-              </w:rPr>
               <w:t xml:space="preserve">Искусство и археология</w:t>
             </w:r>
           </w:p>
@@ -1640,10 +1239,6 @@
               <w:jc w:val="right"/>
             </w:pPr>
             <w:r>
-              <w:rPr>
-                <w:rFonts w:ascii="Times New Roman" w:hAnsi="Times New Roman"/>
-                <w:sz w:val="28"/>
-              </w:rPr>
               <w:t xml:space="preserve">25 (4.6)</w:t>
             </w:r>
           </w:p>
@@ -1656,10 +1251,6 @@
               <w:jc w:val="right"/>
             </w:pPr>
             <w:r>
-              <w:rPr>
-                <w:rFonts w:ascii="Times New Roman" w:hAnsi="Times New Roman"/>
-                <w:sz w:val="28"/>
-              </w:rPr>
               <w:t xml:space="preserve">34 (9.6)</w:t>
             </w:r>
           </w:p>
@@ -1673,10 +1264,6 @@
               <w:pStyle w:val="Compact"/>
             </w:pPr>
             <w:r>
-              <w:rPr>
-                <w:rFonts w:ascii="Times New Roman" w:hAnsi="Times New Roman"/>
-                <w:sz w:val="28"/>
-              </w:rPr>
               <w:t xml:space="preserve">Этнография</w:t>
             </w:r>
           </w:p>
@@ -1689,10 +1276,6 @@
               <w:jc w:val="right"/>
             </w:pPr>
             <w:r>
-              <w:rPr>
-                <w:rFonts w:ascii="Times New Roman" w:hAnsi="Times New Roman"/>
-                <w:sz w:val="28"/>
-              </w:rPr>
               <w:t xml:space="preserve">26 (4.8)</w:t>
             </w:r>
           </w:p>
@@ -1705,10 +1288,6 @@
               <w:jc w:val="right"/>
             </w:pPr>
             <w:r>
-              <w:rPr>
-                <w:rFonts w:ascii="Times New Roman" w:hAnsi="Times New Roman"/>
-                <w:sz w:val="28"/>
-              </w:rPr>
               <w:t xml:space="preserve">5 (1.4)</w:t>
             </w:r>
           </w:p>
@@ -1722,10 +1301,6 @@
               <w:pStyle w:val="Compact"/>
             </w:pPr>
             <w:r>
-              <w:rPr>
-                <w:rFonts w:ascii="Times New Roman" w:hAnsi="Times New Roman"/>
-                <w:sz w:val="28"/>
-              </w:rPr>
               <w:t xml:space="preserve">Тибетология</w:t>
             </w:r>
           </w:p>
@@ -1738,10 +1313,6 @@
               <w:jc w:val="right"/>
             </w:pPr>
             <w:r>
-              <w:rPr>
-                <w:rFonts w:ascii="Times New Roman" w:hAnsi="Times New Roman"/>
-                <w:sz w:val="28"/>
-              </w:rPr>
               <w:t xml:space="preserve">8 (1.5)</w:t>
             </w:r>
           </w:p>
@@ -1754,10 +1325,6 @@
               <w:jc w:val="right"/>
             </w:pPr>
             <w:r>
-              <w:rPr>
-                <w:rFonts w:ascii="Times New Roman" w:hAnsi="Times New Roman"/>
-                <w:sz w:val="28"/>
-              </w:rPr>
               <w:t xml:space="preserve">11 (3.1)</w:t>
             </w:r>
           </w:p>
@@ -1771,10 +1338,6 @@
               <w:pStyle w:val="Compact"/>
             </w:pPr>
             <w:r>
-              <w:rPr>
-                <w:rFonts w:ascii="Times New Roman" w:hAnsi="Times New Roman"/>
-                <w:sz w:val="28"/>
-              </w:rPr>
               <w:t xml:space="preserve">Прочее и неклассифицированное</w:t>
             </w:r>
           </w:p>
@@ -1787,10 +1350,6 @@
               <w:jc w:val="right"/>
             </w:pPr>
             <w:r>
-              <w:rPr>
-                <w:rFonts w:ascii="Times New Roman" w:hAnsi="Times New Roman"/>
-                <w:sz w:val="28"/>
-              </w:rPr>
               <w:t xml:space="preserve">28 (5.2)</w:t>
             </w:r>
           </w:p>
@@ -1803,10 +1362,6 @@
               <w:jc w:val="right"/>
             </w:pPr>
             <w:r>
-              <w:rPr>
-                <w:rFonts w:ascii="Times New Roman" w:hAnsi="Times New Roman"/>
-                <w:sz w:val="28"/>
-              </w:rPr>
               <w:t xml:space="preserve">3 (0.8)</w:t>
             </w:r>
           </w:p>
@@ -1818,10 +1373,6 @@
         <w:pStyle w:val="BodyText"/>
       </w:pPr>
       <w:r>
-        <w:rPr>
-          <w:rFonts w:ascii="Times New Roman" w:hAnsi="Times New Roman"/>
-          <w:sz w:val="28"/>
-        </w:rPr>
         <w:t xml:space="preserve">Еще отчетливее различие по историко-культурному периоду L2. Рериховские чтения концентрируют около 74% докладов на классическом и средневековом периодах. У Зографских чтений те же периоды составляют около 56%, а оставшаяся часть корпуса шире распределяется между ведийскими, колониальными, современными и внехронологическими сюжетами. Для L2 различие также устойчиво: chi-square = 54.74, p ~= 5.24e-10, V Крамера ~= 0.247.</w:t>
       </w:r>
     </w:p>
@@ -1830,10 +1381,6 @@
         <w:pStyle w:val="BodyText"/>
       </w:pPr>
       <w:r>
-        <w:rPr>
-          <w:rFonts w:ascii="Times New Roman" w:hAnsi="Times New Roman"/>
-          <w:sz w:val="28"/>
-        </w:rPr>
         <w:t xml:space="preserve">Эта хронологическая асимметрия особенно показательна, потому что обе серии формально принадлежат к одной индологической области. Классический период занимает сходную долю на обеих площадках: 34.1% на Зографе и 34.9% на Рерихе. Различие возникает прежде всего за счет средневековья и неклассических зон. Рериховские чтения дают 38.9% средневековых докладов против 22.4% у Зографа. Зато Зографские чтения заметно чаще допускают колониальные, современные, современные в узком смысле и внехронологические темы.</w:t>
       </w:r>
     </w:p>
@@ -1859,10 +1406,6 @@
               <w:pStyle w:val="Compact"/>
             </w:pPr>
             <w:r>
-              <w:rPr>
-                <w:rFonts w:ascii="Times New Roman" w:hAnsi="Times New Roman"/>
-                <w:sz w:val="28"/>
-              </w:rPr>
               <w:t xml:space="preserve">Период L2</w:t>
             </w:r>
           </w:p>
@@ -1875,10 +1418,6 @@
               <w:jc w:val="right"/>
             </w:pPr>
             <w:r>
-              <w:rPr>
-                <w:rFonts w:ascii="Times New Roman" w:hAnsi="Times New Roman"/>
-                <w:sz w:val="28"/>
-              </w:rPr>
               <w:t xml:space="preserve">Зограф, n (%)</w:t>
             </w:r>
           </w:p>
@@ -1891,10 +1430,6 @@
               <w:jc w:val="right"/>
             </w:pPr>
             <w:r>
-              <w:rPr>
-                <w:rFonts w:ascii="Times New Roman" w:hAnsi="Times New Roman"/>
-                <w:sz w:val="28"/>
-              </w:rPr>
               <w:t xml:space="preserve">Рерих, n (%)</w:t>
             </w:r>
           </w:p>
@@ -1908,10 +1443,6 @@
               <w:pStyle w:val="Compact"/>
             </w:pPr>
             <w:r>
-              <w:rPr>
-                <w:rFonts w:ascii="Times New Roman" w:hAnsi="Times New Roman"/>
-                <w:sz w:val="28"/>
-              </w:rPr>
               <w:t xml:space="preserve">Ведийский</w:t>
             </w:r>
           </w:p>
@@ -1924,10 +1455,6 @@
               <w:jc w:val="right"/>
             </w:pPr>
             <w:r>
-              <w:rPr>
-                <w:rFonts w:ascii="Times New Roman" w:hAnsi="Times New Roman"/>
-                <w:sz w:val="28"/>
-              </w:rPr>
               <w:t xml:space="preserve">29 (5.4)</w:t>
             </w:r>
           </w:p>
@@ -1940,10 +1467,6 @@
               <w:jc w:val="right"/>
             </w:pPr>
             <w:r>
-              <w:rPr>
-                <w:rFonts w:ascii="Times New Roman" w:hAnsi="Times New Roman"/>
-                <w:sz w:val="28"/>
-              </w:rPr>
               <w:t xml:space="preserve">18 (5.1)</w:t>
             </w:r>
           </w:p>
@@ -1957,10 +1480,6 @@
               <w:pStyle w:val="Compact"/>
             </w:pPr>
             <w:r>
-              <w:rPr>
-                <w:rFonts w:ascii="Times New Roman" w:hAnsi="Times New Roman"/>
-                <w:sz w:val="28"/>
-              </w:rPr>
               <w:t xml:space="preserve">Классический</w:t>
             </w:r>
           </w:p>
@@ -1973,10 +1492,6 @@
               <w:jc w:val="right"/>
             </w:pPr>
             <w:r>
-              <w:rPr>
-                <w:rFonts w:ascii="Times New Roman" w:hAnsi="Times New Roman"/>
-                <w:sz w:val="28"/>
-              </w:rPr>
               <w:t xml:space="preserve">184 (34.1)</w:t>
             </w:r>
           </w:p>
@@ -1989,10 +1504,6 @@
               <w:jc w:val="right"/>
             </w:pPr>
             <w:r>
-              <w:rPr>
-                <w:rFonts w:ascii="Times New Roman" w:hAnsi="Times New Roman"/>
-                <w:sz w:val="28"/>
-              </w:rPr>
               <w:t xml:space="preserve">124 (34.9)</w:t>
             </w:r>
           </w:p>
@@ -2006,10 +1517,6 @@
               <w:pStyle w:val="Compact"/>
             </w:pPr>
             <w:r>
-              <w:rPr>
-                <w:rFonts w:ascii="Times New Roman" w:hAnsi="Times New Roman"/>
-                <w:sz w:val="28"/>
-              </w:rPr>
               <w:t xml:space="preserve">Средневековый</w:t>
             </w:r>
           </w:p>
@@ -2022,10 +1529,6 @@
               <w:jc w:val="right"/>
             </w:pPr>
             <w:r>
-              <w:rPr>
-                <w:rFonts w:ascii="Times New Roman" w:hAnsi="Times New Roman"/>
-                <w:sz w:val="28"/>
-              </w:rPr>
               <w:t xml:space="preserve">121 (22.4)</w:t>
             </w:r>
           </w:p>
@@ -2038,10 +1541,6 @@
               <w:jc w:val="right"/>
             </w:pPr>
             <w:r>
-              <w:rPr>
-                <w:rFonts w:ascii="Times New Roman" w:hAnsi="Times New Roman"/>
-                <w:sz w:val="28"/>
-              </w:rPr>
               <w:t xml:space="preserve">138 (38.9)</w:t>
             </w:r>
           </w:p>
@@ -2055,10 +1554,6 @@
               <w:pStyle w:val="Compact"/>
             </w:pPr>
             <w:r>
-              <w:rPr>
-                <w:rFonts w:ascii="Times New Roman" w:hAnsi="Times New Roman"/>
-                <w:sz w:val="28"/>
-              </w:rPr>
               <w:t xml:space="preserve">Колониальный</w:t>
             </w:r>
           </w:p>
@@ -2071,10 +1566,6 @@
               <w:jc w:val="right"/>
             </w:pPr>
             <w:r>
-              <w:rPr>
-                <w:rFonts w:ascii="Times New Roman" w:hAnsi="Times New Roman"/>
-                <w:sz w:val="28"/>
-              </w:rPr>
               <w:t xml:space="preserve">48 (8.9)</w:t>
             </w:r>
           </w:p>
@@ -2087,10 +1578,6 @@
               <w:jc w:val="right"/>
             </w:pPr>
             <w:r>
-              <w:rPr>
-                <w:rFonts w:ascii="Times New Roman" w:hAnsi="Times New Roman"/>
-                <w:sz w:val="28"/>
-              </w:rPr>
               <w:t xml:space="preserve">15 (4.2)</w:t>
             </w:r>
           </w:p>
@@ -2104,10 +1591,6 @@
               <w:pStyle w:val="Compact"/>
             </w:pPr>
             <w:r>
-              <w:rPr>
-                <w:rFonts w:ascii="Times New Roman" w:hAnsi="Times New Roman"/>
-                <w:sz w:val="28"/>
-              </w:rPr>
               <w:t xml:space="preserve">Новое время / модерн</w:t>
             </w:r>
           </w:p>
@@ -2120,10 +1603,6 @@
               <w:jc w:val="right"/>
             </w:pPr>
             <w:r>
-              <w:rPr>
-                <w:rFonts w:ascii="Times New Roman" w:hAnsi="Times New Roman"/>
-                <w:sz w:val="28"/>
-              </w:rPr>
               <w:t xml:space="preserve">51 (9.4)</w:t>
             </w:r>
           </w:p>
@@ -2136,10 +1615,6 @@
               <w:jc w:val="right"/>
             </w:pPr>
             <w:r>
-              <w:rPr>
-                <w:rFonts w:ascii="Times New Roman" w:hAnsi="Times New Roman"/>
-                <w:sz w:val="28"/>
-              </w:rPr>
               <w:t xml:space="preserve">38 (10.7)</w:t>
             </w:r>
           </w:p>
@@ -2153,10 +1628,6 @@
               <w:pStyle w:val="Compact"/>
             </w:pPr>
             <w:r>
-              <w:rPr>
-                <w:rFonts w:ascii="Times New Roman" w:hAnsi="Times New Roman"/>
-                <w:sz w:val="28"/>
-              </w:rPr>
               <w:t xml:space="preserve">Современность</w:t>
             </w:r>
           </w:p>
@@ -2169,10 +1640,6 @@
               <w:jc w:val="right"/>
             </w:pPr>
             <w:r>
-              <w:rPr>
-                <w:rFonts w:ascii="Times New Roman" w:hAnsi="Times New Roman"/>
-                <w:sz w:val="28"/>
-              </w:rPr>
               <w:t xml:space="preserve">53 (9.8)</w:t>
             </w:r>
           </w:p>
@@ -2185,10 +1652,6 @@
               <w:jc w:val="right"/>
             </w:pPr>
             <w:r>
-              <w:rPr>
-                <w:rFonts w:ascii="Times New Roman" w:hAnsi="Times New Roman"/>
-                <w:sz w:val="28"/>
-              </w:rPr>
               <w:t xml:space="preserve">10 (2.8)</w:t>
             </w:r>
           </w:p>
@@ -2202,10 +1665,6 @@
               <w:pStyle w:val="Compact"/>
             </w:pPr>
             <w:r>
-              <w:rPr>
-                <w:rFonts w:ascii="Times New Roman" w:hAnsi="Times New Roman"/>
-                <w:sz w:val="28"/>
-              </w:rPr>
               <w:t xml:space="preserve">Без жесткой привязки</w:t>
             </w:r>
           </w:p>
@@ -2218,10 +1677,6 @@
               <w:jc w:val="right"/>
             </w:pPr>
             <w:r>
-              <w:rPr>
-                <w:rFonts w:ascii="Times New Roman" w:hAnsi="Times New Roman"/>
-                <w:sz w:val="28"/>
-              </w:rPr>
               <w:t xml:space="preserve">54 (10.0)</w:t>
             </w:r>
           </w:p>
@@ -2234,10 +1689,6 @@
               <w:jc w:val="right"/>
             </w:pPr>
             <w:r>
-              <w:rPr>
-                <w:rFonts w:ascii="Times New Roman" w:hAnsi="Times New Roman"/>
-                <w:sz w:val="28"/>
-              </w:rPr>
               <w:t xml:space="preserve">12 (3.4)</w:t>
             </w:r>
           </w:p>
@@ -2249,94 +1700,42 @@
         <w:pStyle w:val="BodyText"/>
       </w:pPr>
       <w:r>
-        <w:rPr>
-          <w:rFonts w:ascii="Times New Roman" w:hAnsi="Times New Roman"/>
-          <w:sz w:val="28"/>
-        </w:rPr>
         <w:t xml:space="preserve">Рериховский профиль можно описать как более сильную фиксацию на</w:t>
       </w:r>
       <w:r>
-        <w:rPr>
-          <w:rFonts w:ascii="Times New Roman" w:hAnsi="Times New Roman"/>
-          <w:sz w:val="28"/>
-        </w:rPr>
-        <w:t xml:space="preserve"> </w:t>
-      </w:r>
-      <w:r>
-        <w:rPr>
-          <w:rFonts w:ascii="Times New Roman" w:hAnsi="Times New Roman"/>
-          <w:sz w:val="28"/>
-        </w:rPr>
+        <w:t xml:space="preserve"> </w:t>
+      </w:r>
+      <w:r>
         <w:t xml:space="preserve">“золотом веке”</w:t>
       </w:r>
       <w:r>
-        <w:rPr>
-          <w:rFonts w:ascii="Times New Roman" w:hAnsi="Times New Roman"/>
-          <w:sz w:val="28"/>
-        </w:rPr>
-        <w:t xml:space="preserve"> </w:t>
-      </w:r>
-      <w:r>
-        <w:rPr>
-          <w:rFonts w:ascii="Times New Roman" w:hAnsi="Times New Roman"/>
-          <w:sz w:val="28"/>
-        </w:rPr>
+        <w:t xml:space="preserve"> </w:t>
+      </w:r>
+      <w:r>
         <w:t xml:space="preserve">индологической классики и средневековья. Зографский профиль, напротив, сочетает классический корпус с большей терпимостью к темам нового и новейшего времени, философским обобщениям, этнографическим и внехронологическим сюжетам. Поэтому различие площадок не сводится к тому, что одна из них</w:t>
       </w:r>
       <w:r>
-        <w:rPr>
-          <w:rFonts w:ascii="Times New Roman" w:hAnsi="Times New Roman"/>
-          <w:sz w:val="28"/>
-        </w:rPr>
-        <w:t xml:space="preserve"> </w:t>
-      </w:r>
-      <w:r>
-        <w:rPr>
-          <w:rFonts w:ascii="Times New Roman" w:hAnsi="Times New Roman"/>
-          <w:sz w:val="28"/>
-        </w:rPr>
+        <w:t xml:space="preserve"> </w:t>
+      </w:r>
+      <w:r>
         <w:t xml:space="preserve">“шире”</w:t>
       </w:r>
       <w:r>
-        <w:rPr>
-          <w:rFonts w:ascii="Times New Roman" w:hAnsi="Times New Roman"/>
-          <w:sz w:val="28"/>
-        </w:rPr>
-        <w:t xml:space="preserve"> </w:t>
-      </w:r>
-      <w:r>
-        <w:rPr>
-          <w:rFonts w:ascii="Times New Roman" w:hAnsi="Times New Roman"/>
-          <w:sz w:val="28"/>
-        </w:rPr>
+        <w:t xml:space="preserve"> </w:t>
+      </w:r>
+      <w:r>
         <w:t xml:space="preserve">или</w:t>
       </w:r>
       <w:r>
-        <w:rPr>
-          <w:rFonts w:ascii="Times New Roman" w:hAnsi="Times New Roman"/>
-          <w:sz w:val="28"/>
-        </w:rPr>
-        <w:t xml:space="preserve"> </w:t>
-      </w:r>
-      <w:r>
-        <w:rPr>
-          <w:rFonts w:ascii="Times New Roman" w:hAnsi="Times New Roman"/>
-          <w:sz w:val="28"/>
-        </w:rPr>
+        <w:t xml:space="preserve"> </w:t>
+      </w:r>
+      <w:r>
         <w:t xml:space="preserve">“уже”</w:t>
       </w:r>
       <w:r>
-        <w:rPr>
-          <w:rFonts w:ascii="Times New Roman" w:hAnsi="Times New Roman"/>
-          <w:sz w:val="28"/>
-        </w:rPr>
-        <w:t xml:space="preserve"> </w:t>
-      </w:r>
-      <w:r>
-        <w:rPr>
-          <w:rFonts w:ascii="Times New Roman" w:hAnsi="Times New Roman"/>
-          <w:sz w:val="28"/>
-        </w:rPr>
+        <w:t xml:space="preserve"> </w:t>
+      </w:r>
+      <w:r>
         <w:t xml:space="preserve">в социальном смысле. Они по-разному распределяют внимание между историческими зонами и типами научного вопроса.</w:t>
       </w:r>
     </w:p>
@@ -2363,10 +1762,6 @@
               <w:pStyle w:val="Compact"/>
             </w:pPr>
             <w:r>
-              <w:rPr>
-                <w:rFonts w:ascii="Times New Roman" w:hAnsi="Times New Roman"/>
-                <w:sz w:val="28"/>
-              </w:rPr>
               <w:t xml:space="preserve">Разрез</w:t>
             </w:r>
           </w:p>
@@ -2378,10 +1773,6 @@
               <w:pStyle w:val="Compact"/>
             </w:pPr>
             <w:r>
-              <w:rPr>
-                <w:rFonts w:ascii="Times New Roman" w:hAnsi="Times New Roman"/>
-                <w:sz w:val="28"/>
-              </w:rPr>
               <w:t xml:space="preserve">Главный результат</w:t>
             </w:r>
           </w:p>
@@ -2393,10 +1784,6 @@
               <w:pStyle w:val="Compact"/>
             </w:pPr>
             <w:r>
-              <w:rPr>
-                <w:rFonts w:ascii="Times New Roman" w:hAnsi="Times New Roman"/>
-                <w:sz w:val="28"/>
-              </w:rPr>
               <w:t xml:space="preserve">Интерпретация</w:t>
             </w:r>
           </w:p>
@@ -2410,10 +1797,6 @@
               <w:pStyle w:val="Compact"/>
             </w:pPr>
             <w:r>
-              <w:rPr>
-                <w:rFonts w:ascii="Times New Roman" w:hAnsi="Times New Roman"/>
-                <w:sz w:val="28"/>
-              </w:rPr>
               <w:t xml:space="preserve">Пересечение участников</w:t>
             </w:r>
           </w:p>
@@ -2425,10 +1808,6 @@
               <w:pStyle w:val="Compact"/>
             </w:pPr>
             <w:r>
-              <w:rPr>
-                <w:rFonts w:ascii="Times New Roman" w:hAnsi="Times New Roman"/>
-                <w:sz w:val="28"/>
-              </w:rPr>
               <w:t xml:space="preserve">38 общих ученых вместо ожидаемых ~104</w:t>
             </w:r>
           </w:p>
@@ -2440,10 +1819,6 @@
               <w:pStyle w:val="Compact"/>
             </w:pPr>
             <w:r>
-              <w:rPr>
-                <w:rFonts w:ascii="Times New Roman" w:hAnsi="Times New Roman"/>
-                <w:sz w:val="28"/>
-              </w:rPr>
               <w:t xml:space="preserve">две частично изолированные среды</w:t>
             </w:r>
           </w:p>
@@ -2457,10 +1832,6 @@
               <w:pStyle w:val="Compact"/>
             </w:pPr>
             <w:r>
-              <w:rPr>
-                <w:rFonts w:ascii="Times New Roman" w:hAnsi="Times New Roman"/>
-                <w:sz w:val="28"/>
-              </w:rPr>
               <w:t xml:space="preserve">L1: дисциплина</w:t>
             </w:r>
           </w:p>
@@ -2472,10 +1843,6 @@
               <w:pStyle w:val="Compact"/>
             </w:pPr>
             <w:r>
-              <w:rPr>
-                <w:rFonts w:ascii="Times New Roman" w:hAnsi="Times New Roman"/>
-                <w:sz w:val="28"/>
-              </w:rPr>
               <w:t xml:space="preserve">p ~= 1.09e-8</w:t>
             </w:r>
           </w:p>
@@ -2487,10 +1854,6 @@
               <w:pStyle w:val="Compact"/>
             </w:pPr>
             <w:r>
-              <w:rPr>
-                <w:rFonts w:ascii="Times New Roman" w:hAnsi="Times New Roman"/>
-                <w:sz w:val="28"/>
-              </w:rPr>
               <w:t xml:space="preserve">разные дисциплинарные профили</w:t>
             </w:r>
           </w:p>
@@ -2504,10 +1867,6 @@
               <w:pStyle w:val="Compact"/>
             </w:pPr>
             <w:r>
-              <w:rPr>
-                <w:rFonts w:ascii="Times New Roman" w:hAnsi="Times New Roman"/>
-                <w:sz w:val="28"/>
-              </w:rPr>
               <w:t xml:space="preserve">L2: период</w:t>
             </w:r>
           </w:p>
@@ -2519,10 +1878,6 @@
               <w:pStyle w:val="Compact"/>
             </w:pPr>
             <w:r>
-              <w:rPr>
-                <w:rFonts w:ascii="Times New Roman" w:hAnsi="Times New Roman"/>
-                <w:sz w:val="28"/>
-              </w:rPr>
               <w:t xml:space="preserve">Рерих 74% классика+средневековье; Зограф 56%</w:t>
             </w:r>
           </w:p>
@@ -2534,10 +1889,6 @@
               <w:pStyle w:val="Compact"/>
             </w:pPr>
             <w:r>
-              <w:rPr>
-                <w:rFonts w:ascii="Times New Roman" w:hAnsi="Times New Roman"/>
-                <w:sz w:val="28"/>
-              </w:rPr>
               <w:t xml:space="preserve">разная хронологическая оптика</w:t>
             </w:r>
           </w:p>
@@ -2551,10 +1902,6 @@
               <w:pStyle w:val="Compact"/>
             </w:pPr>
             <w:r>
-              <w:rPr>
-                <w:rFonts w:ascii="Times New Roman" w:hAnsi="Times New Roman"/>
-                <w:sz w:val="28"/>
-              </w:rPr>
               <w:t xml:space="preserve">Аффилиации</w:t>
             </w:r>
           </w:p>
@@ -2566,24 +1913,12 @@
               <w:pStyle w:val="Compact"/>
             </w:pPr>
             <w:r>
-              <w:rPr>
-                <w:rFonts w:ascii="Times New Roman" w:hAnsi="Times New Roman"/>
-                <w:sz w:val="28"/>
-              </w:rPr>
               <w:t xml:space="preserve">“только город”</w:t>
             </w:r>
             <w:r>
-              <w:rPr>
-                <w:rFonts w:ascii="Times New Roman" w:hAnsi="Times New Roman"/>
-                <w:sz w:val="28"/>
-              </w:rPr>
               <w:t xml:space="preserve"> </w:t>
             </w:r>
             <w:r>
-              <w:rPr>
-                <w:rFonts w:ascii="Times New Roman" w:hAnsi="Times New Roman"/>
-                <w:sz w:val="28"/>
-              </w:rPr>
               <w:t xml:space="preserve">94.7% на Зографе и 13.0% на Рерихе</w:t>
             </w:r>
           </w:p>
@@ -2595,10 +1930,6 @@
               <w:pStyle w:val="Compact"/>
             </w:pPr>
             <w:r>
-              <w:rPr>
-                <w:rFonts w:ascii="Times New Roman" w:hAnsi="Times New Roman"/>
-                <w:sz w:val="28"/>
-              </w:rPr>
               <w:t xml:space="preserve">разный стандарт публикации программ</w:t>
             </w:r>
           </w:p>
@@ -2612,10 +1943,6 @@
               <w:pStyle w:val="Compact"/>
             </w:pPr>
             <w:r>
-              <w:rPr>
-                <w:rFonts w:ascii="Times New Roman" w:hAnsi="Times New Roman"/>
-                <w:sz w:val="28"/>
-              </w:rPr>
               <w:t xml:space="preserve">Шкала G</w:t>
             </w:r>
           </w:p>
@@ -2627,10 +1954,6 @@
               <w:pStyle w:val="Compact"/>
             </w:pPr>
             <w:r>
-              <w:rPr>
-                <w:rFonts w:ascii="Times New Roman" w:hAnsi="Times New Roman"/>
-                <w:sz w:val="28"/>
-              </w:rPr>
               <w:t xml:space="preserve">G1 = 852 из 895 докладов</w:t>
             </w:r>
           </w:p>
@@ -2642,10 +1965,6 @@
               <w:pStyle w:val="Compact"/>
             </w:pPr>
             <w:r>
-              <w:rPr>
-                <w:rFonts w:ascii="Times New Roman" w:hAnsi="Times New Roman"/>
-                <w:sz w:val="28"/>
-              </w:rPr>
               <w:t xml:space="preserve">микрокейс как норма жанра</w:t>
             </w:r>
           </w:p>
@@ -2657,87 +1976,39 @@
         <w:pStyle w:val="BodyText"/>
       </w:pPr>
       <w:r>
-        <w:rPr>
-          <w:rFonts w:ascii="Times New Roman" w:hAnsi="Times New Roman"/>
-          <w:sz w:val="28"/>
-        </w:rPr>
         <w:t xml:space="preserve">Отдельной оговорки требует поле аффилиации. В Зографских программах участник почти всегда представлен городом, а не учреждением; в Рериховских программах чаще указывается институция. Среди 899 авторских участий доля записей, где вместо учреждения указан только город, составляет 94.7% на Зографских чтениях и 13.0% на Рериховских. Различие сохраняется при стратификации по годам: отношение шансов около 157, chi-square около 381, p ~= 8 x 10^-85. Поэтому строку</w:t>
       </w:r>
       <w:r>
-        <w:rPr>
-          <w:rFonts w:ascii="Times New Roman" w:hAnsi="Times New Roman"/>
-          <w:sz w:val="28"/>
-        </w:rPr>
-        <w:t xml:space="preserve"> </w:t>
-      </w:r>
-      <w:r>
-        <w:rPr>
-          <w:rFonts w:ascii="Times New Roman" w:hAnsi="Times New Roman"/>
-          <w:sz w:val="28"/>
-        </w:rPr>
+        <w:t xml:space="preserve"> </w:t>
+      </w:r>
+      <w:r>
         <w:t xml:space="preserve">“Москва”</w:t>
       </w:r>
       <w:r>
-        <w:rPr>
-          <w:rFonts w:ascii="Times New Roman" w:hAnsi="Times New Roman"/>
-          <w:sz w:val="28"/>
-        </w:rPr>
         <w:t xml:space="preserve">,</w:t>
       </w:r>
       <w:r>
-        <w:rPr>
-          <w:rFonts w:ascii="Times New Roman" w:hAnsi="Times New Roman"/>
-          <w:sz w:val="28"/>
-        </w:rPr>
-        <w:t xml:space="preserve"> </w:t>
-      </w:r>
-      <w:r>
-        <w:rPr>
-          <w:rFonts w:ascii="Times New Roman" w:hAnsi="Times New Roman"/>
-          <w:sz w:val="28"/>
-        </w:rPr>
+        <w:t xml:space="preserve"> </w:t>
+      </w:r>
+      <w:r>
         <w:t xml:space="preserve">“Пенза”</w:t>
       </w:r>
       <w:r>
-        <w:rPr>
-          <w:rFonts w:ascii="Times New Roman" w:hAnsi="Times New Roman"/>
-          <w:sz w:val="28"/>
-        </w:rPr>
-        <w:t xml:space="preserve"> </w:t>
-      </w:r>
-      <w:r>
-        <w:rPr>
-          <w:rFonts w:ascii="Times New Roman" w:hAnsi="Times New Roman"/>
-          <w:sz w:val="28"/>
-        </w:rPr>
+        <w:t xml:space="preserve"> </w:t>
+      </w:r>
+      <w:r>
         <w:t xml:space="preserve">или</w:t>
       </w:r>
       <w:r>
-        <w:rPr>
-          <w:rFonts w:ascii="Times New Roman" w:hAnsi="Times New Roman"/>
-          <w:sz w:val="28"/>
-        </w:rPr>
-        <w:t xml:space="preserve"> </w:t>
-      </w:r>
-      <w:r>
-        <w:rPr>
-          <w:rFonts w:ascii="Times New Roman" w:hAnsi="Times New Roman"/>
-          <w:sz w:val="28"/>
-        </w:rPr>
+        <w:t xml:space="preserve"> </w:t>
+      </w:r>
+      <w:r>
         <w:t xml:space="preserve">“Калининград”</w:t>
       </w:r>
       <w:r>
-        <w:rPr>
-          <w:rFonts w:ascii="Times New Roman" w:hAnsi="Times New Roman"/>
-          <w:sz w:val="28"/>
-        </w:rPr>
-        <w:t xml:space="preserve"> </w:t>
-      </w:r>
-      <w:r>
-        <w:rPr>
-          <w:rFonts w:ascii="Times New Roman" w:hAnsi="Times New Roman"/>
-          <w:sz w:val="28"/>
-        </w:rPr>
+        <w:t xml:space="preserve"> </w:t>
+      </w:r>
+      <w:r>
         <w:t xml:space="preserve">нельзя автоматически читать как отсутствие университетской или академической занятости. Это прежде всего свойство редакционного формата программы.</w:t>
       </w:r>
     </w:p>
@@ -2746,10 +2017,6 @@
         <w:pStyle w:val="BodyText"/>
       </w:pPr>
       <w:r>
-        <w:rPr>
-          <w:rFonts w:ascii="Times New Roman" w:hAnsi="Times New Roman"/>
-          <w:sz w:val="28"/>
-        </w:rPr>
         <w:t xml:space="preserve">Такой вывод важен для интерпретации периферии. Данные действительно показывают более низкую возвращаемость региональных участников: 36.1% против примерно 59% у столичных групп. Но из городского ярлыка нельзя вывести тип места работы. Гипотеза о внеуниверситетском характере периферийного участия может быть поставлена, но для ее проверки нужен отдельный authority-слой с внешними биографическими и институциональными источниками. В этой статье она не используется как доказанный результат.</w:t>
       </w:r>
     </w:p>
@@ -2758,38 +2025,18 @@
         <w:pStyle w:val="BodyText"/>
       </w:pPr>
       <w:r>
-        <w:rPr>
-          <w:rFonts w:ascii="Times New Roman" w:hAnsi="Times New Roman"/>
-          <w:sz w:val="28"/>
-        </w:rPr>
         <w:t xml:space="preserve">Иными словами, географическая периферийность и институциональная периферийность должны быть разведены. Городская метка показывает, как участник представлен в программе, но не обязательно показывает его должность, место работы и карьерную траекторию. Периферийный город может обозначать университет, музей, школу, независимую исследовательскую позицию или просто удобный публичный идентификатор. Особенно поэтому нельзя автоматически приравнивать</w:t>
       </w:r>
       <w:r>
-        <w:rPr>
-          <w:rFonts w:ascii="Times New Roman" w:hAnsi="Times New Roman"/>
-          <w:sz w:val="28"/>
-        </w:rPr>
-        <w:t xml:space="preserve"> </w:t>
-      </w:r>
-      <w:r>
-        <w:rPr>
-          <w:rFonts w:ascii="Times New Roman" w:hAnsi="Times New Roman"/>
-          <w:sz w:val="28"/>
-        </w:rPr>
+        <w:t xml:space="preserve"> </w:t>
+      </w:r>
+      <w:r>
         <w:t xml:space="preserve">“город вместо учреждения”</w:t>
       </w:r>
       <w:r>
-        <w:rPr>
-          <w:rFonts w:ascii="Times New Roman" w:hAnsi="Times New Roman"/>
-          <w:sz w:val="28"/>
-        </w:rPr>
-        <w:t xml:space="preserve"> </w:t>
-      </w:r>
-      <w:r>
-        <w:rPr>
-          <w:rFonts w:ascii="Times New Roman" w:hAnsi="Times New Roman"/>
-          <w:sz w:val="28"/>
-        </w:rPr>
+        <w:t xml:space="preserve"> </w:t>
+      </w:r>
+      <w:r>
         <w:t xml:space="preserve">к прекарности или маргинальности. Для таких выводов нужна отдельная проверка по внешним справочникам и персональным страницам.</w:t>
       </w:r>
     </w:p>
@@ -2798,59 +2045,27 @@
         <w:pStyle w:val="BodyText"/>
       </w:pPr>
       <w:r>
-        <w:rPr>
-          <w:rFonts w:ascii="Times New Roman" w:hAnsi="Times New Roman"/>
-          <w:sz w:val="28"/>
-        </w:rPr>
         <w:t xml:space="preserve">Тем не менее сам факт различия публикационных стандартов значим. Рериховские чтения публично производят более институционализированное описание участника, тогда как Зографские чтения в большинстве случаев предъявляют участника через город и имя. Это два разных режима видимости. В первом случае читатель программы сразу видит организационную карту; во втором - скорее географию и персональный состав. Поэтому спор о том, являются ли чтения</w:t>
       </w:r>
       <w:r>
-        <w:rPr>
-          <w:rFonts w:ascii="Times New Roman" w:hAnsi="Times New Roman"/>
-          <w:sz w:val="28"/>
-        </w:rPr>
-        <w:t xml:space="preserve"> </w:t>
-      </w:r>
-      <w:r>
-        <w:rPr>
-          <w:rFonts w:ascii="Times New Roman" w:hAnsi="Times New Roman"/>
-          <w:sz w:val="28"/>
-        </w:rPr>
+        <w:t xml:space="preserve"> </w:t>
+      </w:r>
+      <w:r>
         <w:t xml:space="preserve">“профильными”</w:t>
       </w:r>
       <w:r>
-        <w:rPr>
-          <w:rFonts w:ascii="Times New Roman" w:hAnsi="Times New Roman"/>
-          <w:sz w:val="28"/>
-        </w:rPr>
-        <w:t xml:space="preserve"> </w:t>
-      </w:r>
-      <w:r>
-        <w:rPr>
-          <w:rFonts w:ascii="Times New Roman" w:hAnsi="Times New Roman"/>
-          <w:sz w:val="28"/>
-        </w:rPr>
+        <w:t xml:space="preserve"> </w:t>
+      </w:r>
+      <w:r>
         <w:t xml:space="preserve">или</w:t>
       </w:r>
       <w:r>
-        <w:rPr>
-          <w:rFonts w:ascii="Times New Roman" w:hAnsi="Times New Roman"/>
-          <w:sz w:val="28"/>
-        </w:rPr>
-        <w:t xml:space="preserve"> </w:t>
-      </w:r>
-      <w:r>
-        <w:rPr>
-          <w:rFonts w:ascii="Times New Roman" w:hAnsi="Times New Roman"/>
-          <w:sz w:val="28"/>
-        </w:rPr>
+        <w:t xml:space="preserve"> </w:t>
+      </w:r>
+      <w:r>
         <w:t xml:space="preserve">“академическими”</w:t>
       </w:r>
       <w:r>
-        <w:rPr>
-          <w:rFonts w:ascii="Times New Roman" w:hAnsi="Times New Roman"/>
-          <w:sz w:val="28"/>
-        </w:rPr>
         <w:t xml:space="preserve">, нельзя решать только по зографской программе: источник часто просто не содержит тех сведений, которые нужны для такой проверки.</w:t>
       </w:r>
     </w:p>
@@ -2861,10 +2076,6 @@
         <w:pStyle w:val="Heading2"/>
       </w:pPr>
       <w:r>
-        <w:rPr>
-          <w:rFonts w:ascii="Times New Roman" w:hAnsi="Times New Roman"/>
-          <w:sz w:val="28"/>
-        </w:rPr>
         <w:t xml:space="preserve">5. Микрокейс как норма</w:t>
       </w:r>
     </w:p>
@@ -2873,10 +2084,6 @@
         <w:pStyle w:val="FirstParagraph"/>
       </w:pPr>
       <w:r>
-        <w:rPr>
-          <w:rFonts w:ascii="Times New Roman" w:hAnsi="Times New Roman"/>
-          <w:sz w:val="28"/>
-        </w:rPr>
         <w:t xml:space="preserve">Наиболее неожиданная жанровая находка связана со шкалой G1-G3. Из 895 уникальных докладов 852 относятся к G1, то есть к микрокейсовому уровню. G2 включает 37 докладов, G3 - только 6. Иными словами, публичная конференционная индология в рассматриваемом корпусе почти всегда говорит через отдельный текст, автора, термин, памятник или локальный сюжет. Широкие цивилизационные и сравнительные обобщения существуют, но являются исключением.</w:t>
       </w:r>
     </w:p>
@@ -2903,10 +2110,6 @@
               <w:pStyle w:val="Compact"/>
             </w:pPr>
             <w:r>
-              <w:rPr>
-                <w:rFonts w:ascii="Times New Roman" w:hAnsi="Times New Roman"/>
-                <w:sz w:val="28"/>
-              </w:rPr>
               <w:t xml:space="preserve">Уровень обобщения</w:t>
             </w:r>
           </w:p>
@@ -2918,10 +2121,6 @@
               <w:pStyle w:val="Compact"/>
             </w:pPr>
             <w:r>
-              <w:rPr>
-                <w:rFonts w:ascii="Times New Roman" w:hAnsi="Times New Roman"/>
-                <w:sz w:val="28"/>
-              </w:rPr>
               <w:t xml:space="preserve">Содержание уровня</w:t>
             </w:r>
           </w:p>
@@ -2934,10 +2133,6 @@
               <w:jc w:val="right"/>
             </w:pPr>
             <w:r>
-              <w:rPr>
-                <w:rFonts w:ascii="Times New Roman" w:hAnsi="Times New Roman"/>
-                <w:sz w:val="28"/>
-              </w:rPr>
               <w:t xml:space="preserve">Докладов</w:t>
             </w:r>
           </w:p>
@@ -2951,10 +2146,6 @@
               <w:pStyle w:val="Compact"/>
             </w:pPr>
             <w:r>
-              <w:rPr>
-                <w:rFonts w:ascii="Times New Roman" w:hAnsi="Times New Roman"/>
-                <w:sz w:val="28"/>
-              </w:rPr>
               <w:t xml:space="preserve">G1</w:t>
             </w:r>
           </w:p>
@@ -2966,10 +2157,6 @@
               <w:pStyle w:val="Compact"/>
             </w:pPr>
             <w:r>
-              <w:rPr>
-                <w:rFonts w:ascii="Times New Roman" w:hAnsi="Times New Roman"/>
-                <w:sz w:val="28"/>
-              </w:rPr>
               <w:t xml:space="preserve">отдельный текст, автор, источник, термин, локальный сюжет</w:t>
             </w:r>
           </w:p>
@@ -2982,10 +2169,6 @@
               <w:jc w:val="right"/>
             </w:pPr>
             <w:r>
-              <w:rPr>
-                <w:rFonts w:ascii="Times New Roman" w:hAnsi="Times New Roman"/>
-                <w:sz w:val="28"/>
-              </w:rPr>
               <w:t xml:space="preserve">852</w:t>
             </w:r>
           </w:p>
@@ -2999,10 +2182,6 @@
               <w:pStyle w:val="Compact"/>
             </w:pPr>
             <w:r>
-              <w:rPr>
-                <w:rFonts w:ascii="Times New Roman" w:hAnsi="Times New Roman"/>
-                <w:sz w:val="28"/>
-              </w:rPr>
               <w:t xml:space="preserve">G2</w:t>
             </w:r>
           </w:p>
@@ -3014,10 +2193,6 @@
               <w:pStyle w:val="Compact"/>
             </w:pPr>
             <w:r>
-              <w:rPr>
-                <w:rFonts w:ascii="Times New Roman" w:hAnsi="Times New Roman"/>
-                <w:sz w:val="28"/>
-              </w:rPr>
               <w:t xml:space="preserve">региональная традиция, школа, жанр, длительная линия</w:t>
             </w:r>
           </w:p>
@@ -3030,10 +2205,6 @@
               <w:jc w:val="right"/>
             </w:pPr>
             <w:r>
-              <w:rPr>
-                <w:rFonts w:ascii="Times New Roman" w:hAnsi="Times New Roman"/>
-                <w:sz w:val="28"/>
-              </w:rPr>
               <w:t xml:space="preserve">37</w:t>
             </w:r>
           </w:p>
@@ -3047,10 +2218,6 @@
               <w:pStyle w:val="Compact"/>
             </w:pPr>
             <w:r>
-              <w:rPr>
-                <w:rFonts w:ascii="Times New Roman" w:hAnsi="Times New Roman"/>
-                <w:sz w:val="28"/>
-              </w:rPr>
               <w:t xml:space="preserve">G3</w:t>
             </w:r>
           </w:p>
@@ -3062,10 +2229,6 @@
               <w:pStyle w:val="Compact"/>
             </w:pPr>
             <w:r>
-              <w:rPr>
-                <w:rFonts w:ascii="Times New Roman" w:hAnsi="Times New Roman"/>
-                <w:sz w:val="28"/>
-              </w:rPr>
               <w:t xml:space="preserve">широкое сравнение, цивилизационная или методологическая рамка</w:t>
             </w:r>
           </w:p>
@@ -3078,10 +2241,6 @@
               <w:jc w:val="right"/>
             </w:pPr>
             <w:r>
-              <w:rPr>
-                <w:rFonts w:ascii="Times New Roman" w:hAnsi="Times New Roman"/>
-                <w:sz w:val="28"/>
-              </w:rPr>
               <w:t xml:space="preserve">6</w:t>
             </w:r>
           </w:p>
@@ -3093,52 +2252,24 @@
         <w:pStyle w:val="BodyText"/>
       </w:pPr>
       <w:r>
-        <w:rPr>
-          <w:rFonts w:ascii="Times New Roman" w:hAnsi="Times New Roman"/>
-          <w:sz w:val="28"/>
-        </w:rPr>
         <w:t xml:space="preserve">Распределение по площадкам показывает, что микрокейсовость не является особенностью только одной серии. На Зографских чтениях G1 составляет 509 из 540 докладов, на Рериховских - 343 из 355. Различие между площадками есть, но оно невелико: на Зографе G2/G3 встречаются в 31 случае из 540, на Рерихе - в 12 из 355. Поэтому главный вывод состоит не в том, что одна площадка</w:t>
       </w:r>
       <w:r>
-        <w:rPr>
-          <w:rFonts w:ascii="Times New Roman" w:hAnsi="Times New Roman"/>
-          <w:sz w:val="28"/>
-        </w:rPr>
-        <w:t xml:space="preserve"> </w:t>
-      </w:r>
-      <w:r>
-        <w:rPr>
-          <w:rFonts w:ascii="Times New Roman" w:hAnsi="Times New Roman"/>
-          <w:sz w:val="28"/>
-        </w:rPr>
+        <w:t xml:space="preserve"> </w:t>
+      </w:r>
+      <w:r>
         <w:t xml:space="preserve">“обобщает”</w:t>
       </w:r>
       <w:r>
-        <w:rPr>
-          <w:rFonts w:ascii="Times New Roman" w:hAnsi="Times New Roman"/>
-          <w:sz w:val="28"/>
-        </w:rPr>
         <w:t xml:space="preserve">, а другая</w:t>
       </w:r>
       <w:r>
-        <w:rPr>
-          <w:rFonts w:ascii="Times New Roman" w:hAnsi="Times New Roman"/>
-          <w:sz w:val="28"/>
-        </w:rPr>
-        <w:t xml:space="preserve"> </w:t>
-      </w:r>
-      <w:r>
-        <w:rPr>
-          <w:rFonts w:ascii="Times New Roman" w:hAnsi="Times New Roman"/>
-          <w:sz w:val="28"/>
-        </w:rPr>
+        <w:t xml:space="preserve"> </w:t>
+      </w:r>
+      <w:r>
         <w:t xml:space="preserve">“не обобщает”</w:t>
       </w:r>
       <w:r>
-        <w:rPr>
-          <w:rFonts w:ascii="Times New Roman" w:hAnsi="Times New Roman"/>
-          <w:sz w:val="28"/>
-        </w:rPr>
         <w:t xml:space="preserve">. Обе площадки воспроизводят один и тот же базовый жанр: доклад о конкретном материале, частной проблеме или отдельном источнике.</w:t>
       </w:r>
     </w:p>
@@ -3147,10 +2278,6 @@
         <w:pStyle w:val="BodyText"/>
       </w:pPr>
       <w:r>
-        <w:rPr>
-          <w:rFonts w:ascii="Times New Roman" w:hAnsi="Times New Roman"/>
-          <w:sz w:val="28"/>
-        </w:rPr>
         <w:t xml:space="preserve">Этот результат не следует понимать оценочно. Микрокейс не является признаком слабости; для филологической, историко-религиоведческой и источниковедческой традиции он часто представляет собой нормальный способ научной аргументации. Однако распределение G1-G3 показывает, что две площадки редко производят публичный жанр большой синтетической рамки. Особенно показательно, что перекрестные участники не оказываются макрообобщающими фигурами. У авторов, выступавших на обеих площадках, доля G2/G3 составляет лишь 2.3%, тогда как у одноплощадочных участников - 6.5% (p ~= 0.0037). Мостовая функция, таким образом, обеспечивается не синтетическим универсализмом, а переносом устойчивых частных специализаций.</w:t>
       </w:r>
     </w:p>
@@ -3159,38 +2286,18 @@
         <w:pStyle w:val="BodyText"/>
       </w:pPr>
       <w:r>
-        <w:rPr>
-          <w:rFonts w:ascii="Times New Roman" w:hAnsi="Times New Roman"/>
-          <w:sz w:val="28"/>
-        </w:rPr>
         <w:t xml:space="preserve">Формула</w:t>
       </w:r>
       <w:r>
-        <w:rPr>
-          <w:rFonts w:ascii="Times New Roman" w:hAnsi="Times New Roman"/>
-          <w:sz w:val="28"/>
-        </w:rPr>
-        <w:t xml:space="preserve"> </w:t>
-      </w:r>
-      <w:r>
-        <w:rPr>
-          <w:rFonts w:ascii="Times New Roman" w:hAnsi="Times New Roman"/>
-          <w:sz w:val="28"/>
-        </w:rPr>
+        <w:t xml:space="preserve"> </w:t>
+      </w:r>
+      <w:r>
         <w:t xml:space="preserve">“микрокейс как норма”</w:t>
       </w:r>
       <w:r>
-        <w:rPr>
-          <w:rFonts w:ascii="Times New Roman" w:hAnsi="Times New Roman"/>
-          <w:sz w:val="28"/>
-        </w:rPr>
-        <w:t xml:space="preserve"> </w:t>
-      </w:r>
-      <w:r>
-        <w:rPr>
-          <w:rFonts w:ascii="Times New Roman" w:hAnsi="Times New Roman"/>
-          <w:sz w:val="28"/>
-        </w:rPr>
+        <w:t xml:space="preserve"> </w:t>
+      </w:r>
+      <w:r>
         <w:t xml:space="preserve">позволяет иначе прочитать и само устройство конференционной коммуникации. В таком режиме докладчик получает право на участие прежде всего через демонстрацию владения конкретным материалом: текстом, рукописью, термином, эпизодом рецепции, отдельным автором или локальной традицией. Большая рамка не исчезает, но часто остается подразумеваемой. Она может появляться в обсуждении, в серии многолетних выступлений или в научной биографии автора, но в заголовке доклада и публичной программе чаще фиксируется именно точка приложения экспертизы.</w:t>
       </w:r>
     </w:p>
@@ -3199,31 +2306,15 @@
         <w:pStyle w:val="BodyText"/>
       </w:pPr>
       <w:r>
-        <w:rPr>
-          <w:rFonts w:ascii="Times New Roman" w:hAnsi="Times New Roman"/>
-          <w:sz w:val="28"/>
-        </w:rPr>
         <w:t xml:space="preserve">Это объясняет, почему микрокейсы не следует противопоставлять</w:t>
       </w:r>
       <w:r>
-        <w:rPr>
-          <w:rFonts w:ascii="Times New Roman" w:hAnsi="Times New Roman"/>
-          <w:sz w:val="28"/>
-        </w:rPr>
-        <w:t xml:space="preserve"> </w:t>
-      </w:r>
-      <w:r>
-        <w:rPr>
-          <w:rFonts w:ascii="Times New Roman" w:hAnsi="Times New Roman"/>
-          <w:sz w:val="28"/>
-        </w:rPr>
+        <w:t xml:space="preserve"> </w:t>
+      </w:r>
+      <w:r>
         <w:t xml:space="preserve">“настоящей теории”</w:t>
       </w:r>
       <w:r>
-        <w:rPr>
-          <w:rFonts w:ascii="Times New Roman" w:hAnsi="Times New Roman"/>
-          <w:sz w:val="28"/>
-        </w:rPr>
         <w:t xml:space="preserve">. Для исследовательской культуры, основанной на языковой, текстологической и историко-религиоведческой компетенции, микрокейс может быть наиболее надежной формой проверки обобщения. Но количественное распределение показывает и оборотную сторону: публичная программа редко предъявляет синтетические вопросы как самостоятельный жанр. В этом смысле конференции оказываются не столько местом декларации больших моделей Индии, сколько местом накопления частных экспертиз, из которых такие модели потенциально могут быть собраны.</w:t>
       </w:r>
     </w:p>
@@ -3232,10 +2323,6 @@
         <w:pStyle w:val="BodyText"/>
       </w:pPr>
       <w:r>
-        <w:rPr>
-          <w:rFonts w:ascii="Times New Roman" w:hAnsi="Times New Roman"/>
-          <w:sz w:val="28"/>
-        </w:rPr>
         <w:t xml:space="preserve">Возрастной срез уточняет этот вывод. Для всех G2/G3 вместе возрастной эффект умеренный: медиана возраста авторского участия составляет 50 лет против 45 лет у G1, а тест Манна-Уитни дает только тенденцию (p ~= 0.066). Но на уровне G3 картина заметнее: медианный возраст автора составляет 66 лет, и 4 из 6 G3-докладов сделаны участниками старше 60 лет. Поэтому осторожная формулировка такова: широкое обобщение не запрещено полностью, но в наблюдаемом корпусе появляется главным образом как жанр признанного старшего или уже авторитетного голоса.</w:t>
       </w:r>
     </w:p>
@@ -3244,38 +2331,18 @@
         <w:pStyle w:val="BodyText"/>
       </w:pPr>
       <w:r>
-        <w:rPr>
-          <w:rFonts w:ascii="Times New Roman" w:hAnsi="Times New Roman"/>
-          <w:sz w:val="28"/>
-        </w:rPr>
         <w:t xml:space="preserve">Шесть G3-докладов тематически показательны: они касаются моделей христианского и индо-буддийского времени, мифологических реконструкций на евразийском материале, южноазиатско-африканских связей, сопоставления индийской и западной эпистемической культуры,</w:t>
       </w:r>
       <w:r>
-        <w:rPr>
-          <w:rFonts w:ascii="Times New Roman" w:hAnsi="Times New Roman"/>
-          <w:sz w:val="28"/>
-        </w:rPr>
-        <w:t xml:space="preserve"> </w:t>
-      </w:r>
-      <w:r>
-        <w:rPr>
-          <w:rFonts w:ascii="Times New Roman" w:hAnsi="Times New Roman"/>
-          <w:sz w:val="28"/>
-        </w:rPr>
+        <w:t xml:space="preserve"> </w:t>
+      </w:r>
+      <w:r>
         <w:t xml:space="preserve">“мифов об Индии”</w:t>
       </w:r>
       <w:r>
-        <w:rPr>
-          <w:rFonts w:ascii="Times New Roman" w:hAnsi="Times New Roman"/>
-          <w:sz w:val="28"/>
-        </w:rPr>
-        <w:t xml:space="preserve"> </w:t>
-      </w:r>
-      <w:r>
-        <w:rPr>
-          <w:rFonts w:ascii="Times New Roman" w:hAnsi="Times New Roman"/>
-          <w:sz w:val="28"/>
-        </w:rPr>
+        <w:t xml:space="preserve"> </w:t>
+      </w:r>
+      <w:r>
         <w:t xml:space="preserve">и цивилизационной демаркации Восток-Запад. Это не просто более длинные или более эффектные заголовки; это попытки поставить индийский материал в широкую сравнительную рамку. Именно поэтому они выделяются на фоне сотен G1-докладов о конкретных текстах, терминах и авторах.</w:t>
       </w:r>
     </w:p>
@@ -3284,38 +2351,18 @@
         <w:pStyle w:val="BodyText"/>
       </w:pPr>
       <w:r>
-        <w:rPr>
-          <w:rFonts w:ascii="Times New Roman" w:hAnsi="Times New Roman"/>
-          <w:sz w:val="28"/>
-        </w:rPr>
         <w:t xml:space="preserve">Гипотеза о поколенческой маркированности обобщения должна быть сформулирована строго. Данные не доказывают, что молодым участникам</w:t>
       </w:r>
       <w:r>
-        <w:rPr>
-          <w:rFonts w:ascii="Times New Roman" w:hAnsi="Times New Roman"/>
-          <w:sz w:val="28"/>
-        </w:rPr>
-        <w:t xml:space="preserve"> </w:t>
-      </w:r>
-      <w:r>
-        <w:rPr>
-          <w:rFonts w:ascii="Times New Roman" w:hAnsi="Times New Roman"/>
-          <w:sz w:val="28"/>
-        </w:rPr>
+        <w:t xml:space="preserve"> </w:t>
+      </w:r>
+      <w:r>
         <w:t xml:space="preserve">“запрещены”</w:t>
       </w:r>
       <w:r>
-        <w:rPr>
-          <w:rFonts w:ascii="Times New Roman" w:hAnsi="Times New Roman"/>
-          <w:sz w:val="28"/>
-        </w:rPr>
-        <w:t xml:space="preserve"> </w:t>
-      </w:r>
-      <w:r>
-        <w:rPr>
-          <w:rFonts w:ascii="Times New Roman" w:hAnsi="Times New Roman"/>
-          <w:sz w:val="28"/>
-        </w:rPr>
+        <w:t xml:space="preserve"> </w:t>
+      </w:r>
+      <w:r>
         <w:t xml:space="preserve">широкие обобщения, и тем более не позволяют реконструировать решения оргкомитетов. Но наблюдаемое распределение совместимо с более мягкой моделью: нормальным и безопасным способом входа в поле является микрокейс, тогда как широкое обобщение требует накопленного статуса, узнаваемой компетенции или уже сложившегося авторского голоса. Поэтому G3 в корпусе выглядит не массовой тематической категорией, а статусным жанром.</w:t>
       </w:r>
     </w:p>
@@ -3324,10 +2371,6 @@
         <w:pStyle w:val="BodyText"/>
       </w:pPr>
       <w:r>
-        <w:rPr>
-          <w:rFonts w:ascii="Times New Roman" w:hAnsi="Times New Roman"/>
-          <w:sz w:val="28"/>
-        </w:rPr>
         <w:t xml:space="preserve">Видеозаписи не меняют эту картину. Из 82 докладов, к которым в базе привязаны прямые видеоссылки, 81 относится к G1, один - к G2 и ни один - к G3. Видеоархив расширяет публичную проверяемость отдельных выступлений, но не является репрезентативным срезом макросинтетического жанра.</w:t>
       </w:r>
     </w:p>
@@ -3336,10 +2379,6 @@
         <w:pStyle w:val="BodyText"/>
       </w:pPr>
       <w:r>
-        <w:rPr>
-          <w:rFonts w:ascii="Times New Roman" w:hAnsi="Times New Roman"/>
-          <w:sz w:val="28"/>
-        </w:rPr>
         <w:t xml:space="preserve">Это наблюдение важно для будущих цифровых исследований конференций. Если анализировать только доступные видеозаписи, можно получить еще более микрокейсовую картину, чем в полной программе. Видеоархив зависит от года, технической возможности записи, последующей публикации и сопоставимости названия видео с программой. Он ценен как слой открытости и проверяемости, но не как самостоятельная репрезентативная выборка. Поэтому в настоящей статье видеоданные используются только для проверки устойчивости жанрового вывода, а не для отдельной наукометрии просмотров или публичной популярности.</w:t>
       </w:r>
     </w:p>
@@ -3350,10 +2389,6 @@
         <w:pStyle w:val="Heading2"/>
       </w:pPr>
       <w:r>
-        <w:rPr>
-          <w:rFonts w:ascii="Times New Roman" w:hAnsi="Times New Roman"/>
-          <w:sz w:val="28"/>
-        </w:rPr>
         <w:t xml:space="preserve">6. Обсуждение</w:t>
       </w:r>
     </w:p>
@@ -3362,10 +2397,6 @@
         <w:pStyle w:val="FirstParagraph"/>
       </w:pPr>
       <w:r>
-        <w:rPr>
-          <w:rFonts w:ascii="Times New Roman" w:hAnsi="Times New Roman"/>
-          <w:sz w:val="28"/>
-        </w:rPr>
         <w:t xml:space="preserve">Полученные результаты позволяют перейти от отдельных чисел к более общей модели публичной конференционной индологии. Эта модель состоит из трех взаимосвязанных структур: социальной, тематической и жанровой. Социальная структура проявляется в слабом пересечении площадок: Зографские и Рериховские чтения имеют общий мостовой слой, но этот слой намного меньше случайного ожидания. Тематическая структура проявляется в разной хронологической и дисциплинарной оптике: Рериховские чтения сильнее удерживают классико-средневековую рамку, а Зографские чтения допускают более широкий хронологический и философско-филологический диапазон. Жанровая структура проявляется в доминировании микрокейса как нормальной формы доклада.</w:t>
       </w:r>
     </w:p>
@@ -3374,10 +2405,6 @@
         <w:pStyle w:val="BodyText"/>
       </w:pPr>
       <w:r>
-        <w:rPr>
-          <w:rFonts w:ascii="Times New Roman" w:hAnsi="Times New Roman"/>
-          <w:sz w:val="28"/>
-        </w:rPr>
         <w:t xml:space="preserve">Эти три структуры не совпадают полностью. Более компактная социальная среда не обязательно производит больше макрообобщений; более широкая площадка не обязательно становится более интегрированной; мостовые участники не обязательно выступают с самыми широкими темами. Напротив, один из неожиданных результатов состоит в том, что посредничество между площадками часто обеспечивается устойчивой частной специализацией. Исследователь переносит свой материал между двумя средами, и именно эта переносимость частного сюжета поддерживает связь поля.</w:t>
       </w:r>
     </w:p>
@@ -3386,87 +2413,39 @@
         <w:pStyle w:val="BodyText"/>
       </w:pPr>
       <w:r>
-        <w:rPr>
-          <w:rFonts w:ascii="Times New Roman" w:hAnsi="Times New Roman"/>
-          <w:sz w:val="28"/>
-        </w:rPr>
         <w:t xml:space="preserve">Отсюда следует осторожность по отношению к сильным социологическим метафорам. Выражения вроде</w:t>
       </w:r>
       <w:r>
-        <w:rPr>
-          <w:rFonts w:ascii="Times New Roman" w:hAnsi="Times New Roman"/>
-          <w:sz w:val="28"/>
-        </w:rPr>
-        <w:t xml:space="preserve"> </w:t>
-      </w:r>
-      <w:r>
-        <w:rPr>
-          <w:rFonts w:ascii="Times New Roman" w:hAnsi="Times New Roman"/>
-          <w:sz w:val="28"/>
-        </w:rPr>
+        <w:t xml:space="preserve"> </w:t>
+      </w:r>
+      <w:r>
         <w:t xml:space="preserve">“закрытый клуб”</w:t>
       </w:r>
       <w:r>
-        <w:rPr>
-          <w:rFonts w:ascii="Times New Roman" w:hAnsi="Times New Roman"/>
-          <w:sz w:val="28"/>
-        </w:rPr>
         <w:t xml:space="preserve">,</w:t>
       </w:r>
       <w:r>
-        <w:rPr>
-          <w:rFonts w:ascii="Times New Roman" w:hAnsi="Times New Roman"/>
-          <w:sz w:val="28"/>
-        </w:rPr>
-        <w:t xml:space="preserve"> </w:t>
-      </w:r>
-      <w:r>
-        <w:rPr>
-          <w:rFonts w:ascii="Times New Roman" w:hAnsi="Times New Roman"/>
-          <w:sz w:val="28"/>
-        </w:rPr>
+        <w:t xml:space="preserve"> </w:t>
+      </w:r>
+      <w:r>
         <w:t xml:space="preserve">“клановая структура”</w:t>
       </w:r>
       <w:r>
-        <w:rPr>
-          <w:rFonts w:ascii="Times New Roman" w:hAnsi="Times New Roman"/>
-          <w:sz w:val="28"/>
-        </w:rPr>
-        <w:t xml:space="preserve"> </w:t>
-      </w:r>
-      <w:r>
-        <w:rPr>
-          <w:rFonts w:ascii="Times New Roman" w:hAnsi="Times New Roman"/>
-          <w:sz w:val="28"/>
-        </w:rPr>
+        <w:t xml:space="preserve"> </w:t>
+      </w:r>
+      <w:r>
         <w:t xml:space="preserve">или</w:t>
       </w:r>
       <w:r>
-        <w:rPr>
-          <w:rFonts w:ascii="Times New Roman" w:hAnsi="Times New Roman"/>
-          <w:sz w:val="28"/>
-        </w:rPr>
-        <w:t xml:space="preserve"> </w:t>
-      </w:r>
-      <w:r>
-        <w:rPr>
-          <w:rFonts w:ascii="Times New Roman" w:hAnsi="Times New Roman"/>
-          <w:sz w:val="28"/>
-        </w:rPr>
+        <w:t xml:space="preserve"> </w:t>
+      </w:r>
+      <w:r>
         <w:t xml:space="preserve">“центр и периферия”</w:t>
       </w:r>
       <w:r>
-        <w:rPr>
-          <w:rFonts w:ascii="Times New Roman" w:hAnsi="Times New Roman"/>
-          <w:sz w:val="28"/>
-        </w:rPr>
-        <w:t xml:space="preserve"> </w:t>
-      </w:r>
-      <w:r>
-        <w:rPr>
-          <w:rFonts w:ascii="Times New Roman" w:hAnsi="Times New Roman"/>
-          <w:sz w:val="28"/>
-        </w:rPr>
+        <w:t xml:space="preserve"> </w:t>
+      </w:r>
+      <w:r>
         <w:t xml:space="preserve">могут быть эвристически полезны, но программа конференции не дает достаточного основания для прямого вывода о скрытых механизмах отбора. Она показывает не внутреннюю кухню организационных решений, а публичный итог. Поэтому надежнее говорить о наблюдаемой компактности, возвращаемости, тематической концентрации и слабой межплощадочной проницаемости. Эти признаки уже достаточно сильны, чтобы описать структуру поля, но не требуют приписывать организаторам или участникам недоказанные намерения.</w:t>
       </w:r>
     </w:p>
@@ -3475,10 +2454,6 @@
         <w:pStyle w:val="BodyText"/>
       </w:pPr>
       <w:r>
-        <w:rPr>
-          <w:rFonts w:ascii="Times New Roman" w:hAnsi="Times New Roman"/>
-          <w:sz w:val="28"/>
-        </w:rPr>
         <w:t xml:space="preserve">Особенно показательна здесь проблема аффилиаций. Если читать программу буквально, Зографские чтения могут показаться площадкой с массовым отсутствием институциональных принадлежностей. Но сопоставление с Рериховскими чтениями показывает, что это прежде всего разный стандарт публикации: один источник показывает город, другой чаще показывает учреждение. Поэтому статья сознательно отделяет публичную видимость от биографической реальности. Для истории науки это не недостаток, а самостоятельный результат: разные конференционные культуры по-разному оформляют участника как академическую фигуру.</w:t>
       </w:r>
     </w:p>
@@ -3487,10 +2462,6 @@
         <w:pStyle w:val="BodyText"/>
       </w:pPr>
       <w:r>
-        <w:rPr>
-          <w:rFonts w:ascii="Times New Roman" w:hAnsi="Times New Roman"/>
-          <w:sz w:val="28"/>
-        </w:rPr>
         <w:t xml:space="preserve">Данные также позволяют иначе взглянуть на периферию. Региональные участники действительно возвращаются реже, чем столичные, но это не тождественно их профессиональной слабости или внеуниверситетскому статусу. Возможны разные объяснения: дорожные расходы, календарная нагрузка, локальная занятость, отсутствие устойчивых каналов приглашения, меньшая включенность в столичные сети. Пензенский, казанский, калининградский или екатеринбургский маркер в программе должен рассматриваться как начало вопроса, а не как готовый ответ. Проверка реальной занятости периферийных участников требует другого набора данных.</w:t>
       </w:r>
     </w:p>
@@ -3499,10 +2470,6 @@
         <w:pStyle w:val="BodyText"/>
       </w:pPr>
       <w:r>
-        <w:rPr>
-          <w:rFonts w:ascii="Times New Roman" w:hAnsi="Times New Roman"/>
-          <w:sz w:val="28"/>
-        </w:rPr>
         <w:t xml:space="preserve">Наконец, шкала G1-G3 показывает, что история дисциплины может изучаться не только через темы, но и через масштаб высказывания. Два доклада могут относиться к одной дисциплине, например к религиоведению, но один будет разбором конкретного текста, другой - рассуждением о цивилизационной модели. Обычная тематическая рубрика этого различия не видит. Поэтому шкала обобщения выступает дополнительным инструментом: она показывает, как именно сообщество предпочитает формулировать научное высказывание в публичной программе.</w:t>
       </w:r>
     </w:p>
@@ -3513,10 +2480,6 @@
         <w:pStyle w:val="Heading2"/>
       </w:pPr>
       <w:r>
-        <w:rPr>
-          <w:rFonts w:ascii="Times New Roman" w:hAnsi="Times New Roman"/>
-          <w:sz w:val="28"/>
-        </w:rPr>
         <w:t xml:space="preserve">7. Выводы</w:t>
       </w:r>
     </w:p>
@@ -3525,10 +2488,6 @@
         <w:pStyle w:val="FirstParagraph"/>
       </w:pPr>
       <w:r>
-        <w:rPr>
-          <w:rFonts w:ascii="Times New Roman" w:hAnsi="Times New Roman"/>
-          <w:sz w:val="28"/>
-        </w:rPr>
         <w:t xml:space="preserve">Анализ двух чтений показывает, что публично наблюдаемая конференционная индология России организована не как единое непрерывное поле, а как две частично изолированные среды, связанные небольшим мостовым слоем. Это самый сильный количественный результат статьи: наблюдаемое пересечение в 38 ученых резко ниже нулевого ожидания около 104 при той же индивидуальной активности.</w:t>
       </w:r>
     </w:p>
@@ -3537,59 +2496,27 @@
         <w:pStyle w:val="BodyText"/>
       </w:pPr>
       <w:r>
-        <w:rPr>
-          <w:rFonts w:ascii="Times New Roman" w:hAnsi="Times New Roman"/>
-          <w:sz w:val="28"/>
-        </w:rPr>
         <w:t xml:space="preserve">Второй результат состоит в устойчивой тематической асимметрии. Рериховские чтения компактнее и сильнее ориентированы на классико-средневековый</w:t>
       </w:r>
       <w:r>
-        <w:rPr>
-          <w:rFonts w:ascii="Times New Roman" w:hAnsi="Times New Roman"/>
-          <w:sz w:val="28"/>
-        </w:rPr>
-        <w:t xml:space="preserve"> </w:t>
-      </w:r>
-      <w:r>
-        <w:rPr>
-          <w:rFonts w:ascii="Times New Roman" w:hAnsi="Times New Roman"/>
-          <w:sz w:val="28"/>
-        </w:rPr>
+        <w:t xml:space="preserve"> </w:t>
+      </w:r>
+      <w:r>
         <w:t xml:space="preserve">“золотой век”</w:t>
       </w:r>
       <w:r>
-        <w:rPr>
-          <w:rFonts w:ascii="Times New Roman" w:hAnsi="Times New Roman"/>
-          <w:sz w:val="28"/>
-        </w:rPr>
         <w:t xml:space="preserve">; Зографские чтения шире по составу участников и хронологическому диапазону. Но различия в метриках</w:t>
       </w:r>
       <w:r>
-        <w:rPr>
-          <w:rFonts w:ascii="Times New Roman" w:hAnsi="Times New Roman"/>
-          <w:sz w:val="28"/>
-        </w:rPr>
-        <w:t xml:space="preserve"> </w:t>
-      </w:r>
-      <w:r>
-        <w:rPr>
-          <w:rFonts w:ascii="Times New Roman" w:hAnsi="Times New Roman"/>
-          <w:sz w:val="28"/>
-        </w:rPr>
+        <w:t xml:space="preserve"> </w:t>
+      </w:r>
+      <w:r>
         <w:t xml:space="preserve">“закрытости”</w:t>
       </w:r>
       <w:r>
-        <w:rPr>
-          <w:rFonts w:ascii="Times New Roman" w:hAnsi="Times New Roman"/>
-          <w:sz w:val="28"/>
-        </w:rPr>
-        <w:t xml:space="preserve"> </w:t>
-      </w:r>
-      <w:r>
-        <w:rPr>
-          <w:rFonts w:ascii="Times New Roman" w:hAnsi="Times New Roman"/>
-          <w:sz w:val="28"/>
-        </w:rPr>
+        <w:t xml:space="preserve"> </w:t>
+      </w:r>
+      <w:r>
         <w:t xml:space="preserve">следует описывать осторожно: они видны как тенденция, но не доказывают скрытый фильтр отбора.</w:t>
       </w:r>
     </w:p>
@@ -3598,10 +2525,6 @@
         <w:pStyle w:val="BodyText"/>
       </w:pPr>
       <w:r>
-        <w:rPr>
-          <w:rFonts w:ascii="Times New Roman" w:hAnsi="Times New Roman"/>
-          <w:sz w:val="28"/>
-        </w:rPr>
         <w:t xml:space="preserve">Третий результат - источниковедческий. Аффилиации в программах нельзя читать буквально: Зографские чтения почти всегда публикуют город вместо учреждения, тогда как Рериховские чаще показывают институциональную принадлежность. Поэтому данные о городах пригодны для анализа публичной репрезентации, но не для прямого вывода о месте работы участника.</w:t>
       </w:r>
     </w:p>
@@ -3610,10 +2533,6 @@
         <w:pStyle w:val="BodyText"/>
       </w:pPr>
       <w:r>
-        <w:rPr>
-          <w:rFonts w:ascii="Times New Roman" w:hAnsi="Times New Roman"/>
-          <w:sz w:val="28"/>
-        </w:rPr>
         <w:t xml:space="preserve">Четвертый результат - жанровый. Шкала G1-G3 показывает, что микрокейс является нормой поля: 852 из 895 докладов построены на локальном объекте, а широкие обобщения крайне редки. Это не недостаток, а характеристика дисциплинарного режима: российская конференционная индология публично воспроизводит себя прежде всего через точечную работу с текстами, авторами и источниками. Редкие обобщения появляются как особый жанр, чаще связанный со старшим или уже авторитетным голосом.</w:t>
       </w:r>
     </w:p>
@@ -3622,31 +2541,15 @@
         <w:pStyle w:val="BodyText"/>
       </w:pPr>
       <w:r>
-        <w:rPr>
-          <w:rFonts w:ascii="Times New Roman" w:hAnsi="Times New Roman"/>
-          <w:sz w:val="28"/>
-        </w:rPr>
         <w:t xml:space="preserve">Таким образом, наиболее важная картина, которую дает корпус, не сводится к вопросу, какая площадка</w:t>
       </w:r>
       <w:r>
-        <w:rPr>
-          <w:rFonts w:ascii="Times New Roman" w:hAnsi="Times New Roman"/>
-          <w:sz w:val="28"/>
-        </w:rPr>
-        <w:t xml:space="preserve"> </w:t>
-      </w:r>
-      <w:r>
-        <w:rPr>
-          <w:rFonts w:ascii="Times New Roman" w:hAnsi="Times New Roman"/>
-          <w:sz w:val="28"/>
-        </w:rPr>
+        <w:t xml:space="preserve"> </w:t>
+      </w:r>
+      <w:r>
         <w:t xml:space="preserve">“закрытее”</w:t>
       </w:r>
       <w:r>
-        <w:rPr>
-          <w:rFonts w:ascii="Times New Roman" w:hAnsi="Times New Roman"/>
-          <w:sz w:val="28"/>
-        </w:rPr>
         <w:t xml:space="preserve">. Более продуктивно говорить о сочетании трех структур: слабого межплощадочного пересечения, разной тематической оптики и микрокейсового жанра доклада. Именно это сочетание делает Зографские и Рериховские чтения двумя разными, но взаимно необходимыми архивами публичной истории российской индологии.</w:t>
       </w:r>
     </w:p>
@@ -3655,10 +2558,6 @@
         <w:pStyle w:val="BodyText"/>
       </w:pPr>
       <w:r>
-        <w:rPr>
-          <w:rFonts w:ascii="Times New Roman" w:hAnsi="Times New Roman"/>
-          <w:sz w:val="28"/>
-        </w:rPr>
         <w:t xml:space="preserve">В дальнейшем эту картину можно уточнять в трех направлениях. Во-первых, через authority-слой, связывающий городские метки программ с реальными биографическими и институциональными траекториями участников. Во-вторых, через публикационную конверсию: какие доклады стали статьями, сборниками или устойчивыми исследовательскими темами. В-третьих, через анализ видеоархива и цифровой доступности, где вопрос будет уже не только в том, кто выступал, но и чьи выступления стали публично проверяемыми после конференции. Однако эти задачи требуют других данных; в рамках настоящей статьи главным остается корпус программ и то, что он позволяет увидеть без выхода за пределы источника.</w:t>
       </w:r>
     </w:p>
@@ -3669,10 +2568,6 @@
         <w:pStyle w:val="Heading2"/>
       </w:pPr>
       <w:r>
-        <w:rPr>
-          <w:rFonts w:ascii="Times New Roman" w:hAnsi="Times New Roman"/>
-          <w:sz w:val="28"/>
-        </w:rPr>
         <w:t xml:space="preserve">Сокращения</w:t>
       </w:r>
     </w:p>
@@ -3681,10 +2576,6 @@
         <w:pStyle w:val="FirstParagraph"/>
       </w:pPr>
       <w:r>
-        <w:rPr>
-          <w:rFonts w:ascii="Times New Roman" w:hAnsi="Times New Roman"/>
-          <w:sz w:val="28"/>
-        </w:rPr>
         <w:t xml:space="preserve">G1-G3 - шкала масштаба обобщения доклада; L1-L2 - тематические оси классификации докладов; ИВ РАН - Институт востоковедения Российской академии наук; ИВР РАН - Институт восточных рукописей Российской академии наук.</w:t>
       </w:r>
     </w:p>
@@ -3695,220 +2586,126 @@
         <w:pStyle w:val="Heading2"/>
       </w:pPr>
       <w:r>
+        <w:t xml:space="preserve">Литература</w:t>
+      </w:r>
+    </w:p>
+    <w:p>
+      <w:pPr>
+        <w:pStyle w:val="FirstParagraph"/>
+      </w:pPr>
+      <w:r>
+        <w:t xml:space="preserve">Efron 1979 –</w:t>
+      </w:r>
+      <w:r>
+        <w:t xml:space="preserve"> </w:t>
+      </w:r>
+      <w:r>
         <w:rPr>
-          <w:rFonts w:ascii="Times New Roman" w:hAnsi="Times New Roman"/>
-          <w:sz w:val="28"/>
-        </w:rPr>
-        <w:t xml:space="preserve">Литература</w:t>
-      </w:r>
-    </w:p>
-    <w:p>
-      <w:pPr>
-        <w:pStyle w:val="FirstParagraph"/>
-      </w:pPr>
-      <w:r>
-        <w:rPr>
-          <w:rFonts w:ascii="Times New Roman" w:hAnsi="Times New Roman"/>
-          <w:sz w:val="28"/>
-        </w:rPr>
-        <w:t xml:space="preserve">Efron 1979 –</w:t>
-      </w:r>
-      <w:r>
-        <w:rPr>
-          <w:rFonts w:ascii="Times New Roman" w:hAnsi="Times New Roman"/>
-          <w:sz w:val="28"/>
-        </w:rPr>
-        <w:t xml:space="preserve"> </w:t>
-      </w:r>
-      <w:r>
-        <w:rPr>
-          <w:rFonts w:ascii="Times New Roman" w:hAnsi="Times New Roman"/>
           <w:i/>
           <w:iCs/>
-          <w:sz w:val="28"/>
         </w:rPr>
         <w:t xml:space="preserve">Efron, Bradley.</w:t>
       </w:r>
       <w:r>
+        <w:t xml:space="preserve"> </w:t>
+      </w:r>
+      <w:r>
+        <w:t xml:space="preserve">Bootstrap Methods: Another Look at the Jackknife // Annals of Statistics. 1979. Vol. 7, no. 1. P. 1-26.</w:t>
+      </w:r>
+    </w:p>
+    <w:p>
+      <w:pPr>
+        <w:pStyle w:val="BodyText"/>
+      </w:pPr>
+      <w:r>
+        <w:t xml:space="preserve">Fisher 1925 –</w:t>
+      </w:r>
+      <w:r>
+        <w:t xml:space="preserve"> </w:t>
+      </w:r>
+      <w:r>
         <w:rPr>
-          <w:rFonts w:ascii="Times New Roman" w:hAnsi="Times New Roman"/>
-          <w:sz w:val="28"/>
-        </w:rPr>
-        <w:t xml:space="preserve"> </w:t>
-      </w:r>
-      <w:r>
-        <w:rPr>
-          <w:rFonts w:ascii="Times New Roman" w:hAnsi="Times New Roman"/>
-          <w:sz w:val="28"/>
-        </w:rPr>
-        <w:t xml:space="preserve">Bootstrap Methods: Another Look at the Jackknife // Annals of Statistics. 1979. Vol. 7, no. 1. P. 1-26.</w:t>
-      </w:r>
-    </w:p>
-    <w:p>
-      <w:pPr>
-        <w:pStyle w:val="BodyText"/>
-      </w:pPr>
-      <w:r>
-        <w:rPr>
-          <w:rFonts w:ascii="Times New Roman" w:hAnsi="Times New Roman"/>
-          <w:sz w:val="28"/>
-        </w:rPr>
-        <w:t xml:space="preserve">Fisher 1925 –</w:t>
-      </w:r>
-      <w:r>
-        <w:rPr>
-          <w:rFonts w:ascii="Times New Roman" w:hAnsi="Times New Roman"/>
-          <w:sz w:val="28"/>
-        </w:rPr>
-        <w:t xml:space="preserve"> </w:t>
-      </w:r>
-      <w:r>
-        <w:rPr>
-          <w:rFonts w:ascii="Times New Roman" w:hAnsi="Times New Roman"/>
           <w:i/>
           <w:iCs/>
-          <w:sz w:val="28"/>
         </w:rPr>
         <w:t xml:space="preserve">Fisher, Ronald Aylmer.</w:t>
       </w:r>
       <w:r>
+        <w:t xml:space="preserve"> </w:t>
+      </w:r>
+      <w:r>
+        <w:t xml:space="preserve">Statistical Methods for Research Workers. Edinburgh: Oliver and Boyd, 1925.</w:t>
+      </w:r>
+    </w:p>
+    <w:p>
+      <w:pPr>
+        <w:pStyle w:val="BodyText"/>
+      </w:pPr>
+      <w:r>
+        <w:t xml:space="preserve">Gini 1912 –</w:t>
+      </w:r>
+      <w:r>
+        <w:t xml:space="preserve"> </w:t>
+      </w:r>
+      <w:r>
         <w:rPr>
-          <w:rFonts w:ascii="Times New Roman" w:hAnsi="Times New Roman"/>
-          <w:sz w:val="28"/>
-        </w:rPr>
-        <w:t xml:space="preserve"> </w:t>
-      </w:r>
-      <w:r>
-        <w:rPr>
-          <w:rFonts w:ascii="Times New Roman" w:hAnsi="Times New Roman"/>
-          <w:sz w:val="28"/>
-        </w:rPr>
-        <w:t xml:space="preserve">Statistical Methods for Research Workers. Edinburgh: Oliver and Boyd, 1925.</w:t>
-      </w:r>
-    </w:p>
-    <w:p>
-      <w:pPr>
-        <w:pStyle w:val="BodyText"/>
-      </w:pPr>
-      <w:r>
-        <w:rPr>
-          <w:rFonts w:ascii="Times New Roman" w:hAnsi="Times New Roman"/>
-          <w:sz w:val="28"/>
-        </w:rPr>
-        <w:t xml:space="preserve">Gini 1912 –</w:t>
-      </w:r>
-      <w:r>
-        <w:rPr>
-          <w:rFonts w:ascii="Times New Roman" w:hAnsi="Times New Roman"/>
-          <w:sz w:val="28"/>
-        </w:rPr>
-        <w:t xml:space="preserve"> </w:t>
-      </w:r>
-      <w:r>
-        <w:rPr>
-          <w:rFonts w:ascii="Times New Roman" w:hAnsi="Times New Roman"/>
           <w:i/>
           <w:iCs/>
-          <w:sz w:val="28"/>
         </w:rPr>
         <w:t xml:space="preserve">Gini, Corrado.</w:t>
       </w:r>
       <w:r>
+        <w:t xml:space="preserve"> </w:t>
+      </w:r>
+      <w:r>
+        <w:t xml:space="preserve">Variabilità e mutabilità: contributo allo studio delle distribuzioni e delle relazioni statistiche. Bologna: Tipografia di Paolo Cuppini, 1912.</w:t>
+      </w:r>
+    </w:p>
+    <w:p>
+      <w:pPr>
+        <w:pStyle w:val="BodyText"/>
+      </w:pPr>
+      <w:r>
+        <w:t xml:space="preserve">Schreibman et al. 2004 –</w:t>
+      </w:r>
+      <w:r>
+        <w:t xml:space="preserve"> </w:t>
+      </w:r>
+      <w:r>
         <w:rPr>
-          <w:rFonts w:ascii="Times New Roman" w:hAnsi="Times New Roman"/>
-          <w:sz w:val="28"/>
-        </w:rPr>
-        <w:t xml:space="preserve"> </w:t>
-      </w:r>
-      <w:r>
-        <w:rPr>
-          <w:rFonts w:ascii="Times New Roman" w:hAnsi="Times New Roman"/>
-          <w:sz w:val="28"/>
-        </w:rPr>
-        <w:t xml:space="preserve">Variabilità e mutabilità: contributo allo studio delle distribuzioni e delle relazioni statistiche. Bologna: Tipografia di Paolo Cuppini, 1912.</w:t>
-      </w:r>
-    </w:p>
-    <w:p>
-      <w:pPr>
-        <w:pStyle w:val="BodyText"/>
-      </w:pPr>
-      <w:r>
-        <w:rPr>
-          <w:rFonts w:ascii="Times New Roman" w:hAnsi="Times New Roman"/>
-          <w:sz w:val="28"/>
-        </w:rPr>
-        <w:t xml:space="preserve">Schreibman et al. 2004 –</w:t>
-      </w:r>
-      <w:r>
-        <w:rPr>
-          <w:rFonts w:ascii="Times New Roman" w:hAnsi="Times New Roman"/>
-          <w:sz w:val="28"/>
-        </w:rPr>
-        <w:t xml:space="preserve"> </w:t>
-      </w:r>
-      <w:r>
-        <w:rPr>
-          <w:rFonts w:ascii="Times New Roman" w:hAnsi="Times New Roman"/>
           <w:i/>
           <w:iCs/>
-          <w:sz w:val="28"/>
         </w:rPr>
         <w:t xml:space="preserve">Schreibman, Susan; Siemens, Ray; Unsworth, John</w:t>
       </w:r>
       <w:r>
+        <w:t xml:space="preserve"> </w:t>
+      </w:r>
+      <w:r>
+        <w:t xml:space="preserve">(eds.). A Companion to Digital Humanities. Oxford: Blackwell Publishing, 2004.</w:t>
+      </w:r>
+    </w:p>
+    <w:p>
+      <w:pPr>
+        <w:pStyle w:val="BodyText"/>
+      </w:pPr>
+      <w:r>
+        <w:t xml:space="preserve">Stone 1971 –</w:t>
+      </w:r>
+      <w:r>
+        <w:t xml:space="preserve"> </w:t>
+      </w:r>
+      <w:r>
         <w:rPr>
-          <w:rFonts w:ascii="Times New Roman" w:hAnsi="Times New Roman"/>
-          <w:sz w:val="28"/>
-        </w:rPr>
-        <w:t xml:space="preserve"> </w:t>
-      </w:r>
-      <w:r>
-        <w:rPr>
-          <w:rFonts w:ascii="Times New Roman" w:hAnsi="Times New Roman"/>
-          <w:sz w:val="28"/>
-        </w:rPr>
-        <w:t xml:space="preserve">(eds.). A Companion to Digital Humanities. Oxford: Blackwell Publishing, 2004.</w:t>
-      </w:r>
-    </w:p>
-    <w:p>
-      <w:pPr>
-        <w:pStyle w:val="BodyText"/>
-      </w:pPr>
-      <w:r>
-        <w:rPr>
-          <w:rFonts w:ascii="Times New Roman" w:hAnsi="Times New Roman"/>
-          <w:sz w:val="28"/>
-        </w:rPr>
-        <w:t xml:space="preserve">Stone 1971 –</w:t>
-      </w:r>
-      <w:r>
-        <w:rPr>
-          <w:rFonts w:ascii="Times New Roman" w:hAnsi="Times New Roman"/>
-          <w:sz w:val="28"/>
-        </w:rPr>
-        <w:t xml:space="preserve"> </w:t>
-      </w:r>
-      <w:r>
-        <w:rPr>
-          <w:rFonts w:ascii="Times New Roman" w:hAnsi="Times New Roman"/>
           <w:i/>
           <w:iCs/>
-          <w:sz w:val="28"/>
         </w:rPr>
         <w:t xml:space="preserve">Stone, Lawrence.</w:t>
       </w:r>
       <w:r>
-        <w:rPr>
-          <w:rFonts w:ascii="Times New Roman" w:hAnsi="Times New Roman"/>
-          <w:sz w:val="28"/>
-        </w:rPr>
-        <w:t xml:space="preserve"> </w:t>
-      </w:r>
-      <w:r>
-        <w:rPr>
-          <w:rFonts w:ascii="Times New Roman" w:hAnsi="Times New Roman"/>
-          <w:sz w:val="28"/>
-        </w:rPr>
+        <w:t xml:space="preserve"> </w:t>
+      </w:r>
+      <w:r>
         <w:t xml:space="preserve">Prosopography // Daedalus. 1971. Vol. 100, no. 1. P. 46-79.</w:t>
       </w:r>
     </w:p>
@@ -3919,185 +2716,111 @@
         <w:pStyle w:val="Heading2"/>
       </w:pPr>
       <w:r>
+        <w:t xml:space="preserve">References</w:t>
+      </w:r>
+    </w:p>
+    <w:p>
+      <w:pPr>
+        <w:pStyle w:val="FirstParagraph"/>
+      </w:pPr>
+      <w:r>
+        <w:t xml:space="preserve">Efron, Bradley. Bootstrap Methods: Another Look at the Jackknife.</w:t>
+      </w:r>
+      <w:r>
+        <w:t xml:space="preserve"> </w:t>
+      </w:r>
+      <w:r>
         <w:rPr>
-          <w:rFonts w:ascii="Times New Roman" w:hAnsi="Times New Roman"/>
-          <w:sz w:val="28"/>
-        </w:rPr>
-        <w:t xml:space="preserve">References</w:t>
-      </w:r>
-    </w:p>
-    <w:p>
-      <w:pPr>
-        <w:pStyle w:val="FirstParagraph"/>
-      </w:pPr>
-      <w:r>
-        <w:rPr>
-          <w:rFonts w:ascii="Times New Roman" w:hAnsi="Times New Roman"/>
-          <w:sz w:val="28"/>
-        </w:rPr>
-        <w:t xml:space="preserve">Efron, Bradley. Bootstrap Methods: Another Look at the Jackknife.</w:t>
-      </w:r>
-      <w:r>
-        <w:rPr>
-          <w:rFonts w:ascii="Times New Roman" w:hAnsi="Times New Roman"/>
-          <w:sz w:val="28"/>
-        </w:rPr>
-        <w:t xml:space="preserve"> </w:t>
-      </w:r>
-      <w:r>
-        <w:rPr>
-          <w:rFonts w:ascii="Times New Roman" w:hAnsi="Times New Roman"/>
           <w:i/>
           <w:iCs/>
-          <w:sz w:val="28"/>
         </w:rPr>
         <w:t xml:space="preserve">Annals of Statistics</w:t>
       </w:r>
       <w:r>
+        <w:t xml:space="preserve">. 1979. Vol. 7, no. 1. P. 1-26.</w:t>
+      </w:r>
+    </w:p>
+    <w:p>
+      <w:pPr>
+        <w:pStyle w:val="BodyText"/>
+      </w:pPr>
+      <w:r>
+        <w:t xml:space="preserve">Fisher, Ronald Aylmer.</w:t>
+      </w:r>
+      <w:r>
+        <w:t xml:space="preserve"> </w:t>
+      </w:r>
+      <w:r>
         <w:rPr>
-          <w:rFonts w:ascii="Times New Roman" w:hAnsi="Times New Roman"/>
-          <w:sz w:val="28"/>
-        </w:rPr>
-        <w:t xml:space="preserve">. 1979. Vol. 7, no. 1. P. 1-26.</w:t>
-      </w:r>
-    </w:p>
-    <w:p>
-      <w:pPr>
-        <w:pStyle w:val="BodyText"/>
-      </w:pPr>
-      <w:r>
-        <w:rPr>
-          <w:rFonts w:ascii="Times New Roman" w:hAnsi="Times New Roman"/>
-          <w:sz w:val="28"/>
-        </w:rPr>
-        <w:t xml:space="preserve">Fisher, Ronald Aylmer.</w:t>
-      </w:r>
-      <w:r>
-        <w:rPr>
-          <w:rFonts w:ascii="Times New Roman" w:hAnsi="Times New Roman"/>
-          <w:sz w:val="28"/>
-        </w:rPr>
-        <w:t xml:space="preserve"> </w:t>
-      </w:r>
-      <w:r>
-        <w:rPr>
-          <w:rFonts w:ascii="Times New Roman" w:hAnsi="Times New Roman"/>
           <w:i/>
           <w:iCs/>
-          <w:sz w:val="28"/>
         </w:rPr>
         <w:t xml:space="preserve">Statistical Methods for Research Workers</w:t>
       </w:r>
       <w:r>
+        <w:t xml:space="preserve">. Edinburgh: Oliver and Boyd, 1925.</w:t>
+      </w:r>
+    </w:p>
+    <w:p>
+      <w:pPr>
+        <w:pStyle w:val="BodyText"/>
+      </w:pPr>
+      <w:r>
+        <w:t xml:space="preserve">Gini, Corrado.</w:t>
+      </w:r>
+      <w:r>
+        <w:t xml:space="preserve"> </w:t>
+      </w:r>
+      <w:r>
         <w:rPr>
-          <w:rFonts w:ascii="Times New Roman" w:hAnsi="Times New Roman"/>
-          <w:sz w:val="28"/>
-        </w:rPr>
-        <w:t xml:space="preserve">. Edinburgh: Oliver and Boyd, 1925.</w:t>
-      </w:r>
-    </w:p>
-    <w:p>
-      <w:pPr>
-        <w:pStyle w:val="BodyText"/>
-      </w:pPr>
-      <w:r>
-        <w:rPr>
-          <w:rFonts w:ascii="Times New Roman" w:hAnsi="Times New Roman"/>
-          <w:sz w:val="28"/>
-        </w:rPr>
-        <w:t xml:space="preserve">Gini, Corrado.</w:t>
-      </w:r>
-      <w:r>
-        <w:rPr>
-          <w:rFonts w:ascii="Times New Roman" w:hAnsi="Times New Roman"/>
-          <w:sz w:val="28"/>
-        </w:rPr>
-        <w:t xml:space="preserve"> </w:t>
-      </w:r>
-      <w:r>
-        <w:rPr>
-          <w:rFonts w:ascii="Times New Roman" w:hAnsi="Times New Roman"/>
           <w:i/>
           <w:iCs/>
-          <w:sz w:val="28"/>
         </w:rPr>
         <w:t xml:space="preserve">Variabilità e mutabilità: contributo allo studio delle distribuzioni e delle relazioni statistiche</w:t>
       </w:r>
       <w:r>
+        <w:t xml:space="preserve">. Bologna: Tipografia di Paolo Cuppini, 1912. (In Italian)</w:t>
+      </w:r>
+    </w:p>
+    <w:p>
+      <w:pPr>
+        <w:pStyle w:val="BodyText"/>
+      </w:pPr>
+      <w:r>
+        <w:t xml:space="preserve">Schreibman, Susan; Siemens, Ray; Unsworth, John (eds.).</w:t>
+      </w:r>
+      <w:r>
+        <w:t xml:space="preserve"> </w:t>
+      </w:r>
+      <w:r>
         <w:rPr>
-          <w:rFonts w:ascii="Times New Roman" w:hAnsi="Times New Roman"/>
-          <w:sz w:val="28"/>
-        </w:rPr>
-        <w:t xml:space="preserve">. Bologna: Tipografia di Paolo Cuppini, 1912. (In Italian)</w:t>
-      </w:r>
-    </w:p>
-    <w:p>
-      <w:pPr>
-        <w:pStyle w:val="BodyText"/>
-      </w:pPr>
-      <w:r>
-        <w:rPr>
-          <w:rFonts w:ascii="Times New Roman" w:hAnsi="Times New Roman"/>
-          <w:sz w:val="28"/>
-        </w:rPr>
-        <w:t xml:space="preserve">Schreibman, Susan; Siemens, Ray; Unsworth, John (eds.).</w:t>
-      </w:r>
-      <w:r>
-        <w:rPr>
-          <w:rFonts w:ascii="Times New Roman" w:hAnsi="Times New Roman"/>
-          <w:sz w:val="28"/>
-        </w:rPr>
-        <w:t xml:space="preserve"> </w:t>
-      </w:r>
-      <w:r>
-        <w:rPr>
-          <w:rFonts w:ascii="Times New Roman" w:hAnsi="Times New Roman"/>
           <w:i/>
           <w:iCs/>
-          <w:sz w:val="28"/>
         </w:rPr>
         <w:t xml:space="preserve">A Companion to Digital Humanities</w:t>
       </w:r>
       <w:r>
+        <w:t xml:space="preserve">. Oxford: Blackwell Publishing, 2004.</w:t>
+      </w:r>
+    </w:p>
+    <w:p>
+      <w:pPr>
+        <w:pStyle w:val="BodyText"/>
+      </w:pPr>
+      <w:r>
+        <w:t xml:space="preserve">Stone, Lawrence. Prosopography.</w:t>
+      </w:r>
+      <w:r>
+        <w:t xml:space="preserve"> </w:t>
+      </w:r>
+      <w:r>
         <w:rPr>
-          <w:rFonts w:ascii="Times New Roman" w:hAnsi="Times New Roman"/>
-          <w:sz w:val="28"/>
-        </w:rPr>
-        <w:t xml:space="preserve">. Oxford: Blackwell Publishing, 2004.</w:t>
-      </w:r>
-    </w:p>
-    <w:p>
-      <w:pPr>
-        <w:pStyle w:val="BodyText"/>
-      </w:pPr>
-      <w:r>
-        <w:rPr>
-          <w:rFonts w:ascii="Times New Roman" w:hAnsi="Times New Roman"/>
-          <w:sz w:val="28"/>
-        </w:rPr>
-        <w:t xml:space="preserve">Stone, Lawrence. Prosopography.</w:t>
-      </w:r>
-      <w:r>
-        <w:rPr>
-          <w:rFonts w:ascii="Times New Roman" w:hAnsi="Times New Roman"/>
-          <w:sz w:val="28"/>
-        </w:rPr>
-        <w:t xml:space="preserve"> </w:t>
-      </w:r>
-      <w:r>
-        <w:rPr>
-          <w:rFonts w:ascii="Times New Roman" w:hAnsi="Times New Roman"/>
           <w:i/>
           <w:iCs/>
-          <w:sz w:val="28"/>
         </w:rPr>
         <w:t xml:space="preserve">Daedalus</w:t>
       </w:r>
       <w:r>
-        <w:rPr>
-          <w:rFonts w:ascii="Times New Roman" w:hAnsi="Times New Roman"/>
-          <w:sz w:val="28"/>
-        </w:rPr>
         <w:t xml:space="preserve">. 1971. Vol. 100, no. 1. P. 46-79.</w:t>
       </w:r>
     </w:p>
@@ -4240,10 +2963,6 @@
   <w:style w:default="1" w:styleId="Normal" w:type="paragraph">
     <w:name w:val="Normal"/>
     <w:qFormat/>
-    <w:rPr>
-      <w:rFonts w:ascii="Times New Roman" w:hAnsi="Times New Roman"/>
-      <w:sz w:val="28"/>
-    </w:rPr>
   </w:style>
   <w:style w:styleId="BodyText" w:type="paragraph">
     <w:name w:val="Body Text"/>
@@ -4253,20 +2972,12 @@
     <w:pPr>
       <w:spacing w:after="180" w:before="180"/>
     </w:pPr>
-    <w:rPr>
-      <w:rFonts w:ascii="Times New Roman" w:hAnsi="Times New Roman"/>
-      <w:sz w:val="28"/>
-    </w:rPr>
   </w:style>
   <w:style w:customStyle="1" w:styleId="FirstParagraph" w:type="paragraph">
     <w:name w:val="First Paragraph"/>
     <w:basedOn w:val="BodyText"/>
     <w:next w:val="BodyText"/>
     <w:qFormat/>
-    <w:rPr>
-      <w:rFonts w:ascii="Times New Roman" w:hAnsi="Times New Roman"/>
-      <w:sz w:val="28"/>
-    </w:rPr>
   </w:style>
   <w:style w:customStyle="1" w:styleId="Compact" w:type="paragraph">
     <w:name w:val="Compact"/>
@@ -4275,10 +2986,6 @@
     <w:pPr>
       <w:spacing w:after="36" w:before="36"/>
     </w:pPr>
-    <w:rPr>
-      <w:rFonts w:ascii="Times New Roman" w:hAnsi="Times New Roman"/>
-      <w:sz w:val="28"/>
-    </w:rPr>
   </w:style>
   <w:style w:styleId="Title" w:type="paragraph">
     <w:name w:val="Title"/>
@@ -4294,8 +3001,8 @@
       <w:jc w:val="center"/>
     </w:pPr>
     <w:rPr>
-      <w:rFonts w:asciiTheme="majorHAnsi" w:cstheme="majorBidi" w:eastAsiaTheme="majorEastAsia" w:hAnsiTheme="majorHAnsi" w:ascii="Times New Roman" w:hAnsi="Times New Roman"/>
-      <w:sz w:val="28"/>
+      <w:rFonts w:asciiTheme="majorHAnsi" w:cstheme="majorBidi" w:eastAsiaTheme="majorEastAsia" w:hAnsiTheme="majorHAnsi"/>
+      <w:sz w:val="56"/>
       <w:szCs w:val="56"/>
     </w:rPr>
   </w:style>
@@ -4306,8 +3013,8 @@
     <w:uiPriority w:val="10"/>
     <w:rsid w:val="00A10FD9"/>
     <w:rPr>
-      <w:rFonts w:asciiTheme="majorHAnsi" w:cstheme="majorBidi" w:eastAsiaTheme="majorEastAsia" w:hAnsiTheme="majorHAnsi" w:ascii="Times New Roman" w:hAnsi="Times New Roman"/>
-      <w:sz w:val="28"/>
+      <w:rFonts w:asciiTheme="majorHAnsi" w:cstheme="majorBidi" w:eastAsiaTheme="majorEastAsia" w:hAnsiTheme="majorHAnsi"/>
+      <w:sz w:val="56"/>
       <w:szCs w:val="56"/>
     </w:rPr>
   </w:style>
@@ -4325,7 +3032,7 @@
       </w:numPr>
     </w:pPr>
     <w:rPr>
-      <w:rFonts w:cstheme="majorBidi" w:eastAsiaTheme="majorEastAsia" w:ascii="Times New Roman" w:hAnsi="Times New Roman"/>
+      <w:rFonts w:cstheme="majorBidi" w:eastAsiaTheme="majorEastAsia"/>
       <w:spacing w:val="15"/>
       <w:sz w:val="28"/>
       <w:szCs w:val="28"/>
@@ -4338,7 +3045,7 @@
     <w:uiPriority w:val="11"/>
     <w:rsid w:val="00A10FD9"/>
     <w:rPr>
-      <w:rFonts w:cstheme="majorBidi" w:eastAsiaTheme="majorEastAsia" w:ascii="Times New Roman" w:hAnsi="Times New Roman"/>
+      <w:rFonts w:cstheme="majorBidi" w:eastAsiaTheme="majorEastAsia"/>
       <w:color w:themeColor="text1" w:themeTint="A6" w:val="595959"/>
       <w:spacing w:val="15"/>
       <w:sz w:val="28"/>
@@ -4355,8 +3062,7 @@
       <w:keepLines/>
     </w:pPr>
     <w:rPr>
-      <w:rFonts w:ascii="Times New Roman" w:hAnsi="Times New Roman"/>
-      <w:sz w:val="28"/>
+      <w:sz w:val="24"/>
       <w:szCs w:val="24"/>
     </w:rPr>
   </w:style>
@@ -4370,8 +3076,7 @@
       <w:keepLines/>
     </w:pPr>
     <w:rPr>
-      <w:rFonts w:ascii="Times New Roman" w:hAnsi="Times New Roman"/>
-      <w:sz w:val="28"/>
+      <w:sz w:val="24"/>
       <w:szCs w:val="24"/>
     </w:rPr>
   </w:style>
@@ -4387,9 +3092,8 @@
       <w:jc w:val="center"/>
     </w:pPr>
     <w:rPr>
-      <w:rFonts w:ascii="Times New Roman" w:hAnsi="Times New Roman"/>
       <w:b/>
-      <w:sz w:val="28"/>
+      <w:sz w:val="20"/>
       <w:szCs w:val="20"/>
     </w:rPr>
   </w:style>
@@ -4404,8 +3108,7 @@
       <w:spacing w:after="300" w:before="100"/>
     </w:pPr>
     <w:rPr>
-      <w:rFonts w:ascii="Times New Roman" w:hAnsi="Times New Roman"/>
-      <w:sz w:val="28"/>
+      <w:sz w:val="20"/>
       <w:szCs w:val="20"/>
     </w:rPr>
   </w:style>
@@ -4415,10 +3118,7 @@
     <w:next w:val="Bibliography"/>
     <w:qFormat/>
     <w:pPr/>
-    <w:rPr>
-      <w:rFonts w:ascii="Times New Roman" w:hAnsi="Times New Roman"/>
-      <w:sz w:val="28"/>
-    </w:rPr>
+    <w:rPr/>
   </w:style>
   <w:style w:styleId="Heading1" w:type="paragraph">
     <w:name w:val="heading 1"/>
@@ -4435,9 +3135,9 @@
       <w:outlineLvl w:val="0"/>
     </w:pPr>
     <w:rPr>
-      <w:rFonts w:asciiTheme="majorHAnsi" w:cstheme="majorBidi" w:eastAsiaTheme="majorEastAsia" w:hAnsiTheme="majorHAnsi" w:ascii="Times New Roman" w:hAnsi="Times New Roman"/>
+      <w:rFonts w:asciiTheme="majorHAnsi" w:cstheme="majorBidi" w:eastAsiaTheme="majorEastAsia" w:hAnsiTheme="majorHAnsi"/>
       <w:color w:themeColor="accent1" w:themeShade="BF" w:val="0F4761"/>
-      <w:sz w:val="28"/>
+      <w:sz w:val="40"/>
       <w:szCs w:val="40"/>
     </w:rPr>
   </w:style>
@@ -4458,9 +3158,9 @@
       <w:outlineLvl w:val="1"/>
     </w:pPr>
     <w:rPr>
-      <w:rFonts w:asciiTheme="majorHAnsi" w:cstheme="majorBidi" w:eastAsiaTheme="majorEastAsia" w:hAnsiTheme="majorHAnsi" w:ascii="Times New Roman" w:hAnsi="Times New Roman"/>
+      <w:rFonts w:asciiTheme="majorHAnsi" w:cstheme="majorBidi" w:eastAsiaTheme="majorEastAsia" w:hAnsiTheme="majorHAnsi"/>
       <w:color w:themeColor="accent1" w:themeShade="BF" w:val="0F4761"/>
-      <w:sz w:val="28"/>
+      <w:sz w:val="32"/>
       <w:szCs w:val="32"/>
     </w:rPr>
   </w:style>
@@ -4481,7 +3181,7 @@
       <w:outlineLvl w:val="2"/>
     </w:pPr>
     <w:rPr>
-      <w:rFonts w:cstheme="majorBidi" w:eastAsiaTheme="majorEastAsia" w:ascii="Times New Roman" w:hAnsi="Times New Roman"/>
+      <w:rFonts w:cstheme="majorBidi" w:eastAsiaTheme="majorEastAsia"/>
       <w:color w:themeColor="accent1" w:themeShade="BF" w:val="0F4761"/>
       <w:sz w:val="28"/>
       <w:szCs w:val="28"/>
@@ -4504,11 +3204,10 @@
       <w:outlineLvl w:val="3"/>
     </w:pPr>
     <w:rPr>
-      <w:rFonts w:cstheme="majorBidi" w:eastAsiaTheme="majorEastAsia" w:ascii="Times New Roman" w:hAnsi="Times New Roman"/>
+      <w:rFonts w:cstheme="majorBidi" w:eastAsiaTheme="majorEastAsia"/>
       <w:i/>
       <w:iCs/>
       <w:color w:themeColor="accent1" w:themeShade="BF" w:val="0F4761"/>
-      <w:sz w:val="28"/>
     </w:rPr>
   </w:style>
   <w:style w:styleId="Heading5" w:type="paragraph">
@@ -4528,9 +3227,8 @@
       <w:outlineLvl w:val="4"/>
     </w:pPr>
     <w:rPr>
-      <w:rFonts w:cstheme="majorBidi" w:eastAsiaTheme="majorEastAsia" w:ascii="Times New Roman" w:hAnsi="Times New Roman"/>
+      <w:rFonts w:cstheme="majorBidi" w:eastAsiaTheme="majorEastAsia"/>
       <w:color w:themeColor="accent1" w:themeShade="BF" w:val="0F4761"/>
-      <w:sz w:val="28"/>
     </w:rPr>
   </w:style>
   <w:style w:styleId="Heading6" w:type="paragraph">
@@ -4550,11 +3248,10 @@
       <w:outlineLvl w:val="5"/>
     </w:pPr>
     <w:rPr>
-      <w:rFonts w:cstheme="majorBidi" w:eastAsiaTheme="majorEastAsia" w:ascii="Times New Roman" w:hAnsi="Times New Roman"/>
+      <w:rFonts w:cstheme="majorBidi" w:eastAsiaTheme="majorEastAsia"/>
       <w:i/>
       <w:iCs/>
       <w:color w:themeColor="text1" w:themeTint="A6" w:val="595959"/>
-      <w:sz w:val="28"/>
     </w:rPr>
   </w:style>
   <w:style w:styleId="Heading7" w:type="paragraph">
@@ -4574,9 +3271,8 @@
       <w:outlineLvl w:val="6"/>
     </w:pPr>
     <w:rPr>
-      <w:rFonts w:cstheme="majorBidi" w:eastAsiaTheme="majorEastAsia" w:ascii="Times New Roman" w:hAnsi="Times New Roman"/>
+      <w:rFonts w:cstheme="majorBidi" w:eastAsiaTheme="majorEastAsia"/>
       <w:color w:themeColor="text1" w:themeTint="A6" w:val="595959"/>
-      <w:sz w:val="28"/>
     </w:rPr>
   </w:style>
   <w:style w:styleId="Heading8" w:type="paragraph">
@@ -4596,11 +3292,10 @@
       <w:outlineLvl w:val="7"/>
     </w:pPr>
     <w:rPr>
-      <w:rFonts w:cstheme="majorBidi" w:eastAsiaTheme="majorEastAsia" w:ascii="Times New Roman" w:hAnsi="Times New Roman"/>
+      <w:rFonts w:cstheme="majorBidi" w:eastAsiaTheme="majorEastAsia"/>
       <w:i/>
       <w:iCs/>
       <w:color w:themeColor="text1" w:themeTint="D8" w:val="272727"/>
-      <w:sz w:val="28"/>
     </w:rPr>
   </w:style>
   <w:style w:styleId="Heading9" w:type="paragraph">
@@ -4620,9 +3315,8 @@
       <w:outlineLvl w:val="8"/>
     </w:pPr>
     <w:rPr>
-      <w:rFonts w:cstheme="majorBidi" w:eastAsiaTheme="majorEastAsia" w:ascii="Times New Roman" w:hAnsi="Times New Roman"/>
+      <w:rFonts w:cstheme="majorBidi" w:eastAsiaTheme="majorEastAsia"/>
       <w:color w:themeColor="text1" w:themeTint="D8" w:val="272727"/>
-      <w:sz w:val="28"/>
     </w:rPr>
   </w:style>
   <w:style w:customStyle="1" w:styleId="Heading1Char" w:type="character">
@@ -4632,9 +3326,9 @@
     <w:uiPriority w:val="9"/>
     <w:rsid w:val="00A10FD9"/>
     <w:rPr>
-      <w:rFonts w:asciiTheme="majorHAnsi" w:cstheme="majorBidi" w:eastAsiaTheme="majorEastAsia" w:hAnsiTheme="majorHAnsi" w:ascii="Times New Roman" w:hAnsi="Times New Roman"/>
+      <w:rFonts w:asciiTheme="majorHAnsi" w:cstheme="majorBidi" w:eastAsiaTheme="majorEastAsia" w:hAnsiTheme="majorHAnsi"/>
       <w:color w:themeColor="accent1" w:themeShade="BF" w:val="0F4761"/>
-      <w:sz w:val="28"/>
+      <w:sz w:val="40"/>
       <w:szCs w:val="40"/>
     </w:rPr>
   </w:style>
@@ -4646,9 +3340,9 @@
     <w:semiHidden/>
     <w:rsid w:val="00A10FD9"/>
     <w:rPr>
-      <w:rFonts w:asciiTheme="majorHAnsi" w:cstheme="majorBidi" w:eastAsiaTheme="majorEastAsia" w:hAnsiTheme="majorHAnsi" w:ascii="Times New Roman" w:hAnsi="Times New Roman"/>
+      <w:rFonts w:asciiTheme="majorHAnsi" w:cstheme="majorBidi" w:eastAsiaTheme="majorEastAsia" w:hAnsiTheme="majorHAnsi"/>
       <w:color w:themeColor="accent1" w:themeShade="BF" w:val="0F4761"/>
-      <w:sz w:val="28"/>
+      <w:sz w:val="32"/>
       <w:szCs w:val="32"/>
     </w:rPr>
   </w:style>
@@ -4660,7 +3354,7 @@
     <w:semiHidden/>
     <w:rsid w:val="00A10FD9"/>
     <w:rPr>
-      <w:rFonts w:cstheme="majorBidi" w:eastAsiaTheme="majorEastAsia" w:ascii="Times New Roman" w:hAnsi="Times New Roman"/>
+      <w:rFonts w:cstheme="majorBidi" w:eastAsiaTheme="majorEastAsia"/>
       <w:color w:themeColor="accent1" w:themeShade="BF" w:val="0F4761"/>
       <w:sz w:val="28"/>
       <w:szCs w:val="28"/>
@@ -4674,11 +3368,10 @@
     <w:semiHidden/>
     <w:rsid w:val="00A10FD9"/>
     <w:rPr>
-      <w:rFonts w:cstheme="majorBidi" w:eastAsiaTheme="majorEastAsia" w:ascii="Times New Roman" w:hAnsi="Times New Roman"/>
+      <w:rFonts w:cstheme="majorBidi" w:eastAsiaTheme="majorEastAsia"/>
       <w:i/>
       <w:iCs/>
       <w:color w:themeColor="accent1" w:themeShade="BF" w:val="0F4761"/>
-      <w:sz w:val="28"/>
     </w:rPr>
   </w:style>
   <w:style w:customStyle="1" w:styleId="Heading5Char" w:type="character">
@@ -4689,9 +3382,8 @@
     <w:semiHidden/>
     <w:rsid w:val="00A10FD9"/>
     <w:rPr>
-      <w:rFonts w:cstheme="majorBidi" w:eastAsiaTheme="majorEastAsia" w:ascii="Times New Roman" w:hAnsi="Times New Roman"/>
+      <w:rFonts w:cstheme="majorBidi" w:eastAsiaTheme="majorEastAsia"/>
       <w:color w:themeColor="accent1" w:themeShade="BF" w:val="0F4761"/>
-      <w:sz w:val="28"/>
     </w:rPr>
   </w:style>
   <w:style w:customStyle="1" w:styleId="Heading6Char" w:type="character">
@@ -4702,11 +3394,10 @@
     <w:semiHidden/>
     <w:rsid w:val="00A10FD9"/>
     <w:rPr>
-      <w:rFonts w:cstheme="majorBidi" w:eastAsiaTheme="majorEastAsia" w:ascii="Times New Roman" w:hAnsi="Times New Roman"/>
+      <w:rFonts w:cstheme="majorBidi" w:eastAsiaTheme="majorEastAsia"/>
       <w:i/>
       <w:iCs/>
       <w:color w:themeColor="text1" w:themeTint="A6" w:val="595959"/>
-      <w:sz w:val="28"/>
     </w:rPr>
   </w:style>
   <w:style w:customStyle="1" w:styleId="Heading7Char" w:type="character">
@@ -4717,9 +3408,8 @@
     <w:semiHidden/>
     <w:rsid w:val="00A10FD9"/>
     <w:rPr>
-      <w:rFonts w:cstheme="majorBidi" w:eastAsiaTheme="majorEastAsia" w:ascii="Times New Roman" w:hAnsi="Times New Roman"/>
+      <w:rFonts w:cstheme="majorBidi" w:eastAsiaTheme="majorEastAsia"/>
       <w:color w:themeColor="text1" w:themeTint="A6" w:val="595959"/>
-      <w:sz w:val="28"/>
     </w:rPr>
   </w:style>
   <w:style w:customStyle="1" w:styleId="Heading8Char" w:type="character">
@@ -4730,11 +3420,10 @@
     <w:semiHidden/>
     <w:rsid w:val="00A10FD9"/>
     <w:rPr>
-      <w:rFonts w:cstheme="majorBidi" w:eastAsiaTheme="majorEastAsia" w:ascii="Times New Roman" w:hAnsi="Times New Roman"/>
+      <w:rFonts w:cstheme="majorBidi" w:eastAsiaTheme="majorEastAsia"/>
       <w:i/>
       <w:iCs/>
       <w:color w:themeColor="text1" w:themeTint="D8" w:val="272727"/>
-      <w:sz w:val="28"/>
     </w:rPr>
   </w:style>
   <w:style w:customStyle="1" w:styleId="Heading9Char" w:type="character">
@@ -4745,9 +3434,8 @@
     <w:semiHidden/>
     <w:rsid w:val="00A10FD9"/>
     <w:rPr>
-      <w:rFonts w:cstheme="majorBidi" w:eastAsiaTheme="majorEastAsia" w:ascii="Times New Roman" w:hAnsi="Times New Roman"/>
+      <w:rFonts w:cstheme="majorBidi" w:eastAsiaTheme="majorEastAsia"/>
       <w:color w:themeColor="text1" w:themeTint="D8" w:val="272727"/>
-      <w:sz w:val="28"/>
     </w:rPr>
   </w:style>
   <w:style w:styleId="BlockText" w:type="paragraph">
@@ -4761,10 +3449,6 @@
       <w:spacing w:after="100" w:before="100"/>
       <w:ind w:firstLine="0" w:left="480" w:right="480"/>
     </w:pPr>
-    <w:rPr>
-      <w:rFonts w:ascii="Times New Roman" w:hAnsi="Times New Roman"/>
-      <w:sz w:val="28"/>
-    </w:rPr>
   </w:style>
   <w:style w:styleId="FootnoteText" w:type="paragraph">
     <w:name w:val="Footnote Text"/>
@@ -4773,10 +3457,6 @@
     <w:uiPriority w:val="9"/>
     <w:unhideWhenUsed/>
     <w:qFormat/>
-    <w:rPr>
-      <w:rFonts w:ascii="Times New Roman" w:hAnsi="Times New Roman"/>
-      <w:sz w:val="28"/>
-    </w:rPr>
   </w:style>
   <w:style w:styleId="FootnoteBlockText" w:type="paragraph">
     <w:name w:val="Footnote Block Text"/>
@@ -4789,19 +3469,11 @@
       <w:spacing w:after="100" w:before="100"/>
       <w:ind w:firstLine="0" w:left="480" w:right="480"/>
     </w:pPr>
-    <w:rPr>
-      <w:rFonts w:ascii="Times New Roman" w:hAnsi="Times New Roman"/>
-      <w:sz w:val="28"/>
-    </w:rPr>
   </w:style>
   <w:style w:default="1" w:styleId="DefaultParagraphFont" w:type="character">
     <w:name w:val="Default Paragraph Font"/>
     <w:semiHidden/>
     <w:unhideWhenUsed/>
-    <w:rPr>
-      <w:rFonts w:ascii="Times New Roman" w:hAnsi="Times New Roman"/>
-      <w:sz w:val="28"/>
-    </w:rPr>
   </w:style>
   <w:style w:default="1" w:styleId="Table" w:type="table">
     <w:name w:val="Table"/>
@@ -4837,18 +3509,12 @@
       <w:spacing w:after="0"/>
     </w:pPr>
     <w:rPr>
-      <w:rFonts w:ascii="Times New Roman" w:hAnsi="Times New Roman"/>
       <w:b/>
-      <w:sz w:val="28"/>
     </w:rPr>
   </w:style>
   <w:style w:customStyle="1" w:styleId="Definition" w:type="paragraph">
     <w:name w:val="Definition"/>
     <w:basedOn w:val="Normal"/>
-    <w:rPr>
-      <w:rFonts w:ascii="Times New Roman" w:hAnsi="Times New Roman"/>
-      <w:sz w:val="28"/>
-    </w:rPr>
   </w:style>
   <w:style w:styleId="Caption" w:type="paragraph">
     <w:name w:val="Caption"/>
@@ -4858,9 +3524,7 @@
       <w:spacing w:after="120" w:before="0"/>
     </w:pPr>
     <w:rPr>
-      <w:rFonts w:ascii="Times New Roman" w:hAnsi="Times New Roman"/>
       <w:i/>
-      <w:sz w:val="28"/>
     </w:rPr>
   </w:style>
   <w:style w:customStyle="1" w:styleId="TableCaption" w:type="paragraph">
@@ -4869,26 +3533,14 @@
     <w:pPr>
       <w:keepNext/>
     </w:pPr>
-    <w:rPr>
-      <w:rFonts w:ascii="Times New Roman" w:hAnsi="Times New Roman"/>
-      <w:sz w:val="28"/>
-    </w:rPr>
   </w:style>
   <w:style w:customStyle="1" w:styleId="ImageCaption" w:type="paragraph">
     <w:name w:val="Image Caption"/>
     <w:basedOn w:val="Caption"/>
-    <w:rPr>
-      <w:rFonts w:ascii="Times New Roman" w:hAnsi="Times New Roman"/>
-      <w:sz w:val="28"/>
-    </w:rPr>
   </w:style>
   <w:style w:customStyle="1" w:styleId="Figure" w:type="paragraph">
     <w:name w:val="Figure"/>
     <w:basedOn w:val="Normal"/>
-    <w:rPr>
-      <w:rFonts w:ascii="Times New Roman" w:hAnsi="Times New Roman"/>
-      <w:sz w:val="28"/>
-    </w:rPr>
   </w:style>
   <w:style w:customStyle="1" w:styleId="CaptionedFigure" w:type="paragraph">
     <w:name w:val="Captioned Figure"/>
@@ -4896,42 +3548,28 @@
     <w:pPr>
       <w:keepNext/>
     </w:pPr>
-    <w:rPr>
-      <w:rFonts w:ascii="Times New Roman" w:hAnsi="Times New Roman"/>
-      <w:sz w:val="28"/>
-    </w:rPr>
   </w:style>
   <w:style w:customStyle="1" w:styleId="BodyTextChar" w:type="character">
     <w:name w:val="Body Text Char"/>
     <w:basedOn w:val="DefaultParagraphFont"/>
     <w:link w:val="BodyText"/>
-    <w:rPr>
-      <w:rFonts w:ascii="Times New Roman" w:hAnsi="Times New Roman"/>
-      <w:sz w:val="28"/>
-    </w:rPr>
   </w:style>
   <w:style w:customStyle="1" w:styleId="VerbatimChar" w:type="character">
     <w:name w:val="Verbatim Char"/>
     <w:basedOn w:val="BodyTextChar"/>
     <w:rPr>
-      <w:rFonts w:ascii="Times New Roman" w:hAnsi="Times New Roman"/>
-      <w:sz w:val="28"/>
+      <w:rFonts w:ascii="Consolas" w:hAnsi="Consolas"/>
+      <w:sz w:val="22"/>
     </w:rPr>
   </w:style>
   <w:style w:customStyle="1" w:styleId="SectionNumber" w:type="character">
     <w:name w:val="Section Number"/>
     <w:basedOn w:val="BodyTextChar"/>
-    <w:rPr>
-      <w:rFonts w:ascii="Times New Roman" w:hAnsi="Times New Roman"/>
-      <w:sz w:val="28"/>
-    </w:rPr>
   </w:style>
   <w:style w:styleId="FootnoteReference" w:type="character">
     <w:name w:val="Footnote Reference"/>
     <w:basedOn w:val="BodyTextChar"/>
     <w:rPr>
-      <w:rFonts w:ascii="Times New Roman" w:hAnsi="Times New Roman"/>
-      <w:sz w:val="28"/>
       <w:vertAlign w:val="superscript"/>
     </w:rPr>
   </w:style>
@@ -4939,9 +3577,7 @@
     <w:name w:val="Hyperlink"/>
     <w:basedOn w:val="BodyTextChar"/>
     <w:rPr>
-      <w:rFonts w:ascii="Times New Roman" w:hAnsi="Times New Roman"/>
       <w:color w:themeColor="accent1" w:val="4F81BD"/>
-      <w:sz w:val="28"/>
     </w:rPr>
   </w:style>
   <w:style w:styleId="TOCHeading" w:type="paragraph">
@@ -4956,11 +3592,10 @@
       <w:outlineLvl w:val="9"/>
     </w:pPr>
     <w:rPr>
-      <w:rFonts w:asciiTheme="majorHAnsi" w:cstheme="majorBidi" w:eastAsiaTheme="majorEastAsia" w:hAnsiTheme="majorHAnsi" w:ascii="Times New Roman" w:hAnsi="Times New Roman"/>
+      <w:rFonts w:asciiTheme="majorHAnsi" w:cstheme="majorBidi" w:eastAsiaTheme="majorEastAsia" w:hAnsiTheme="majorHAnsi"/>
       <w:b w:val="0"/>
       <w:bCs w:val="0"/>
       <w:color w:themeColor="accent1" w:themeShade="BF" w:val="365F91"/>
-      <w:sz w:val="28"/>
     </w:rPr>
   </w:style>
   <w:style w:type="paragraph" w:customStyle="1" w:styleId="SourceCode">
@@ -4970,301 +3605,232 @@
     <w:pPr>
       <w:wordWrap w:val="off"/>
     </w:pPr>
-    <w:rPr>
-      <w:rFonts w:ascii="Times New Roman" w:hAnsi="Times New Roman"/>
-      <w:sz w:val="28"/>
-    </w:rPr>
   </w:style>
   <w:style w:type="character" w:customStyle="1" w:styleId="KeywordTok">
     <w:name w:val="KeywordTok"/>
     <w:basedOn w:val="VerbatimChar"/>
     <w:rPr>
-      <w:rFonts w:ascii="Times New Roman" w:hAnsi="Times New Roman"/>
       <w:b/>
       <w:color w:val="007020"/>
-      <w:sz w:val="28"/>
     </w:rPr>
   </w:style>
   <w:style w:type="character" w:customStyle="1" w:styleId="DataTypeTok">
     <w:name w:val="DataTypeTok"/>
     <w:basedOn w:val="VerbatimChar"/>
     <w:rPr>
-      <w:rFonts w:ascii="Times New Roman" w:hAnsi="Times New Roman"/>
       <w:color w:val="902000"/>
-      <w:sz w:val="28"/>
     </w:rPr>
   </w:style>
   <w:style w:type="character" w:customStyle="1" w:styleId="DecValTok">
     <w:name w:val="DecValTok"/>
     <w:basedOn w:val="VerbatimChar"/>
     <w:rPr>
-      <w:rFonts w:ascii="Times New Roman" w:hAnsi="Times New Roman"/>
       <w:color w:val="40a070"/>
-      <w:sz w:val="28"/>
     </w:rPr>
   </w:style>
   <w:style w:type="character" w:customStyle="1" w:styleId="BaseNTok">
     <w:name w:val="BaseNTok"/>
     <w:basedOn w:val="VerbatimChar"/>
     <w:rPr>
-      <w:rFonts w:ascii="Times New Roman" w:hAnsi="Times New Roman"/>
       <w:color w:val="40a070"/>
-      <w:sz w:val="28"/>
     </w:rPr>
   </w:style>
   <w:style w:type="character" w:customStyle="1" w:styleId="FloatTok">
     <w:name w:val="FloatTok"/>
     <w:basedOn w:val="VerbatimChar"/>
     <w:rPr>
-      <w:rFonts w:ascii="Times New Roman" w:hAnsi="Times New Roman"/>
       <w:color w:val="40a070"/>
-      <w:sz w:val="28"/>
     </w:rPr>
   </w:style>
   <w:style w:type="character" w:customStyle="1" w:styleId="ConstantTok">
     <w:name w:val="ConstantTok"/>
     <w:basedOn w:val="VerbatimChar"/>
     <w:rPr>
-      <w:rFonts w:ascii="Times New Roman" w:hAnsi="Times New Roman"/>
       <w:color w:val="880000"/>
-      <w:sz w:val="28"/>
     </w:rPr>
   </w:style>
   <w:style w:type="character" w:customStyle="1" w:styleId="CharTok">
     <w:name w:val="CharTok"/>
     <w:basedOn w:val="VerbatimChar"/>
     <w:rPr>
-      <w:rFonts w:ascii="Times New Roman" w:hAnsi="Times New Roman"/>
       <w:color w:val="4070a0"/>
-      <w:sz w:val="28"/>
     </w:rPr>
   </w:style>
   <w:style w:type="character" w:customStyle="1" w:styleId="SpecialCharTok">
     <w:name w:val="SpecialCharTok"/>
     <w:basedOn w:val="VerbatimChar"/>
     <w:rPr>
-      <w:rFonts w:ascii="Times New Roman" w:hAnsi="Times New Roman"/>
       <w:color w:val="4070a0"/>
-      <w:sz w:val="28"/>
     </w:rPr>
   </w:style>
   <w:style w:type="character" w:customStyle="1" w:styleId="StringTok">
     <w:name w:val="StringTok"/>
     <w:basedOn w:val="VerbatimChar"/>
     <w:rPr>
-      <w:rFonts w:ascii="Times New Roman" w:hAnsi="Times New Roman"/>
       <w:color w:val="4070a0"/>
-      <w:sz w:val="28"/>
     </w:rPr>
   </w:style>
   <w:style w:type="character" w:customStyle="1" w:styleId="VerbatimStringTok">
     <w:name w:val="VerbatimStringTok"/>
     <w:basedOn w:val="VerbatimChar"/>
     <w:rPr>
-      <w:rFonts w:ascii="Times New Roman" w:hAnsi="Times New Roman"/>
       <w:color w:val="4070a0"/>
-      <w:sz w:val="28"/>
     </w:rPr>
   </w:style>
   <w:style w:type="character" w:customStyle="1" w:styleId="SpecialStringTok">
     <w:name w:val="SpecialStringTok"/>
     <w:basedOn w:val="VerbatimChar"/>
     <w:rPr>
-      <w:rFonts w:ascii="Times New Roman" w:hAnsi="Times New Roman"/>
       <w:color w:val="bb6688"/>
-      <w:sz w:val="28"/>
     </w:rPr>
   </w:style>
   <w:style w:type="character" w:customStyle="1" w:styleId="ImportTok">
     <w:name w:val="ImportTok"/>
     <w:basedOn w:val="VerbatimChar"/>
     <w:rPr>
-      <w:rFonts w:ascii="Times New Roman" w:hAnsi="Times New Roman"/>
       <w:b/>
       <w:color w:val="008000"/>
-      <w:sz w:val="28"/>
     </w:rPr>
   </w:style>
   <w:style w:type="character" w:customStyle="1" w:styleId="CommentTok">
     <w:name w:val="CommentTok"/>
     <w:basedOn w:val="VerbatimChar"/>
     <w:rPr>
-      <w:rFonts w:ascii="Times New Roman" w:hAnsi="Times New Roman"/>
       <w:i/>
       <w:color w:val="60a0b0"/>
-      <w:sz w:val="28"/>
     </w:rPr>
   </w:style>
   <w:style w:type="character" w:customStyle="1" w:styleId="DocumentationTok">
     <w:name w:val="DocumentationTok"/>
     <w:basedOn w:val="VerbatimChar"/>
     <w:rPr>
-      <w:rFonts w:ascii="Times New Roman" w:hAnsi="Times New Roman"/>
       <w:i/>
       <w:color w:val="ba2121"/>
-      <w:sz w:val="28"/>
     </w:rPr>
   </w:style>
   <w:style w:type="character" w:customStyle="1" w:styleId="AnnotationTok">
     <w:name w:val="AnnotationTok"/>
     <w:basedOn w:val="VerbatimChar"/>
     <w:rPr>
-      <w:rFonts w:ascii="Times New Roman" w:hAnsi="Times New Roman"/>
       <w:b/>
       <w:i/>
       <w:color w:val="60a0b0"/>
-      <w:sz w:val="28"/>
     </w:rPr>
   </w:style>
   <w:style w:type="character" w:customStyle="1" w:styleId="CommentVarTok">
     <w:name w:val="CommentVarTok"/>
     <w:basedOn w:val="VerbatimChar"/>
     <w:rPr>
-      <w:rFonts w:ascii="Times New Roman" w:hAnsi="Times New Roman"/>
       <w:b/>
       <w:i/>
       <w:color w:val="60a0b0"/>
-      <w:sz w:val="28"/>
     </w:rPr>
   </w:style>
   <w:style w:type="character" w:customStyle="1" w:styleId="OtherTok">
     <w:name w:val="OtherTok"/>
     <w:basedOn w:val="VerbatimChar"/>
     <w:rPr>
-      <w:rFonts w:ascii="Times New Roman" w:hAnsi="Times New Roman"/>
       <w:color w:val="007020"/>
-      <w:sz w:val="28"/>
     </w:rPr>
   </w:style>
   <w:style w:type="character" w:customStyle="1" w:styleId="FunctionTok">
     <w:name w:val="FunctionTok"/>
     <w:basedOn w:val="VerbatimChar"/>
     <w:rPr>
-      <w:rFonts w:ascii="Times New Roman" w:hAnsi="Times New Roman"/>
       <w:color w:val="06287e"/>
-      <w:sz w:val="28"/>
     </w:rPr>
   </w:style>
   <w:style w:type="character" w:customStyle="1" w:styleId="VariableTok">
     <w:name w:val="VariableTok"/>
     <w:basedOn w:val="VerbatimChar"/>
     <w:rPr>
-      <w:rFonts w:ascii="Times New Roman" w:hAnsi="Times New Roman"/>
       <w:color w:val="19177c"/>
-      <w:sz w:val="28"/>
     </w:rPr>
   </w:style>
   <w:style w:type="character" w:customStyle="1" w:styleId="ControlFlowTok">
     <w:name w:val="ControlFlowTok"/>
     <w:basedOn w:val="VerbatimChar"/>
     <w:rPr>
-      <w:rFonts w:ascii="Times New Roman" w:hAnsi="Times New Roman"/>
       <w:b/>
       <w:color w:val="007020"/>
-      <w:sz w:val="28"/>
     </w:rPr>
   </w:style>
   <w:style w:type="character" w:customStyle="1" w:styleId="OperatorTok">
     <w:name w:val="OperatorTok"/>
     <w:basedOn w:val="VerbatimChar"/>
     <w:rPr>
-      <w:rFonts w:ascii="Times New Roman" w:hAnsi="Times New Roman"/>
       <w:color w:val="666666"/>
-      <w:sz w:val="28"/>
     </w:rPr>
   </w:style>
   <w:style w:type="character" w:customStyle="1" w:styleId="BuiltInTok">
     <w:name w:val="BuiltInTok"/>
     <w:basedOn w:val="VerbatimChar"/>
     <w:rPr>
-      <w:rFonts w:ascii="Times New Roman" w:hAnsi="Times New Roman"/>
       <w:color w:val="008000"/>
-      <w:sz w:val="28"/>
     </w:rPr>
   </w:style>
   <w:style w:type="character" w:customStyle="1" w:styleId="ExtensionTok">
     <w:name w:val="ExtensionTok"/>
     <w:basedOn w:val="VerbatimChar"/>
-    <w:rPr>
-      <w:rFonts w:ascii="Times New Roman" w:hAnsi="Times New Roman"/>
-      <w:sz w:val="28"/>
-    </w:rPr>
+    <w:rPr/>
   </w:style>
   <w:style w:type="character" w:customStyle="1" w:styleId="PreprocessorTok">
     <w:name w:val="PreprocessorTok"/>
     <w:basedOn w:val="VerbatimChar"/>
     <w:rPr>
-      <w:rFonts w:ascii="Times New Roman" w:hAnsi="Times New Roman"/>
       <w:color w:val="bc7a00"/>
-      <w:sz w:val="28"/>
     </w:rPr>
   </w:style>
   <w:style w:type="character" w:customStyle="1" w:styleId="AttributeTok">
     <w:name w:val="AttributeTok"/>
     <w:basedOn w:val="VerbatimChar"/>
     <w:rPr>
-      <w:rFonts w:ascii="Times New Roman" w:hAnsi="Times New Roman"/>
       <w:color w:val="7d9029"/>
-      <w:sz w:val="28"/>
     </w:rPr>
   </w:style>
   <w:style w:type="character" w:customStyle="1" w:styleId="RegionMarkerTok">
     <w:name w:val="RegionMarkerTok"/>
     <w:basedOn w:val="VerbatimChar"/>
-    <w:rPr>
-      <w:rFonts w:ascii="Times New Roman" w:hAnsi="Times New Roman"/>
-      <w:sz w:val="28"/>
-    </w:rPr>
+    <w:rPr/>
   </w:style>
   <w:style w:type="character" w:customStyle="1" w:styleId="InformationTok">
     <w:name w:val="InformationTok"/>
     <w:basedOn w:val="VerbatimChar"/>
     <w:rPr>
-      <w:rFonts w:ascii="Times New Roman" w:hAnsi="Times New Roman"/>
       <w:b/>
       <w:i/>
       <w:color w:val="60a0b0"/>
-      <w:sz w:val="28"/>
     </w:rPr>
   </w:style>
   <w:style w:type="character" w:customStyle="1" w:styleId="WarningTok">
     <w:name w:val="WarningTok"/>
     <w:basedOn w:val="VerbatimChar"/>
     <w:rPr>
-      <w:rFonts w:ascii="Times New Roman" w:hAnsi="Times New Roman"/>
       <w:b/>
       <w:i/>
       <w:color w:val="60a0b0"/>
-      <w:sz w:val="28"/>
     </w:rPr>
   </w:style>
   <w:style w:type="character" w:customStyle="1" w:styleId="AlertTok">
     <w:name w:val="AlertTok"/>
     <w:basedOn w:val="VerbatimChar"/>
     <w:rPr>
-      <w:rFonts w:ascii="Times New Roman" w:hAnsi="Times New Roman"/>
       <w:b/>
       <w:color w:val="ff0000"/>
-      <w:sz w:val="28"/>
     </w:rPr>
   </w:style>
   <w:style w:type="character" w:customStyle="1" w:styleId="ErrorTok">
     <w:name w:val="ErrorTok"/>
     <w:basedOn w:val="VerbatimChar"/>
     <w:rPr>
-      <w:rFonts w:ascii="Times New Roman" w:hAnsi="Times New Roman"/>
       <w:b/>
       <w:color w:val="ff0000"/>
-      <w:sz w:val="28"/>
     </w:rPr>
   </w:style>
   <w:style w:type="character" w:customStyle="1" w:styleId="NormalTok">
     <w:name w:val="NormalTok"/>
     <w:basedOn w:val="VerbatimChar"/>
-    <w:rPr>
-      <w:rFonts w:ascii="Times New Roman" w:hAnsi="Times New Roman"/>
-      <w:sz w:val="28"/>
-    </w:rPr>
+    <w:rPr/>
   </w:style>
 </w:styles>
 </file>

--- a/article/ppv_submission_article.docx
+++ b/article/ppv_submission_article.docx
@@ -2,115 +2,6 @@
 <file path=word/document.xml><?xml version="1.0" encoding="utf-8"?>
 <w:document xmlns:w="http://schemas.openxmlformats.org/wordprocessingml/2006/main" xmlns:m="http://schemas.openxmlformats.org/officeDocument/2006/math" xmlns:r="http://schemas.openxmlformats.org/officeDocument/2006/relationships" xmlns:o="urn:schemas-microsoft-com:office:office" xmlns:v="urn:schemas-microsoft-com:vml" xmlns:w10="urn:schemas-microsoft-com:office:word" xmlns:a="http://schemas.openxmlformats.org/drawingml/2006/main" xmlns:pic="http://schemas.openxmlformats.org/drawingml/2006/picture" xmlns:wp="http://schemas.openxmlformats.org/drawingml/2006/wordprocessingDrawing">
   <w:body>
-    <w:p>
-      <w:pPr>
-        <w:pStyle w:val="BlockText"/>
-      </w:pPr>
-      <w:r>
-        <w:rPr>
-          <w:b/>
-          <w:bCs/>
-        </w:rPr>
-        <w:t xml:space="preserve">Редакционная пауза, 24.05.2026.</w:t>
-      </w:r>
-      <w:r>
-        <w:t xml:space="preserve"> </w:t>
-      </w:r>
-      <w:r>
-        <w:t xml:space="preserve">После восстановления ранее пропущенных</w:t>
-      </w:r>
-      <w:r>
-        <w:t xml:space="preserve"> </w:t>
-      </w:r>
-      <w:r>
-        <w:t xml:space="preserve">строк официальных программ (включая выступления из Обнинска) текущая база</w:t>
-      </w:r>
-      <w:r>
-        <w:t xml:space="preserve"> </w:t>
-      </w:r>
-      <w:r>
-        <w:t xml:space="preserve">содержит</w:t>
-      </w:r>
-      <w:r>
-        <w:t xml:space="preserve"> </w:t>
-      </w:r>
-      <w:r>
-        <w:rPr>
-          <w:b/>
-          <w:bCs/>
-        </w:rPr>
-        <w:t xml:space="preserve">289 участников, 1350 уникальных докладов и 1377 авторских</w:t>
-      </w:r>
-      <w:r>
-        <w:rPr>
-          <w:b/>
-          <w:bCs/>
-        </w:rPr>
-        <w:t xml:space="preserve"> </w:t>
-      </w:r>
-      <w:r>
-        <w:rPr>
-          <w:b/>
-          <w:bCs/>
-        </w:rPr>
-        <w:t xml:space="preserve">участий</w:t>
-      </w:r>
-      <w:r>
-        <w:t xml:space="preserve"> </w:t>
-      </w:r>
-      <w:r>
-        <w:t xml:space="preserve">за</w:t>
-      </w:r>
-      <w:r>
-        <w:t xml:space="preserve"> </w:t>
-      </w:r>
-      <w:r>
-        <w:rPr>
-          <w:b/>
-          <w:bCs/>
-        </w:rPr>
-        <w:t xml:space="preserve">22 программных года</w:t>
-      </w:r>
-      <w:r>
-        <w:t xml:space="preserve">. Численные результаты и классификации</w:t>
-      </w:r>
-      <w:r>
-        <w:t xml:space="preserve"> </w:t>
-      </w:r>
-      <w:r>
-        <w:t xml:space="preserve">ниже сохранены как предыдущая редакция статьи и</w:t>
-      </w:r>
-      <w:r>
-        <w:t xml:space="preserve"> </w:t>
-      </w:r>
-      <w:r>
-        <w:rPr>
-          <w:b/>
-          <w:bCs/>
-        </w:rPr>
-        <w:t xml:space="preserve">не предназначены для</w:t>
-      </w:r>
-      <w:r>
-        <w:rPr>
-          <w:b/>
-          <w:bCs/>
-        </w:rPr>
-        <w:t xml:space="preserve"> </w:t>
-      </w:r>
-      <w:r>
-        <w:rPr>
-          <w:b/>
-          <w:bCs/>
-        </w:rPr>
-        <w:t xml:space="preserve">подачи</w:t>
-      </w:r>
-      <w:r>
-        <w:t xml:space="preserve"> </w:t>
-      </w:r>
-      <w:r>
-        <w:t xml:space="preserve">до повторной тематической разметки расширенного корпуса.</w:t>
-      </w:r>
-    </w:p>
     <w:p>
       <w:pPr>
         <w:pStyle w:val="FirstParagraph"/>
@@ -190,7 +81,7 @@
         <w:pStyle w:val="FirstParagraph"/>
       </w:pPr>
       <w:r>
-        <w:t xml:space="preserve">Статья анализирует публично наблюдаемую конференционную жизнь российской индологии на материале двух долговременных чтений: Зографских (Санкт-Петербург) и Рериховских (Москва). Корпус включает 895 докладов, 899 авторских участий и 220 ученых за 2004-2026 гг.; программа Зографских чтений 2026 г. учитывается как предварительная. Проверяются три вопроса: насколько две площадки пересекаются по участникам, различаются ли их тематические профили и какой масштаб обобщения преобладает в докладах. Главный результат состоит в неожиданно слабом пересечении: на обеих площадках выступали только 38 ученых, тогда как перестановочная нулевая модель при сохранении индивидуальной активности ожидает около 104. Тематически Рериховские чтения сильнее концентрируются на классическом и средневековом периодах, а Зографские сохраняют более широкий хронологический разброс. Дополнительная шкала обобщения показывает, что 852 из 895 докладов являются микрокейсами; широкие синтетические обобщения крайне редки.</w:t>
+        <w:t xml:space="preserve">Статья анализирует публично наблюдаемую конференционную жизнь российской индологии на материале двух долговременных чтений: Зографских (Санкт-Петербург) и Рериховских (Москва). Расширенный корпус включает 1350 докладов, 1377 авторских участий и 286 ученых за 2004-2026 гг.; программа Зографских чтений 2026 г. учитывается как предварительная. Проверяются три вопроса: насколько две площадки пересекаются по участникам, различаются ли их тематические профили и какой масштаб обобщения преобладает в докладах. Главный результат состоит в неожиданно слабом пересечении: на обеих площадках выступал только 41 ученый, тогда как перестановочная нулевая модель при сохранении индивидуальной активности ожидает 128,4. Тематически Рериховские чтения сильнее концентрируются на классическом и средневековом периодах, а Зографские сохраняют более широкий хронологический разброс. Двухступенчатая разметка масштаба обобщения показывает, что 1155 из 1350 докладов являются микрокейсами; глобальные синтетические рамки представлены лишь в 10 заголовках.</w:t>
       </w:r>
     </w:p>
     <w:p>
@@ -226,7 +117,7 @@
         <w:pStyle w:val="FirstParagraph"/>
       </w:pPr>
       <w:r>
-        <w:t xml:space="preserve">The article examines the publicly observable conference life of Russian Indology through two long-running venues: the Zograf Readings in St. Petersburg and the Roerich Readings in Moscow. The corpus contains 895 presentations, 899 author participations, and 220 scholars for 2004-2026; the 2026 Zograf programme is treated as preliminary. The study asks how strongly the two venues overlap, whether their thematic profiles differ, and what scale of scholarly generalisation dominates the presentations. The main finding is the unexpectedly weak overlap: only 38 scholars appeared at both venues, whereas an activity-preserving permutation model would expect about 104. The Roerich Readings concentrate more heavily on classical and medieval topics, while the Zograf Readings preserve a broader chronological range. A separate scale of generalisation shows that 852 of 895 presentations are micro-case studies; broad synthetic generalisations are rare.</w:t>
+        <w:t xml:space="preserve">The article examines the publicly observable conference life of Russian Indology through two long-running venues: the Zograf Readings in St. Petersburg and the Roerich Readings in Moscow. The expanded corpus contains 1,350 presentations, 1,377 author participations, and 286 scholars for 2004-2026; the 2026 Zograf programme is treated as preliminary. The study asks how strongly the two venues overlap, whether their thematic profiles differ, and what scale of scholarly generalisation dominates the presentations. The main finding is the unexpectedly weak overlap: only 41 scholars appeared at both venues, whereas an activity-preserving permutation model would expect 128.4. The Roerich Readings concentrate more heavily on classical and medieval topics, while the Zograf Readings preserve a broader chronological range. A two-stage classification of argument scale shows that 1,155 of 1,350 presentations are micro-case studies; only ten titles state global synthetic frames.</w:t>
       </w:r>
     </w:p>
     <w:p>
@@ -350,7 +241,16 @@
         <w:pStyle w:val="FirstParagraph"/>
       </w:pPr>
       <w:r>
-        <w:t xml:space="preserve">Материалом служит нормализованная реляционная база, собранная по опубликованным программам Зографских и Рериховских чтений. В нее включены 40 событийных записей, из которых 30 имеют извлеченные доклады. Фактическое покрытие составляет 20 программных лет внутри диапазона 2004-2026 гг. В корпус вошли 220 уникальных ученых, 895 уникальных докладов и 899 авторских участий. Различие между докладом и авторским участием важно: четыре доклада имеют более одного автора, поэтому карточек участия немного больше, чем докладов.</w:t>
+        <w:t xml:space="preserve">Материалом служит нормализованная реляционная база, собранная по опубликованным программам Зографских и Рериховских чтений. В нее включены 40 событийных записей; фактическое покрытие докладами составляет 22 программных года внутри диапазона 2004-2026 гг. В расширенный корпус вошли 286 уникальных ученых, 1350 уникальных докладов и 1377 авторских участий. Различие между докладом и авторским участием важно: доклады с соавторами дают несколько связей</w:t>
+      </w:r>
+      <w:r>
+        <w:t xml:space="preserve"> </w:t>
+      </w:r>
+      <w:r>
+        <w:t xml:space="preserve">“ученый - доклад”</w:t>
+      </w:r>
+      <w:r>
+        <w:t xml:space="preserve">, поэтому карточек участия больше, чем заголовков.</w:t>
       </w:r>
     </w:p>
     <w:p>
@@ -375,15 +275,35 @@
         <w:pStyle w:val="BodyText"/>
       </w:pPr>
       <w:r>
-        <w:t xml:space="preserve">Программа XLVII Зографских чтений 2026 г. включена как предварительная публикация: 58 заявленных докладов и 60 участников. Все показатели возвращаемости и удержания интерпретируются с учетом правого цензурирования: участники 2026 г. еще не имели возможности вернуться в последующие годы.</w:t>
-      </w:r>
-    </w:p>
-    <w:p>
-      <w:pPr>
-        <w:pStyle w:val="BodyText"/>
-      </w:pPr>
-      <w:r>
-        <w:t xml:space="preserve">Идентификация участников выполнялась через нормализацию вариантов имени и ручное разрешение спорных случаев. Для каждого доклада использованы две независимые классификации. Первая тематическая: дисциплина (L1), историко-культурный период (L2), материал и характер исследования. Вторая навигационная: шкала масштаба обобщения G1-G3. G1 означает микрокейс (отдельный текст, автор, источник, термин, локальный сюжет), G2 - региональную традицию, школу, жанр или устойчивую историко-культурную линию, G3 - широкое сравнительное, цивилизационное или методологическое обобщение.</w:t>
+        <w:t xml:space="preserve">Программа XLVII Зографских чтений 2026 г. включена как предварительная публикация: 58 заявленных докладов и 61 авторское участие. Все показатели возвращаемости и удержания интерпретируются с учетом правого цензурирования: участники 2026 г. еще не имели возможности вернуться в последующие годы.</w:t>
+      </w:r>
+    </w:p>
+    <w:p>
+      <w:pPr>
+        <w:pStyle w:val="BodyText"/>
+      </w:pPr>
+      <w:r>
+        <w:t xml:space="preserve">Идентификация участников выполнялась через нормализацию вариантов имени и ручное разрешение спорных случаев. Для каждого доклада использованы две независимые классификации. Первая тематическая: дисциплина (L1), историко-культурный период (L2), материал и характер исследования. Вторая навигационная: шкала масштаба обобщения G1-G3. G1 означает микрокейс (отдельный текст, автор, источник, термин, локальный сюжет), G2 - явно заявленную традицию, школу, класс явлений или устойчивую историко-культурную линию, G3 - широкое межрегиональное, цивилизационное или методологическое обобщение.</w:t>
+      </w:r>
+    </w:p>
+    <w:p>
+      <w:pPr>
+        <w:pStyle w:val="BodyText"/>
+      </w:pPr>
+      <w:r>
+        <w:t xml:space="preserve">Расширенная разметка 1350 заголовков выполнена моделью DeepSeek по закрытому перечню тематических и мезоуровневых кодов. Для шкалы G введена защита от систематического завышения: регион, язык, эпоха, сравнение двух названных объектов или само слово</w:t>
+      </w:r>
+      <w:r>
+        <w:t xml:space="preserve"> </w:t>
+      </w:r>
+      <w:r>
+        <w:t xml:space="preserve">“традиция”</w:t>
+      </w:r>
+      <w:r>
+        <w:t xml:space="preserve"> </w:t>
+      </w:r>
+      <w:r>
+        <w:t xml:space="preserve">не переводят частный кейс из G1 в G2. Все предварительные G2/G3 прошли второй, более строгий модельный аудит; 81 назначение было понижено, после чего два оставшихся спорных G3 редакционно отнесены к G2 как обобщения одной философской традиции. Таким образом, незаполненная или ошибочно разобранная строка не могла автоматически получить G2.</w:t>
       </w:r>
     </w:p>
     <w:p>
@@ -445,7 +365,7 @@
         <w:pStyle w:val="FirstParagraph"/>
       </w:pPr>
       <w:r>
-        <w:t xml:space="preserve">Общий корпус асимметричен по объему: Зографские чтения дают 540 докладов, Рериховские - 355. По уникальным участникам различие еще сильнее: 167 ученых видимы на Зографских чтениях и 91 - на Рериховских. При этом суммарное число уникальных ученых не равно 258, поскольку 38 человек выступали на обеих площадках.</w:t>
+        <w:t xml:space="preserve">Общий корпус асимметричен по объему: Зографские чтения дают 878 докладов, Рериховские - 472. По уникальным участникам различие еще сильнее: 221 ученый видим на Зографских чтениях и 106 - на Рериховских. При этом суммарное число уникальных ученых не равно 327, поскольку 41 человек выступал на обеих площадках.</w:t>
       </w:r>
     </w:p>
     <w:tbl>
@@ -532,31 +452,31 @@
               <w:jc w:val="right"/>
             </w:pPr>
             <w:r>
-              <w:t xml:space="preserve">167</w:t>
-            </w:r>
-          </w:p>
-        </w:tc>
-        <w:tc>
-          <w:tcPr/>
-          <w:p>
-            <w:pPr>
-              <w:pStyle w:val="Compact"/>
-              <w:jc w:val="right"/>
-            </w:pPr>
-            <w:r>
-              <w:t xml:space="preserve">91</w:t>
-            </w:r>
-          </w:p>
-        </w:tc>
-        <w:tc>
-          <w:tcPr/>
-          <w:p>
-            <w:pPr>
-              <w:pStyle w:val="Compact"/>
-              <w:jc w:val="right"/>
-            </w:pPr>
-            <w:r>
-              <w:t xml:space="preserve">220</w:t>
+              <w:t xml:space="preserve">221</w:t>
+            </w:r>
+          </w:p>
+        </w:tc>
+        <w:tc>
+          <w:tcPr/>
+          <w:p>
+            <w:pPr>
+              <w:pStyle w:val="Compact"/>
+              <w:jc w:val="right"/>
+            </w:pPr>
+            <w:r>
+              <w:t xml:space="preserve">106</w:t>
+            </w:r>
+          </w:p>
+        </w:tc>
+        <w:tc>
+          <w:tcPr/>
+          <w:p>
+            <w:pPr>
+              <w:pStyle w:val="Compact"/>
+              <w:jc w:val="right"/>
+            </w:pPr>
+            <w:r>
+              <w:t xml:space="preserve">286</w:t>
             </w:r>
           </w:p>
         </w:tc>
@@ -581,31 +501,31 @@
               <w:jc w:val="right"/>
             </w:pPr>
             <w:r>
-              <w:t xml:space="preserve">540</w:t>
-            </w:r>
-          </w:p>
-        </w:tc>
-        <w:tc>
-          <w:tcPr/>
-          <w:p>
-            <w:pPr>
-              <w:pStyle w:val="Compact"/>
-              <w:jc w:val="right"/>
-            </w:pPr>
-            <w:r>
-              <w:t xml:space="preserve">355</w:t>
-            </w:r>
-          </w:p>
-        </w:tc>
-        <w:tc>
-          <w:tcPr/>
-          <w:p>
-            <w:pPr>
-              <w:pStyle w:val="Compact"/>
-              <w:jc w:val="right"/>
-            </w:pPr>
-            <w:r>
-              <w:t xml:space="preserve">895</w:t>
+              <w:t xml:space="preserve">878</w:t>
+            </w:r>
+          </w:p>
+        </w:tc>
+        <w:tc>
+          <w:tcPr/>
+          <w:p>
+            <w:pPr>
+              <w:pStyle w:val="Compact"/>
+              <w:jc w:val="right"/>
+            </w:pPr>
+            <w:r>
+              <w:t xml:space="preserve">472</w:t>
+            </w:r>
+          </w:p>
+        </w:tc>
+        <w:tc>
+          <w:tcPr/>
+          <w:p>
+            <w:pPr>
+              <w:pStyle w:val="Compact"/>
+              <w:jc w:val="right"/>
+            </w:pPr>
+            <w:r>
+              <w:t xml:space="preserve">1350</w:t>
             </w:r>
           </w:p>
         </w:tc>
@@ -630,31 +550,31 @@
               <w:jc w:val="right"/>
             </w:pPr>
             <w:r>
-              <w:t xml:space="preserve">544</w:t>
-            </w:r>
-          </w:p>
-        </w:tc>
-        <w:tc>
-          <w:tcPr/>
-          <w:p>
-            <w:pPr>
-              <w:pStyle w:val="Compact"/>
-              <w:jc w:val="right"/>
-            </w:pPr>
-            <w:r>
-              <w:t xml:space="preserve">355</w:t>
-            </w:r>
-          </w:p>
-        </w:tc>
-        <w:tc>
-          <w:tcPr/>
-          <w:p>
-            <w:pPr>
-              <w:pStyle w:val="Compact"/>
-              <w:jc w:val="right"/>
-            </w:pPr>
-            <w:r>
-              <w:t xml:space="preserve">899</w:t>
+              <w:t xml:space="preserve">900</w:t>
+            </w:r>
+          </w:p>
+        </w:tc>
+        <w:tc>
+          <w:tcPr/>
+          <w:p>
+            <w:pPr>
+              <w:pStyle w:val="Compact"/>
+              <w:jc w:val="right"/>
+            </w:pPr>
+            <w:r>
+              <w:t xml:space="preserve">477</w:t>
+            </w:r>
+          </w:p>
+        </w:tc>
+        <w:tc>
+          <w:tcPr/>
+          <w:p>
+            <w:pPr>
+              <w:pStyle w:val="Compact"/>
+              <w:jc w:val="right"/>
+            </w:pPr>
+            <w:r>
+              <w:t xml:space="preserve">1377</w:t>
             </w:r>
           </w:p>
         </w:tc>
@@ -679,31 +599,31 @@
               <w:jc w:val="right"/>
             </w:pPr>
             <w:r>
-              <w:t xml:space="preserve">43.7</w:t>
-            </w:r>
-          </w:p>
-        </w:tc>
-        <w:tc>
-          <w:tcPr/>
-          <w:p>
-            <w:pPr>
-              <w:pStyle w:val="Compact"/>
-              <w:jc w:val="right"/>
-            </w:pPr>
-            <w:r>
-              <w:t xml:space="preserve">38.5</w:t>
-            </w:r>
-          </w:p>
-        </w:tc>
-        <w:tc>
-          <w:tcPr/>
-          <w:p>
-            <w:pPr>
-              <w:pStyle w:val="Compact"/>
-              <w:jc w:val="right"/>
-            </w:pPr>
-            <w:r>
-              <w:t xml:space="preserve">42.7</w:t>
+              <w:t xml:space="preserve">45.7</w:t>
+            </w:r>
+          </w:p>
+        </w:tc>
+        <w:tc>
+          <w:tcPr/>
+          <w:p>
+            <w:pPr>
+              <w:pStyle w:val="Compact"/>
+              <w:jc w:val="right"/>
+            </w:pPr>
+            <w:r>
+              <w:t xml:space="preserve">35.8</w:t>
+            </w:r>
+          </w:p>
+        </w:tc>
+        <w:tc>
+          <w:tcPr/>
+          <w:p>
+            <w:pPr>
+              <w:pStyle w:val="Compact"/>
+              <w:jc w:val="right"/>
+            </w:pPr>
+            <w:r>
+              <w:t xml:space="preserve">45.5</w:t>
             </w:r>
           </w:p>
         </w:tc>
@@ -728,31 +648,31 @@
               <w:jc w:val="right"/>
             </w:pPr>
             <w:r>
-              <w:t xml:space="preserve">24.0</w:t>
-            </w:r>
-          </w:p>
-        </w:tc>
-        <w:tc>
-          <w:tcPr/>
-          <w:p>
-            <w:pPr>
-              <w:pStyle w:val="Compact"/>
-              <w:jc w:val="right"/>
-            </w:pPr>
-            <w:r>
-              <w:t xml:space="preserve">31.9</w:t>
-            </w:r>
-          </w:p>
-        </w:tc>
-        <w:tc>
-          <w:tcPr/>
-          <w:p>
-            <w:pPr>
-              <w:pStyle w:val="Compact"/>
-              <w:jc w:val="right"/>
-            </w:pPr>
-            <w:r>
-              <w:t xml:space="preserve">32.3</w:t>
+              <w:t xml:space="preserve">31.2</w:t>
+            </w:r>
+          </w:p>
+        </w:tc>
+        <w:tc>
+          <w:tcPr/>
+          <w:p>
+            <w:pPr>
+              <w:pStyle w:val="Compact"/>
+              <w:jc w:val="right"/>
+            </w:pPr>
+            <w:r>
+              <w:t xml:space="preserve">33.0</w:t>
+            </w:r>
+          </w:p>
+        </w:tc>
+        <w:tc>
+          <w:tcPr/>
+          <w:p>
+            <w:pPr>
+              <w:pStyle w:val="Compact"/>
+              <w:jc w:val="right"/>
+            </w:pPr>
+            <w:r>
+              <w:t xml:space="preserve">33.2</w:t>
             </w:r>
           </w:p>
         </w:tc>
@@ -765,43 +685,43 @@
               <w:pStyle w:val="Compact"/>
             </w:pPr>
             <w:r>
-              <w:t xml:space="preserve">Удержание дебютантов, %</w:t>
-            </w:r>
-          </w:p>
-        </w:tc>
-        <w:tc>
-          <w:tcPr/>
-          <w:p>
-            <w:pPr>
-              <w:pStyle w:val="Compact"/>
-              <w:jc w:val="right"/>
-            </w:pPr>
-            <w:r>
-              <w:t xml:space="preserve">56.3</w:t>
-            </w:r>
-          </w:p>
-        </w:tc>
-        <w:tc>
-          <w:tcPr/>
-          <w:p>
-            <w:pPr>
-              <w:pStyle w:val="Compact"/>
-              <w:jc w:val="right"/>
-            </w:pPr>
-            <w:r>
-              <w:t xml:space="preserve">61.5</w:t>
-            </w:r>
-          </w:p>
-        </w:tc>
-        <w:tc>
-          <w:tcPr/>
-          <w:p>
-            <w:pPr>
-              <w:pStyle w:val="Compact"/>
-              <w:jc w:val="right"/>
-            </w:pPr>
-            <w:r>
-              <w:t xml:space="preserve">57.3</w:t>
+              <w:t xml:space="preserve">Удержание, %</w:t>
+            </w:r>
+          </w:p>
+        </w:tc>
+        <w:tc>
+          <w:tcPr/>
+          <w:p>
+            <w:pPr>
+              <w:pStyle w:val="Compact"/>
+              <w:jc w:val="right"/>
+            </w:pPr>
+            <w:r>
+              <w:t xml:space="preserve">54.3</w:t>
+            </w:r>
+          </w:p>
+        </w:tc>
+        <w:tc>
+          <w:tcPr/>
+          <w:p>
+            <w:pPr>
+              <w:pStyle w:val="Compact"/>
+              <w:jc w:val="right"/>
+            </w:pPr>
+            <w:r>
+              <w:t xml:space="preserve">64.2</w:t>
+            </w:r>
+          </w:p>
+        </w:tc>
+        <w:tc>
+          <w:tcPr/>
+          <w:p>
+            <w:pPr>
+              <w:pStyle w:val="Compact"/>
+              <w:jc w:val="right"/>
+            </w:pPr>
+            <w:r>
+              <w:t xml:space="preserve">54.5</w:t>
             </w:r>
           </w:p>
         </w:tc>
@@ -826,31 +746,31 @@
               <w:jc w:val="right"/>
             </w:pPr>
             <w:r>
-              <w:t xml:space="preserve">0.461</w:t>
-            </w:r>
-          </w:p>
-        </w:tc>
-        <w:tc>
-          <w:tcPr/>
-          <w:p>
-            <w:pPr>
-              <w:pStyle w:val="Compact"/>
-              <w:jc w:val="right"/>
-            </w:pPr>
-            <w:r>
-              <w:t xml:space="preserve">0.470</w:t>
-            </w:r>
-          </w:p>
-        </w:tc>
-        <w:tc>
-          <w:tcPr/>
-          <w:p>
-            <w:pPr>
-              <w:pStyle w:val="Compact"/>
-              <w:jc w:val="right"/>
-            </w:pPr>
-            <w:r>
-              <w:t xml:space="preserve">0.510</w:t>
+              <w:t xml:space="preserve">0.533</w:t>
+            </w:r>
+          </w:p>
+        </w:tc>
+        <w:tc>
+          <w:tcPr/>
+          <w:p>
+            <w:pPr>
+              <w:pStyle w:val="Compact"/>
+              <w:jc w:val="right"/>
+            </w:pPr>
+            <w:r>
+              <w:t xml:space="preserve">0.503</w:t>
+            </w:r>
+          </w:p>
+        </w:tc>
+        <w:tc>
+          <w:tcPr/>
+          <w:p>
+            <w:pPr>
+              <w:pStyle w:val="Compact"/>
+              <w:jc w:val="right"/>
+            </w:pPr>
+            <w:r>
+              <w:t xml:space="preserve">0.563</w:t>
             </w:r>
           </w:p>
         </w:tc>
@@ -869,7 +789,7 @@
         <w:pStyle w:val="BodyText"/>
       </w:pPr>
       <w:r>
-        <w:t xml:space="preserve">Правое цензурирование 2026 г. не меняет этот вывод, но делает его осторожнее. Если отсечь предварительную программу Зографских чтений 2026 г. и считать только состоявшиеся события по 2025 г., Зографские чтения дают 148 ученых, 482 доклада и 484 авторских участия. Доля ядра тогда составляет 25.7%, доля разовых участников - 39.9%, удержание дебютантов - 60.1%, индекс Джини - 0.444. Иными словами, включение 2026 г. усиливает впечатление более широкого и менее закрепленного состава Зографа, но не создает его заново. Это важно, потому что предварительные программы почти всегда содержат авторов, о последующей возвращаемости которых еще ничего неизвестно.</w:t>
+        <w:t xml:space="preserve">Правое цензурирование 2026 г. не меняет этот вывод, но делает его осторожнее. Если отсечь предварительную программу Зографских чтений 2026 г. и считать только состоявшиеся события по 2025 г., Зографские чтения дают 202 ученых, 820 докладов и 839 авторских участий. Доля ядра тогда составляет 32.2%, доля разовых участников - 42.6%, удержание - 57.4%, индекс Джини - 0.521. Иными словами, включение 2026 г. усиливает впечатление более широкого слоя новых входов, но не создает его заново.</w:t>
       </w:r>
     </w:p>
     <w:p>
@@ -909,15 +829,15 @@
         <w:pStyle w:val="BodyText"/>
       </w:pPr>
       <w:r>
-        <w:t xml:space="preserve">Самый неожиданный результат связан не с плотностью ядра, а с пересечением площадок. Из 220 ученых только 38, или 17.3%, выступали и на Зографских, и на Рериховских чтениях. Само по себе это число могло бы казаться значительным. Но перестановочная модель показывает обратное: при случайном распределении той же индивидуальной активности между двумя площадками ожидалось бы около 104 общих участников (среднее 103.6, стандартное отклонение 3.5). Наблюдаемое значение более чем на 18 стандартных отклонений ниже ожидания. Это значит, что две конференционные среды связаны заметно слабее, чем предсказывает простая модель активности.</w:t>
-      </w:r>
-    </w:p>
-    <w:p>
-      <w:pPr>
-        <w:pStyle w:val="BodyText"/>
-      </w:pPr>
-      <w:r>
-        <w:t xml:space="preserve">Именно поэтому пересечение в 38 человек не следует романтизировать как</w:t>
+        <w:t xml:space="preserve">Самый неожиданный результат связан не с плотностью ядра, а с пересечением площадок. Из 286 ученых только 41, или 14.3%, выступал и на Зографских, и на Рериховских чтениях. Само по себе это число могло бы казаться значительным. Но перестановочная модель показывает обратное: при случайном распределении той же индивидуальной активности между двумя площадками ожидалось бы 128.4 общих участника (стандартное отклонение 3.9). Наблюдаемое значение более чем на 22 стандартных отклонения ниже ожидания (одностороннее p &lt; 0.0001). Это значит, что две конференционные среды связаны заметно слабее, чем предсказывает простая модель активности.</w:t>
+      </w:r>
+    </w:p>
+    <w:p>
+      <w:pPr>
+        <w:pStyle w:val="BodyText"/>
+      </w:pPr>
+      <w:r>
+        <w:t xml:space="preserve">Именно поэтому пересечение в 41 человека не следует романтизировать как</w:t>
       </w:r>
       <w:r>
         <w:t xml:space="preserve"> </w:t>
@@ -934,7 +854,7 @@
         <w:pStyle w:val="BodyText"/>
       </w:pPr>
       <w:r>
-        <w:t xml:space="preserve">Этот результат меняет смысл перекрестной когорты. 38 общих участника - не доказательство единства двух площадок, а, напротив, небольшой мостовой слой между двумя частично изолированными средами. Их роль важна именно потому, что переход между площадками редок. По сессионному графу наиболее заметные посредники соединяют не только города, но и тематические блоки программ; однако даже они чаще переносят собственные устойчивые специализации, чем выступают как универсальные синтетики.</w:t>
+        <w:t xml:space="preserve">Этот результат меняет смысл перекрестной когорты. 41 общий участник - не доказательство единства двух площадок, а, напротив, небольшой мостовой слой между двумя частично изолированными средами. Их роль важна именно потому, что переход между площадками редок. По сессионному графу наиболее заметные посредники соединяют не только города, но и тематические блоки программ; однако даже они чаще переносят собственные устойчивые специализации, чем выступают как универсальные синтетики.</w:t>
       </w:r>
     </w:p>
     <w:p>
@@ -972,15 +892,15 @@
         <w:pStyle w:val="FirstParagraph"/>
       </w:pPr>
       <w:r>
-        <w:t xml:space="preserve">Тематические различия между площадками устойчивее, чем различия в метриках закрытости. По дисциплинарной оси L1 Зографские чтения сильнее связаны с литературоведением, философией и религиоведением, а Рериховские - с религиоведением, литературой, историей и искусством. Формальная проверка распределения L1 дает статистически значимое различие: chi-square = 55.26, p ~= 1.09e-8, V Крамера ~= 0.248. Проверки чувствительности, исключающие низкоуверенные и проблемные записи, сохраняют эффект.</w:t>
-      </w:r>
-    </w:p>
-    <w:p>
-      <w:pPr>
-        <w:pStyle w:val="BodyText"/>
-      </w:pPr>
-      <w:r>
-        <w:t xml:space="preserve">В абсолютных числах обе площадки имеют общий индологический фундамент: религия, литература, философия, филология и история дают основную массу докладов. Но их пропорции различны. На Зографских чтениях философия почти равна литературе и религии: 117 философских докладов из 540 (21.7%), 119 литературных (22.0%) и 113 религиоведческих (20.9%). На Рериховских чтениях религиоведение занимает первое место: 90 докладов из 355 (25.4%), далее идут литература (19.2%) и история (15.8%). Искусство и археология также заметнее на Рериховских чтениях: 9.6% против 4.6% на Зографе.</w:t>
+        <w:t xml:space="preserve">Тематические различия между площадками устойчивее, чем различия в метриках компактности. По дисциплинарной оси L1 Зографские чтения сильнее связаны с литературоведением, философией и религиоведением, а Рериховские - с религиоведением, историей, литературой и искусством. Формальная проверка распределения L1 дает статистически значимое различие: chi-square = 64.48, p &lt; 0.000000001, V Крамера = 0.219.</w:t>
+      </w:r>
+    </w:p>
+    <w:p>
+      <w:pPr>
+        <w:pStyle w:val="BodyText"/>
+      </w:pPr>
+      <w:r>
+        <w:t xml:space="preserve">В абсолютных числах обе площадки имеют общий индологический фундамент: религия, литература, философия, филология и история дают основную массу докладов. Но их пропорции различны. На Зографских чтениях религиоведение, литература и философия близки: 205 религиоведческих докладов из 878 (23.3%), 195 литературных (22.2%) и 189 философских (21.5%). На Рериховских чтениях религиоведение занимает первое место: 144 доклада из 472 (30.5%), далее идут история (19.3%) и литература (18.9%). Искусство и археология также заметнее на Рериховских чтениях: 8.9% против 5.2% на Зографе.</w:t>
       </w:r>
     </w:p>
     <w:tbl>
@@ -1054,19 +974,19 @@
               <w:jc w:val="right"/>
             </w:pPr>
             <w:r>
-              <w:t xml:space="preserve">113 (20.9)</w:t>
-            </w:r>
-          </w:p>
-        </w:tc>
-        <w:tc>
-          <w:tcPr/>
-          <w:p>
-            <w:pPr>
-              <w:pStyle w:val="Compact"/>
-              <w:jc w:val="right"/>
-            </w:pPr>
-            <w:r>
-              <w:t xml:space="preserve">90 (25.4)</w:t>
+              <w:t xml:space="preserve">205 (23.3)</w:t>
+            </w:r>
+          </w:p>
+        </w:tc>
+        <w:tc>
+          <w:tcPr/>
+          <w:p>
+            <w:pPr>
+              <w:pStyle w:val="Compact"/>
+              <w:jc w:val="right"/>
+            </w:pPr>
+            <w:r>
+              <w:t xml:space="preserve">144 (30.5)</w:t>
             </w:r>
           </w:p>
         </w:tc>
@@ -1091,19 +1011,19 @@
               <w:jc w:val="right"/>
             </w:pPr>
             <w:r>
-              <w:t xml:space="preserve">119 (22.0)</w:t>
-            </w:r>
-          </w:p>
-        </w:tc>
-        <w:tc>
-          <w:tcPr/>
-          <w:p>
-            <w:pPr>
-              <w:pStyle w:val="Compact"/>
-              <w:jc w:val="right"/>
-            </w:pPr>
-            <w:r>
-              <w:t xml:space="preserve">68 (19.2)</w:t>
+              <w:t xml:space="preserve">195 (22.2)</w:t>
+            </w:r>
+          </w:p>
+        </w:tc>
+        <w:tc>
+          <w:tcPr/>
+          <w:p>
+            <w:pPr>
+              <w:pStyle w:val="Compact"/>
+              <w:jc w:val="right"/>
+            </w:pPr>
+            <w:r>
+              <w:t xml:space="preserve">89 (18.9)</w:t>
             </w:r>
           </w:p>
         </w:tc>
@@ -1128,19 +1048,19 @@
               <w:jc w:val="right"/>
             </w:pPr>
             <w:r>
-              <w:t xml:space="preserve">117 (21.7)</w:t>
-            </w:r>
-          </w:p>
-        </w:tc>
-        <w:tc>
-          <w:tcPr/>
-          <w:p>
-            <w:pPr>
-              <w:pStyle w:val="Compact"/>
-              <w:jc w:val="right"/>
-            </w:pPr>
-            <w:r>
-              <w:t xml:space="preserve">43 (12.1)</w:t>
+              <w:t xml:space="preserve">189 (21.5)</w:t>
+            </w:r>
+          </w:p>
+        </w:tc>
+        <w:tc>
+          <w:tcPr/>
+          <w:p>
+            <w:pPr>
+              <w:pStyle w:val="Compact"/>
+              <w:jc w:val="right"/>
+            </w:pPr>
+            <w:r>
+              <w:t xml:space="preserve">49 (10.4)</w:t>
             </w:r>
           </w:p>
         </w:tc>
@@ -1165,19 +1085,19 @@
               <w:jc w:val="right"/>
             </w:pPr>
             <w:r>
-              <w:t xml:space="preserve">61 (11.3)</w:t>
-            </w:r>
-          </w:p>
-        </w:tc>
-        <w:tc>
-          <w:tcPr/>
-          <w:p>
-            <w:pPr>
-              <w:pStyle w:val="Compact"/>
-              <w:jc w:val="right"/>
-            </w:pPr>
-            <w:r>
-              <w:t xml:space="preserve">45 (12.7)</w:t>
+              <w:t xml:space="preserve">87 (9.9)</w:t>
+            </w:r>
+          </w:p>
+        </w:tc>
+        <w:tc>
+          <w:tcPr/>
+          <w:p>
+            <w:pPr>
+              <w:pStyle w:val="Compact"/>
+              <w:jc w:val="right"/>
+            </w:pPr>
+            <w:r>
+              <w:t xml:space="preserve">44 (9.3)</w:t>
             </w:r>
           </w:p>
         </w:tc>
@@ -1202,19 +1122,19 @@
               <w:jc w:val="right"/>
             </w:pPr>
             <w:r>
-              <w:t xml:space="preserve">43 (8.0)</w:t>
-            </w:r>
-          </w:p>
-        </w:tc>
-        <w:tc>
-          <w:tcPr/>
-          <w:p>
-            <w:pPr>
-              <w:pStyle w:val="Compact"/>
-              <w:jc w:val="right"/>
-            </w:pPr>
-            <w:r>
-              <w:t xml:space="preserve">56 (15.8)</w:t>
+              <w:t xml:space="preserve">94 (10.7)</w:t>
+            </w:r>
+          </w:p>
+        </w:tc>
+        <w:tc>
+          <w:tcPr/>
+          <w:p>
+            <w:pPr>
+              <w:pStyle w:val="Compact"/>
+              <w:jc w:val="right"/>
+            </w:pPr>
+            <w:r>
+              <w:t xml:space="preserve">91 (19.3)</w:t>
             </w:r>
           </w:p>
         </w:tc>
@@ -1239,19 +1159,19 @@
               <w:jc w:val="right"/>
             </w:pPr>
             <w:r>
-              <w:t xml:space="preserve">25 (4.6)</w:t>
-            </w:r>
-          </w:p>
-        </w:tc>
-        <w:tc>
-          <w:tcPr/>
-          <w:p>
-            <w:pPr>
-              <w:pStyle w:val="Compact"/>
-              <w:jc w:val="right"/>
-            </w:pPr>
-            <w:r>
-              <w:t xml:space="preserve">34 (9.6)</w:t>
+              <w:t xml:space="preserve">46 (5.2)</w:t>
+            </w:r>
+          </w:p>
+        </w:tc>
+        <w:tc>
+          <w:tcPr/>
+          <w:p>
+            <w:pPr>
+              <w:pStyle w:val="Compact"/>
+              <w:jc w:val="right"/>
+            </w:pPr>
+            <w:r>
+              <w:t xml:space="preserve">42 (8.9)</w:t>
             </w:r>
           </w:p>
         </w:tc>
@@ -1276,19 +1196,19 @@
               <w:jc w:val="right"/>
             </w:pPr>
             <w:r>
-              <w:t xml:space="preserve">26 (4.8)</w:t>
-            </w:r>
-          </w:p>
-        </w:tc>
-        <w:tc>
-          <w:tcPr/>
-          <w:p>
-            <w:pPr>
-              <w:pStyle w:val="Compact"/>
-              <w:jc w:val="right"/>
-            </w:pPr>
-            <w:r>
-              <w:t xml:space="preserve">5 (1.4)</w:t>
+              <w:t xml:space="preserve">49 (5.6)</w:t>
+            </w:r>
+          </w:p>
+        </w:tc>
+        <w:tc>
+          <w:tcPr/>
+          <w:p>
+            <w:pPr>
+              <w:pStyle w:val="Compact"/>
+              <w:jc w:val="right"/>
+            </w:pPr>
+            <w:r>
+              <w:t xml:space="preserve">8 (1.7)</w:t>
             </w:r>
           </w:p>
         </w:tc>
@@ -1313,19 +1233,19 @@
               <w:jc w:val="right"/>
             </w:pPr>
             <w:r>
-              <w:t xml:space="preserve">8 (1.5)</w:t>
-            </w:r>
-          </w:p>
-        </w:tc>
-        <w:tc>
-          <w:tcPr/>
-          <w:p>
-            <w:pPr>
-              <w:pStyle w:val="Compact"/>
-              <w:jc w:val="right"/>
-            </w:pPr>
-            <w:r>
-              <w:t xml:space="preserve">11 (3.1)</w:t>
+              <w:t xml:space="preserve">3 (0.3)</w:t>
+            </w:r>
+          </w:p>
+        </w:tc>
+        <w:tc>
+          <w:tcPr/>
+          <w:p>
+            <w:pPr>
+              <w:pStyle w:val="Compact"/>
+              <w:jc w:val="right"/>
+            </w:pPr>
+            <w:r>
+              <w:t xml:space="preserve">1 (0.2)</w:t>
             </w:r>
           </w:p>
         </w:tc>
@@ -1338,31 +1258,31 @@
               <w:pStyle w:val="Compact"/>
             </w:pPr>
             <w:r>
-              <w:t xml:space="preserve">Прочее и неклассифицированное</w:t>
-            </w:r>
-          </w:p>
-        </w:tc>
-        <w:tc>
-          <w:tcPr/>
-          <w:p>
-            <w:pPr>
-              <w:pStyle w:val="Compact"/>
-              <w:jc w:val="right"/>
-            </w:pPr>
-            <w:r>
-              <w:t xml:space="preserve">28 (5.2)</w:t>
-            </w:r>
-          </w:p>
-        </w:tc>
-        <w:tc>
-          <w:tcPr/>
-          <w:p>
-            <w:pPr>
-              <w:pStyle w:val="Compact"/>
-              <w:jc w:val="right"/>
-            </w:pPr>
-            <w:r>
-              <w:t xml:space="preserve">3 (0.8)</w:t>
+              <w:t xml:space="preserve">Прочее и прикладные темы</w:t>
+            </w:r>
+          </w:p>
+        </w:tc>
+        <w:tc>
+          <w:tcPr/>
+          <w:p>
+            <w:pPr>
+              <w:pStyle w:val="Compact"/>
+              <w:jc w:val="right"/>
+            </w:pPr>
+            <w:r>
+              <w:t xml:space="preserve">10 (1.1)</w:t>
+            </w:r>
+          </w:p>
+        </w:tc>
+        <w:tc>
+          <w:tcPr/>
+          <w:p>
+            <w:pPr>
+              <w:pStyle w:val="Compact"/>
+              <w:jc w:val="right"/>
+            </w:pPr>
+            <w:r>
+              <w:t xml:space="preserve">4 (0.8)</w:t>
             </w:r>
           </w:p>
         </w:tc>
@@ -1373,15 +1293,15 @@
         <w:pStyle w:val="BodyText"/>
       </w:pPr>
       <w:r>
-        <w:t xml:space="preserve">Еще отчетливее различие по историко-культурному периоду L2. Рериховские чтения концентрируют около 74% докладов на классическом и средневековом периодах. У Зографских чтений те же периоды составляют около 56%, а оставшаяся часть корпуса шире распределяется между ведийскими, колониальными, современными и внехронологическими сюжетами. Для L2 различие также устойчиво: chi-square = 54.74, p ~= 5.24e-10, V Крамера ~= 0.247.</w:t>
-      </w:r>
-    </w:p>
-    <w:p>
-      <w:pPr>
-        <w:pStyle w:val="BodyText"/>
-      </w:pPr>
-      <w:r>
-        <w:t xml:space="preserve">Эта хронологическая асимметрия особенно показательна, потому что обе серии формально принадлежат к одной индологической области. Классический период занимает сходную долю на обеих площадках: 34.1% на Зографе и 34.9% на Рерихе. Различие возникает прежде всего за счет средневековья и неклассических зон. Рериховские чтения дают 38.9% средневековых докладов против 22.4% у Зографа. Зато Зографские чтения заметно чаще допускают колониальные, современные, современные в узком смысле и внехронологические темы.</w:t>
+        <w:t xml:space="preserve">Еще отчетливее различие по историко-культурному периоду L2. Рериховские чтения концентрируют 75.0% докладов на классическом и средневековом периодах. У Зографских чтений те же периоды составляют 55.5%, а оставшаяся часть корпуса шире распределяется между ведийскими, колониальными, современными и внехронологическими сюжетами. Для L2 различие также устойчиво: chi-square = 75.95, p &lt; 0.000000000001, V Крамера = 0.237.</w:t>
+      </w:r>
+    </w:p>
+    <w:p>
+      <w:pPr>
+        <w:pStyle w:val="BodyText"/>
+      </w:pPr>
+      <w:r>
+        <w:t xml:space="preserve">Эта хронологическая асимметрия особенно показательна, потому что обе серии формально принадлежат к одной индологической области. Классический период занимает 36.1% на Зографе и 47.0% на Рерихе, средневековый - соответственно 19.4% и 28.0%. Зато Зографские чтения заметно чаще допускают колониальные и современные сюжеты; расширение программ не снимает, а уточняет различие тематических оптик.</w:t>
       </w:r>
     </w:p>
     <w:tbl>
@@ -1455,19 +1375,19 @@
               <w:jc w:val="right"/>
             </w:pPr>
             <w:r>
-              <w:t xml:space="preserve">29 (5.4)</w:t>
-            </w:r>
-          </w:p>
-        </w:tc>
-        <w:tc>
-          <w:tcPr/>
-          <w:p>
-            <w:pPr>
-              <w:pStyle w:val="Compact"/>
-              <w:jc w:val="right"/>
-            </w:pPr>
-            <w:r>
-              <w:t xml:space="preserve">18 (5.1)</w:t>
+              <w:t xml:space="preserve">60 (6.8)</w:t>
+            </w:r>
+          </w:p>
+        </w:tc>
+        <w:tc>
+          <w:tcPr/>
+          <w:p>
+            <w:pPr>
+              <w:pStyle w:val="Compact"/>
+              <w:jc w:val="right"/>
+            </w:pPr>
+            <w:r>
+              <w:t xml:space="preserve">18 (3.8)</w:t>
             </w:r>
           </w:p>
         </w:tc>
@@ -1492,19 +1412,19 @@
               <w:jc w:val="right"/>
             </w:pPr>
             <w:r>
-              <w:t xml:space="preserve">184 (34.1)</w:t>
-            </w:r>
-          </w:p>
-        </w:tc>
-        <w:tc>
-          <w:tcPr/>
-          <w:p>
-            <w:pPr>
-              <w:pStyle w:val="Compact"/>
-              <w:jc w:val="right"/>
-            </w:pPr>
-            <w:r>
-              <w:t xml:space="preserve">124 (34.9)</w:t>
+              <w:t xml:space="preserve">317 (36.1)</w:t>
+            </w:r>
+          </w:p>
+        </w:tc>
+        <w:tc>
+          <w:tcPr/>
+          <w:p>
+            <w:pPr>
+              <w:pStyle w:val="Compact"/>
+              <w:jc w:val="right"/>
+            </w:pPr>
+            <w:r>
+              <w:t xml:space="preserve">222 (47.0)</w:t>
             </w:r>
           </w:p>
         </w:tc>
@@ -1529,19 +1449,19 @@
               <w:jc w:val="right"/>
             </w:pPr>
             <w:r>
-              <w:t xml:space="preserve">121 (22.4)</w:t>
-            </w:r>
-          </w:p>
-        </w:tc>
-        <w:tc>
-          <w:tcPr/>
-          <w:p>
-            <w:pPr>
-              <w:pStyle w:val="Compact"/>
-              <w:jc w:val="right"/>
-            </w:pPr>
-            <w:r>
-              <w:t xml:space="preserve">138 (38.9)</w:t>
+              <w:t xml:space="preserve">170 (19.4)</w:t>
+            </w:r>
+          </w:p>
+        </w:tc>
+        <w:tc>
+          <w:tcPr/>
+          <w:p>
+            <w:pPr>
+              <w:pStyle w:val="Compact"/>
+              <w:jc w:val="right"/>
+            </w:pPr>
+            <w:r>
+              <w:t xml:space="preserve">132 (28.0)</w:t>
             </w:r>
           </w:p>
         </w:tc>
@@ -1566,19 +1486,19 @@
               <w:jc w:val="right"/>
             </w:pPr>
             <w:r>
-              <w:t xml:space="preserve">48 (8.9)</w:t>
-            </w:r>
-          </w:p>
-        </w:tc>
-        <w:tc>
-          <w:tcPr/>
-          <w:p>
-            <w:pPr>
-              <w:pStyle w:val="Compact"/>
-              <w:jc w:val="right"/>
-            </w:pPr>
-            <w:r>
-              <w:t xml:space="preserve">15 (4.2)</w:t>
+              <w:t xml:space="preserve">91 (10.4)</w:t>
+            </w:r>
+          </w:p>
+        </w:tc>
+        <w:tc>
+          <w:tcPr/>
+          <w:p>
+            <w:pPr>
+              <w:pStyle w:val="Compact"/>
+              <w:jc w:val="right"/>
+            </w:pPr>
+            <w:r>
+              <w:t xml:space="preserve">16 (3.4)</w:t>
             </w:r>
           </w:p>
         </w:tc>
@@ -1603,19 +1523,19 @@
               <w:jc w:val="right"/>
             </w:pPr>
             <w:r>
-              <w:t xml:space="preserve">51 (9.4)</w:t>
-            </w:r>
-          </w:p>
-        </w:tc>
-        <w:tc>
-          <w:tcPr/>
-          <w:p>
-            <w:pPr>
-              <w:pStyle w:val="Compact"/>
-              <w:jc w:val="right"/>
-            </w:pPr>
-            <w:r>
-              <w:t xml:space="preserve">38 (10.7)</w:t>
+              <w:t xml:space="preserve">94 (10.7)</w:t>
+            </w:r>
+          </w:p>
+        </w:tc>
+        <w:tc>
+          <w:tcPr/>
+          <w:p>
+            <w:pPr>
+              <w:pStyle w:val="Compact"/>
+              <w:jc w:val="right"/>
+            </w:pPr>
+            <w:r>
+              <w:t xml:space="preserve">51 (10.8)</w:t>
             </w:r>
           </w:p>
         </w:tc>
@@ -1640,19 +1560,19 @@
               <w:jc w:val="right"/>
             </w:pPr>
             <w:r>
-              <w:t xml:space="preserve">53 (9.8)</w:t>
-            </w:r>
-          </w:p>
-        </w:tc>
-        <w:tc>
-          <w:tcPr/>
-          <w:p>
-            <w:pPr>
-              <w:pStyle w:val="Compact"/>
-              <w:jc w:val="right"/>
-            </w:pPr>
-            <w:r>
-              <w:t xml:space="preserve">10 (2.8)</w:t>
+              <w:t xml:space="preserve">101 (11.5)</w:t>
+            </w:r>
+          </w:p>
+        </w:tc>
+        <w:tc>
+          <w:tcPr/>
+          <w:p>
+            <w:pPr>
+              <w:pStyle w:val="Compact"/>
+              <w:jc w:val="right"/>
+            </w:pPr>
+            <w:r>
+              <w:t xml:space="preserve">10 (2.1)</w:t>
             </w:r>
           </w:p>
         </w:tc>
@@ -1677,19 +1597,19 @@
               <w:jc w:val="right"/>
             </w:pPr>
             <w:r>
-              <w:t xml:space="preserve">54 (10.0)</w:t>
-            </w:r>
-          </w:p>
-        </w:tc>
-        <w:tc>
-          <w:tcPr/>
-          <w:p>
-            <w:pPr>
-              <w:pStyle w:val="Compact"/>
-              <w:jc w:val="right"/>
-            </w:pPr>
-            <w:r>
-              <w:t xml:space="preserve">12 (3.4)</w:t>
+              <w:t xml:space="preserve">45 (5.1)</w:t>
+            </w:r>
+          </w:p>
+        </w:tc>
+        <w:tc>
+          <w:tcPr/>
+          <w:p>
+            <w:pPr>
+              <w:pStyle w:val="Compact"/>
+              <w:jc w:val="right"/>
+            </w:pPr>
+            <w:r>
+              <w:t xml:space="preserve">23 (4.9)</w:t>
             </w:r>
           </w:p>
         </w:tc>
@@ -1808,7 +1728,7 @@
               <w:pStyle w:val="Compact"/>
             </w:pPr>
             <w:r>
-              <w:t xml:space="preserve">38 общих ученых вместо ожидаемых ~104</w:t>
+              <w:t xml:space="preserve">41 общий ученый вместо ожидаемых 128.4</w:t>
             </w:r>
           </w:p>
         </w:tc>
@@ -1843,7 +1763,7 @@
               <w:pStyle w:val="Compact"/>
             </w:pPr>
             <w:r>
-              <w:t xml:space="preserve">p ~= 1.09e-8</w:t>
+              <w:t xml:space="preserve">p &lt; 0.000000001</w:t>
             </w:r>
           </w:p>
         </w:tc>
@@ -1878,7 +1798,7 @@
               <w:pStyle w:val="Compact"/>
             </w:pPr>
             <w:r>
-              <w:t xml:space="preserve">Рерих 74% классика+средневековье; Зограф 56%</w:t>
+              <w:t xml:space="preserve">Рерих 75.0% классика+средневековье; Зограф 55.5%</w:t>
             </w:r>
           </w:p>
         </w:tc>
@@ -1919,7 +1839,7 @@
               <w:t xml:space="preserve"> </w:t>
             </w:r>
             <w:r>
-              <w:t xml:space="preserve">94.7% на Зографе и 13.0% на Рерихе</w:t>
+              <w:t xml:space="preserve">71.0% на Зографе и 9.6% на Рерихе</w:t>
             </w:r>
           </w:p>
         </w:tc>
@@ -1954,7 +1874,7 @@
               <w:pStyle w:val="Compact"/>
             </w:pPr>
             <w:r>
-              <w:t xml:space="preserve">G1 = 852 из 895 докладов</w:t>
+              <w:t xml:space="preserve">G1 = 1155 из 1350 докладов</w:t>
             </w:r>
           </w:p>
         </w:tc>
@@ -1976,7 +1896,7 @@
         <w:pStyle w:val="BodyText"/>
       </w:pPr>
       <w:r>
-        <w:t xml:space="preserve">Отдельной оговорки требует поле аффилиации. В Зографских программах участник почти всегда представлен городом, а не учреждением; в Рериховских программах чаще указывается институция. Среди 899 авторских участий доля записей, где вместо учреждения указан только город, составляет 94.7% на Зографских чтениях и 13.0% на Рериховских. Различие сохраняется при стратификации по годам: отношение шансов около 157, chi-square около 381, p ~= 8 x 10^-85. Поэтому строку</w:t>
+        <w:t xml:space="preserve">Отдельной оговорки требует поле аффилиации. В Зографских программах участник часто представлен городом, а не учреждением; в Рериховских программах чаще указывается институция. Среди 1377 авторских участий доля записей, где вместо учреждения указан только город, составляет 71.0% на Зографских чтениях и 9.6% на Рериховских. Различие сохраняется при стратификации по годам: отношение шансов 21.51, chi-square = 479.1, p &lt; 0.000000000001. Поэтому строку</w:t>
       </w:r>
       <w:r>
         <w:t xml:space="preserve"> </w:t>
@@ -2017,7 +1937,7 @@
         <w:pStyle w:val="BodyText"/>
       </w:pPr>
       <w:r>
-        <w:t xml:space="preserve">Такой вывод важен для интерпретации периферии. Данные действительно показывают более низкую возвращаемость региональных участников: 36.1% против примерно 59% у столичных групп. Но из городского ярлыка нельзя вывести тип места работы. Гипотеза о внеуниверситетском характере периферийного участия может быть поставлена, но для ее проверки нужен отдельный authority-слой с внешними биографическими и институциональными источниками. В этой статье она не используется как доказанный результат.</w:t>
+        <w:t xml:space="preserve">Такой вывод важен для интерпретации периферии. Данные действительно показывают более низкую возвращаемость участников, обозначенных региональными городами: 31.3% против 62.6% у московских и 63.9% у петербургских меток. Но из городского ярлыка нельзя вывести тип места работы. Гипотеза о внеуниверситетском характере периферийного участия может быть поставлена, но для ее проверки нужен отдельный authority-слой с внешними биографическими и институциональными источниками. В этой статье она не используется как доказанный результат.</w:t>
       </w:r>
     </w:p>
     <w:p>
@@ -2084,7 +2004,7 @@
         <w:pStyle w:val="FirstParagraph"/>
       </w:pPr>
       <w:r>
-        <w:t xml:space="preserve">Наиболее неожиданная жанровая находка связана со шкалой G1-G3. Из 895 уникальных докладов 852 относятся к G1, то есть к микрокейсовому уровню. G2 включает 37 докладов, G3 - только 6. Иными словами, публичная конференционная индология в рассматриваемом корпусе почти всегда говорит через отдельный текст, автора, термин, памятник или локальный сюжет. Широкие цивилизационные и сравнительные обобщения существуют, но являются исключением.</w:t>
+        <w:t xml:space="preserve">Наиболее неожиданная жанровая находка связана со шкалой G1-G3. Из 1350 уникальных докладов 1155 относятся к G1, то есть к микрокейсовому уровню. G2 включает 185 докладов, G3 - только 10. Иными словами, публичная конференционная индология в расширенном корпусе чаще всего говорит через отдельный текст, автора, термин, памятник или локальный сюжет. Широкие цивилизационные и общеметодологические обобщения существуют, но остаются исключением.</w:t>
       </w:r>
     </w:p>
     <w:tbl>
@@ -2169,7 +2089,7 @@
               <w:jc w:val="right"/>
             </w:pPr>
             <w:r>
-              <w:t xml:space="preserve">852</w:t>
+              <w:t xml:space="preserve">1155</w:t>
             </w:r>
           </w:p>
         </w:tc>
@@ -2193,19 +2113,19 @@
               <w:pStyle w:val="Compact"/>
             </w:pPr>
             <w:r>
-              <w:t xml:space="preserve">региональная традиция, школа, жанр, длительная линия</w:t>
-            </w:r>
-          </w:p>
-        </w:tc>
-        <w:tc>
-          <w:tcPr/>
-          <w:p>
-            <w:pPr>
-              <w:pStyle w:val="Compact"/>
-              <w:jc w:val="right"/>
-            </w:pPr>
-            <w:r>
-              <w:t xml:space="preserve">37</w:t>
+              <w:t xml:space="preserve">традиция, школа, крупный класс явлений, длительная линия</w:t>
+            </w:r>
+          </w:p>
+        </w:tc>
+        <w:tc>
+          <w:tcPr/>
+          <w:p>
+            <w:pPr>
+              <w:pStyle w:val="Compact"/>
+              <w:jc w:val="right"/>
+            </w:pPr>
+            <w:r>
+              <w:t xml:space="preserve">185</w:t>
             </w:r>
           </w:p>
         </w:tc>
@@ -2229,19 +2149,19 @@
               <w:pStyle w:val="Compact"/>
             </w:pPr>
             <w:r>
-              <w:t xml:space="preserve">широкое сравнение, цивилизационная или методологическая рамка</w:t>
-            </w:r>
-          </w:p>
-        </w:tc>
-        <w:tc>
-          <w:tcPr/>
-          <w:p>
-            <w:pPr>
-              <w:pStyle w:val="Compact"/>
-              <w:jc w:val="right"/>
-            </w:pPr>
-            <w:r>
-              <w:t xml:space="preserve">6</w:t>
+              <w:t xml:space="preserve">межрегиональная, цивилизационная или методологическая рамка</w:t>
+            </w:r>
+          </w:p>
+        </w:tc>
+        <w:tc>
+          <w:tcPr/>
+          <w:p>
+            <w:pPr>
+              <w:pStyle w:val="Compact"/>
+              <w:jc w:val="right"/>
+            </w:pPr>
+            <w:r>
+              <w:t xml:space="preserve">10</w:t>
             </w:r>
           </w:p>
         </w:tc>
@@ -2252,7 +2172,7 @@
         <w:pStyle w:val="BodyText"/>
       </w:pPr>
       <w:r>
-        <w:t xml:space="preserve">Распределение по площадкам показывает, что микрокейсовость не является особенностью только одной серии. На Зографских чтениях G1 составляет 509 из 540 докладов, на Рериховских - 343 из 355. Различие между площадками есть, но оно невелико: на Зографе G2/G3 встречаются в 31 случае из 540, на Рерихе - в 12 из 355. Поэтому главный вывод состоит не в том, что одна площадка</w:t>
+        <w:t xml:space="preserve">Распределение по площадкам показывает, что микрокейсовость не является особенностью одной серии. На Зографских чтениях G1 составляет 754 из 878 докладов (85.9%), на Рериховских - 401 из 472 (85.0%). G2/G3 встречаются соответственно в 124 и 71 случае. Поэтому главный вывод состоит не в том, что одна площадка</w:t>
       </w:r>
       <w:r>
         <w:t xml:space="preserve"> </w:t>
@@ -2270,15 +2190,15 @@
         <w:t xml:space="preserve">“не обобщает”</w:t>
       </w:r>
       <w:r>
-        <w:t xml:space="preserve">. Обе площадки воспроизводят один и тот же базовый жанр: доклад о конкретном материале, частной проблеме или отдельном источнике.</w:t>
-      </w:r>
-    </w:p>
-    <w:p>
-      <w:pPr>
-        <w:pStyle w:val="BodyText"/>
-      </w:pPr>
-      <w:r>
-        <w:t xml:space="preserve">Этот результат не следует понимать оценочно. Микрокейс не является признаком слабости; для филологической, историко-религиоведческой и источниковедческой традиции он часто представляет собой нормальный способ научной аргументации. Однако распределение G1-G3 показывает, что две площадки редко производят публичный жанр большой синтетической рамки. Особенно показательно, что перекрестные участники не оказываются макрообобщающими фигурами. У авторов, выступавших на обеих площадках, доля G2/G3 составляет лишь 2.3%, тогда как у одноплощадочных участников - 6.5% (p ~= 0.0037). Мостовая функция, таким образом, обеспечивается не синтетическим универсализмом, а переносом устойчивых частных специализаций.</w:t>
+        <w:t xml:space="preserve">. Обе площадки воспроизводят один базовый жанр: доклад о конкретном материале, частной проблеме или ограниченном корпусе источников.</w:t>
+      </w:r>
+    </w:p>
+    <w:p>
+      <w:pPr>
+        <w:pStyle w:val="BodyText"/>
+      </w:pPr>
+      <w:r>
+        <w:t xml:space="preserve">Этот результат не следует понимать оценочно. Микрокейс не является признаком слабости; для филологической, историко-религиоведческой и источниковедческой традиции он часто представляет собой нормальный способ надежной аргументации. Однако распределение G1-G3 показывает, что две площадки редко предъявляют большой синтез как самостоятельный публичный жанр. При этом прежняя гипотеза, будто перекрестные участники особенно избегают обобщений, на расширенном корпусе не подтверждается: доля G2/G3 в их авторских участиях составляет 12.5%, у одноплощадочных - 15.5%, и различие незначимо (точный критерий Фишера, p = 0.132).</w:t>
       </w:r>
     </w:p>
     <w:p>
@@ -2323,15 +2243,24 @@
         <w:pStyle w:val="BodyText"/>
       </w:pPr>
       <w:r>
-        <w:t xml:space="preserve">Возрастной срез уточняет этот вывод. Для всех G2/G3 вместе возрастной эффект умеренный: медиана возраста авторского участия составляет 50 лет против 45 лет у G1, а тест Манна-Уитни дает только тенденцию (p ~= 0.066). Но на уровне G3 картина заметнее: медианный возраст автора составляет 66 лет, и 4 из 6 G3-докладов сделаны участниками старше 60 лет. Поэтому осторожная формулировка такова: широкое обобщение не запрещено полностью, но в наблюдаемом корпусе появляется главным образом как жанр признанного старшего или уже авторитетного голоса.</w:t>
-      </w:r>
-    </w:p>
-    <w:p>
-      <w:pPr>
-        <w:pStyle w:val="BodyText"/>
-      </w:pPr>
-      <w:r>
-        <w:t xml:space="preserve">Шесть G3-докладов тематически показательны: они касаются моделей христианского и индо-буддийского времени, мифологических реконструкций на евразийском материале, южноазиатско-африканских связей, сопоставления индийской и западной эпистемической культуры,</w:t>
+        <w:t xml:space="preserve">Возрастной срез требует пересмотра первоначального предположения о</w:t>
+      </w:r>
+      <w:r>
+        <w:t xml:space="preserve"> </w:t>
+      </w:r>
+      <w:r>
+        <w:t xml:space="preserve">“статусном жанре”</w:t>
+      </w:r>
+      <w:r>
+        <w:t xml:space="preserve">. Для авторских участий с известным годом рождения медианный возраст в G2/G3 и в G1 одинаков и составляет 46 лет; тест Манна-Уитни не выявляет надежного различия (p = 0.078). Среди десяти G3-докладов возраст автора известен для семи; их медиана составляет 55 лет, а возраст 60 лет и старше имеют три случая. Следовательно, гипотеза о том, что широкие обобщения допускаются преимущественно для старшего поколения, в расширенном корпусе не подтверждается. Ее можно сохранять как вопрос для более полного authority-слоя, но не как результат статьи.</w:t>
+      </w:r>
+    </w:p>
+    <w:p>
+      <w:pPr>
+        <w:pStyle w:val="BodyText"/>
+      </w:pPr>
+      <w:r>
+        <w:t xml:space="preserve">Десять G3-докладов тематически показательны: они касаются сопоставления индийской и западной эпистемологии, индийской и европейской философских традиций, южноазиатско-африканских связей, двух теорий социогенеза, многовековых</w:t>
       </w:r>
       <w:r>
         <w:t xml:space="preserve"> </w:t>
@@ -2340,46 +2269,71 @@
         <w:t xml:space="preserve">“мифов об Индии”</w:t>
       </w:r>
       <w:r>
-        <w:t xml:space="preserve"> </w:t>
-      </w:r>
-      <w:r>
-        <w:t xml:space="preserve">и цивилизационной демаркации Восток-Запад. Это не просто более длинные или более эффектные заголовки; это попытки поставить индийский материал в широкую сравнительную рамку. Именно поэтому они выделяются на фоне сотен G1-докладов о конкретных текстах, терминах и авторах.</w:t>
-      </w:r>
-    </w:p>
-    <w:p>
-      <w:pPr>
-        <w:pStyle w:val="BodyText"/>
-      </w:pPr>
-      <w:r>
-        <w:t xml:space="preserve">Гипотеза о поколенческой маркированности обобщения должна быть сформулирована строго. Данные не доказывают, что молодым участникам</w:t>
-      </w:r>
-      <w:r>
-        <w:t xml:space="preserve"> </w:t>
-      </w:r>
-      <w:r>
-        <w:t xml:space="preserve">“запрещены”</w:t>
-      </w:r>
-      <w:r>
-        <w:t xml:space="preserve"> </w:t>
-      </w:r>
-      <w:r>
-        <w:t xml:space="preserve">широкие обобщения, и тем более не позволяют реконструировать решения оргкомитетов. Но наблюдаемое распределение совместимо с более мягкой моделью: нормальным и безопасным способом входа в поле является микрокейс, тогда как широкое обобщение требует накопленного статуса, узнаваемой компетенции или уже сложившегося авторского голоса. Поэтому G3 в корпусе выглядит не массовой тематической категорией, а статусным жанром.</w:t>
-      </w:r>
-    </w:p>
-    <w:p>
-      <w:pPr>
-        <w:pStyle w:val="BodyText"/>
-      </w:pPr>
-      <w:r>
-        <w:t xml:space="preserve">Видеозаписи не меняют эту картину. Из 82 докладов, к которым в базе привязаны прямые видеоссылки, 81 относится к G1, один - к G2 и ни один - к G3. Видеоархив расширяет публичную проверяемость отдельных выступлений, но не является репрезентативным срезом макросинтетического жанра.</w:t>
-      </w:r>
-    </w:p>
-    <w:p>
-      <w:pPr>
-        <w:pStyle w:val="BodyText"/>
-      </w:pPr>
-      <w:r>
-        <w:t xml:space="preserve">Это наблюдение важно для будущих цифровых исследований конференций. Если анализировать только доступные видеозаписи, можно получить еще более микрокейсовую картину, чем в полной программе. Видеоархив зависит от года, технической возможности записи, последующей публикации и сопоставимости названия видео с программой. Он ценен как слой открытости и проверяемости, но не как самостоятельная репрезентативная выборка. Поэтому в настоящей статье видеоданные используются только для проверки устойчивости жанрового вывода, а не для отдельной наукометрии просмотров или публичной популярности.</w:t>
+        <w:t xml:space="preserve">, культурных заимствований между Индией, Центральной Азией и Понтом, а также методологии исследования индийской философии. Два доклада о</w:t>
+      </w:r>
+      <w:r>
+        <w:t xml:space="preserve"> </w:t>
+      </w:r>
+      <w:r>
+        <w:t xml:space="preserve">“южноазиатской схеме рациональности”</w:t>
+      </w:r>
+      <w:r>
+        <w:t xml:space="preserve"> </w:t>
+      </w:r>
+      <w:r>
+        <w:t xml:space="preserve">после редакционной проверки отнесены к G2: они обобщают одну традицию, но не заявляют межцивилизационной рамки.</w:t>
+      </w:r>
+    </w:p>
+    <w:p>
+      <w:pPr>
+        <w:pStyle w:val="BodyText"/>
+      </w:pPr>
+      <w:r>
+        <w:t xml:space="preserve">Проверка мезоуровней дополняет эту картину. Тема не равна масштабу: доклад о буддийском, ведийском, эпическом или гималайском материале может оставаться G1. Модельная разметка по контролируемому словарю выделила наиболее наполненные сквозные контуры: буддийские традиции (214 докладов), философию и эпистемологию (107), ведийские исследования (79), сравнительный анализ (71), тибетолого-гималайский контур и эпосы</w:t>
+      </w:r>
+      <w:r>
+        <w:t xml:space="preserve"> </w:t>
+      </w:r>
+      <w:r>
+        <w:t xml:space="preserve">“Рамаяна”</w:t>
+      </w:r>
+      <w:r>
+        <w:t xml:space="preserve"> </w:t>
+      </w:r>
+      <w:r>
+        <w:t xml:space="preserve">/</w:t>
+      </w:r>
+      <w:r>
+        <w:t xml:space="preserve"> </w:t>
+      </w:r>
+      <w:r>
+        <w:t xml:space="preserve">“Махабхарата”</w:t>
+      </w:r>
+      <w:r>
+        <w:t xml:space="preserve"> </w:t>
+      </w:r>
+      <w:r>
+        <w:t xml:space="preserve">(по 69). После проверки потребовалось добавить один новый устойчивый индекс -</w:t>
+      </w:r>
+      <w:r>
+        <w:t xml:space="preserve"> </w:t>
+      </w:r>
+      <w:r>
+        <w:t xml:space="preserve">“Сикхские исследования”</w:t>
+      </w:r>
+      <w:r>
+        <w:t xml:space="preserve"> </w:t>
+      </w:r>
+      <w:r>
+        <w:t xml:space="preserve">для двух докладов; остальные предложенные единичные рубрики не вводились как самостоятельные мезоуровни.</w:t>
+      </w:r>
+    </w:p>
+    <w:p>
+      <w:pPr>
+        <w:pStyle w:val="BodyText"/>
+      </w:pPr>
+      <w:r>
+        <w:t xml:space="preserve">Видеоархив не используется как репрезентативная выборка масштаба аргумента. В базе к 82 докладам привязаны сохранившиеся видеозаписи, но наличие видео зависит от года, технической возможности записи, последующей публикации и надежности сопоставления с программой. Этот слой ценен для проверки отдельных выступлений и открыт на сайте как каталог и как статус конкретного доклада, но не заменяет корпус программ.</w:t>
       </w:r>
     </w:p>
     <w:bookmarkEnd w:id="15"/>
@@ -2488,7 +2442,7 @@
         <w:pStyle w:val="FirstParagraph"/>
       </w:pPr>
       <w:r>
-        <w:t xml:space="preserve">Анализ двух чтений показывает, что публично наблюдаемая конференционная индология России организована не как единое непрерывное поле, а как две частично изолированные среды, связанные небольшим мостовым слоем. Это самый сильный количественный результат статьи: наблюдаемое пересечение в 38 ученых резко ниже нулевого ожидания около 104 при той же индивидуальной активности.</w:t>
+        <w:t xml:space="preserve">Анализ двух чтений показывает, что публично наблюдаемая конференционная индология России организована не как единое непрерывное поле, а как две частично изолированные среды, связанные небольшим мостовым слоем. Это самый сильный количественный результат статьи: наблюдаемое пересечение в 41 ученого резко ниже нулевого ожидания 128.4 при той же индивидуальной активности.</w:t>
       </w:r>
     </w:p>
     <w:p>
@@ -2525,15 +2479,15 @@
         <w:pStyle w:val="BodyText"/>
       </w:pPr>
       <w:r>
-        <w:t xml:space="preserve">Третий результат - источниковедческий. Аффилиации в программах нельзя читать буквально: Зографские чтения почти всегда публикуют город вместо учреждения, тогда как Рериховские чаще показывают институциональную принадлежность. Поэтому данные о городах пригодны для анализа публичной репрезентации, но не для прямого вывода о месте работы участника.</w:t>
-      </w:r>
-    </w:p>
-    <w:p>
-      <w:pPr>
-        <w:pStyle w:val="BodyText"/>
-      </w:pPr>
-      <w:r>
-        <w:t xml:space="preserve">Четвертый результат - жанровый. Шкала G1-G3 показывает, что микрокейс является нормой поля: 852 из 895 докладов построены на локальном объекте, а широкие обобщения крайне редки. Это не недостаток, а характеристика дисциплинарного режима: российская конференционная индология публично воспроизводит себя прежде всего через точечную работу с текстами, авторами и источниками. Редкие обобщения появляются как особый жанр, чаще связанный со старшим или уже авторитетным голосом.</w:t>
+        <w:t xml:space="preserve">Третий результат - источниковедческий. Аффилиации в программах нельзя читать буквально: Зографские чтения значительно чаще публикуют город вместо учреждения, тогда как Рериховские чаще показывают институциональную принадлежность. Поэтому данные о городах пригодны для анализа публичной репрезентации, но не для прямого вывода о месте работы участника.</w:t>
+      </w:r>
+    </w:p>
+    <w:p>
+      <w:pPr>
+        <w:pStyle w:val="BodyText"/>
+      </w:pPr>
+      <w:r>
+        <w:t xml:space="preserve">Четвертый результат - жанровый. Шкала G1-G3 показывает, что микрокейс является нормой поля: 1155 из 1350 докладов построены на локальном объекте, а глобальные обобщения представлены десятью заголовками. Это не недостаток, а характеристика дисциплинарного режима: российская конференционная индология публично воспроизводит себя прежде всего через точечную работу с текстами, авторами и источниками. При этом гипотеза о преимущественно старшем возрасте авторов широких обобщений на расширенном корпусе не подтверждена.</w:t>
       </w:r>
     </w:p>
     <w:p>
